--- a/docs/orion-beyond-the-frontier.docx
+++ b/docs/orion-beyond-the-frontier.docx
@@ -18509,7 +18509,7 @@
         <w:t xml:space="preserve"> </w:t>
       </w:r>
       <w:r>
-        <w:t xml:space="preserve">Preserve ancient galactic order; prevent destabilizing expansion into territories tied to Precursor legacy; monitor humanity’s development under the Observation Directive.</w:t>
+        <w:t xml:space="preserve">Preserve ancient galactic order and prevent destabilizing expansion into territories tied to Precursor legacy.</w:t>
       </w:r>
     </w:p>
     <w:p>
@@ -18531,7 +18531,7 @@
         <w:t xml:space="preserve"> </w:t>
       </w:r>
       <w:r>
-        <w:t xml:space="preserve">Rimward territories along the outer Orion Arm; exact boundaries defined by the Rim Concord of 3800, though human cartographers have mapped only the treaty margins.</w:t>
+        <w:t xml:space="preserve">Rimward territories along the outer Orion Arm; boundaries defined by the Rim Concord of 3800.</w:t>
       </w:r>
     </w:p>
     <w:p>
@@ -18553,7 +18553,7 @@
         <w:t xml:space="preserve"> </w:t>
       </w:r>
       <w:r>
-        <w:t xml:space="preserve">Imperial hierarchy with largely opaque internal structure; external governance conducted through designated envoys and the Zynthari Observation Directorate, established in 3950.</w:t>
+        <w:t xml:space="preserve">Imperial hierarchy with opaque internal structure; external affairs handled by the Zynthari Observation Directorate.</w:t>
       </w:r>
     </w:p>
     <w:p>
@@ -18575,7 +18575,7 @@
         <w:t xml:space="preserve"> </w:t>
       </w:r>
       <w:r>
-        <w:t xml:space="preserve">Internal decision-making processes remain unknown to human researchers. External communications to humanity are routed through Observation Directorate envoys.</w:t>
+        <w:t xml:space="preserve">Internal decision-making is unknown to human researchers; communications to humanity flow through Observation Directorate envoys.</w:t>
       </w:r>
     </w:p>
     <w:p>
@@ -18597,7 +18597,7 @@
         <w:t xml:space="preserve"> </w:t>
       </w:r>
       <w:r>
-        <w:t xml:space="preserve">Tense coexistence with humanity following the Cold Rim Conflict (3750) and the Rim Concord (3800). The Zal-Terran Commonwealth maintains the most functional diplomatic channel; other polities range from respectful wariness to covert hostility. Some quietly develop counter-weapons against Zynthari capabilities.</w:t>
+        <w:t xml:space="preserve">Tense coexistence with humanity after the Cold Rim Conflict (3750) and the Rim Concord (3800); the Zal-Terran Commonwealth holds the most functional diplomatic channel.</w:t>
       </w:r>
     </w:p>
     <w:p>
@@ -18619,7 +18619,7 @@
         <w:t xml:space="preserve"> </w:t>
       </w:r>
       <w:r>
-        <w:t xml:space="preserve">Self-sufficient; spacetime manipulation technology renders conventional resource constraints largely irrelevant. Trade with humanity is minimal and selective.</w:t>
+        <w:t xml:space="preserve">Self-sufficient; spacetime manipulation technology renders conventional resource constraints irrelevant. Trade with humanity is minimal.</w:t>
       </w:r>
     </w:p>
     <w:p>
@@ -18654,7 +18654,10 @@
         <w:t xml:space="preserve">Chrono-Guardians</w:t>
       </w:r>
       <w:r>
-        <w:t xml:space="preserve">, an elite fleet capable of responding to territorial violations within moments, enforce Zynthari boundaries. Their punitive strikes during the Cold Rim Conflict demonstrated capacity for devastating, precisely applied force.</w:t>
+        <w:t xml:space="preserve"> </w:t>
+      </w:r>
+      <w:r>
+        <w:t xml:space="preserve">enforce Zynthari boundaries and can respond to territorial violations within moments.</w:t>
       </w:r>
     </w:p>
     <w:p>
@@ -18676,7 +18679,7 @@
         <w:t xml:space="preserve"> </w:t>
       </w:r>
       <w:r>
-        <w:t xml:space="preserve">Millennia ahead of humanity in spacetime engineering and energy manipulation. Their evident engagement with Precursor legacy — and evasive responses when pressed on it — suggests they faced, and survived, similar existential challenges.</w:t>
+        <w:t xml:space="preserve">Millennia ahead of humanity in spacetime engineering; their engagement with Precursor legacy suggests they faced — and survived — similar existential challenges.</w:t>
       </w:r>
     </w:p>
     <w:p>
@@ -18698,7 +18701,7 @@
         <w:t xml:space="preserve"> </w:t>
       </w:r>
       <w:r>
-        <w:t xml:space="preserve">Largely unknown to humanity. The Zynthari operate on timescales that make human political cycles appear trivial, carry long institutional memory, and regard humanity with a mixture of cautious concern and reluctant engagement.</w:t>
+        <w:t xml:space="preserve">Largely unknown to humanity; the Zynthari operate on timescales that make human political cycles appear trivial.</w:t>
       </w:r>
     </w:p>
     <w:bookmarkEnd w:id="139"/>

--- a/docs/orion-beyond-the-frontier.docx
+++ b/docs/orion-beyond-the-frontier.docx
@@ -23,7 +23,7 @@
         <w:pStyle w:val="Date"/>
       </w:pPr>
       <w:r>
-        <w:t xml:space="preserve">2026-06-06</w:t>
+        <w:t xml:space="preserve">2026-06-07</w:t>
       </w:r>
     </w:p>
     <w:sdt>
@@ -6581,7 +6581,7 @@
           <w:b/>
           <w:bCs/>
         </w:rPr>
-        <w:t xml:space="preserve">Risk Oracle</w:t>
+        <w:t xml:space="preserve">Situation Roll</w:t>
       </w:r>
       <w:r>
         <w:t xml:space="preserve"> </w:t>
@@ -6611,7 +6611,7 @@
         <w:pStyle w:val="BodyText"/>
       </w:pPr>
       <w:r>
-        <w:t xml:space="preserve">You don’t need to use all three tools every scene. Most moments resolve through the Risk Oracle alone. The Question Oracle comes in when the fiction raises a question your character can’t answer by acting. Sparks are a last resort, not a crutch.</w:t>
+        <w:t xml:space="preserve">You don’t need to use all three tools every scene. Most moments resolve through the Situation Roll alone. The Question Oracle comes in when the fiction raises a question your character can’t answer by acting. Sparks are a last resort, not a crutch.</w:t>
       </w:r>
     </w:p>
     <w:bookmarkStart w:id="45" w:name="the-loop"/>

--- a/docs/orion-beyond-the-frontier.docx
+++ b/docs/orion-beyond-the-frontier.docx
@@ -23,7 +23,7 @@
         <w:pStyle w:val="Date"/>
       </w:pPr>
       <w:r>
-        <w:t xml:space="preserve">2026-06-07</w:t>
+        <w:t xml:space="preserve">2026-06-09</w:t>
       </w:r>
     </w:p>
     <w:sdt>
@@ -17059,6 +17059,14 @@
         <w:t xml:space="preserve">Major Stellar Polities</w:t>
       </w:r>
     </w:p>
+    <w:p>
+      <w:pPr>
+        <w:pStyle w:val="FirstParagraph"/>
+      </w:pPr>
+      <w:r>
+        <w:t xml:space="preserve">By 4000 CE, no single authority rules human space. The Sol Union’s early dream of unified governance fragmented across centuries of rebellion, secession, and first contact, leaving a constellation of competing polities in its wake — each born from a different vision of what humanity should become. Some are federations of worlds, others corporate oligarchies or posthumanist collectives; one is an alien empire that predates human civilization entirely. They coexist through treaties, rivalry, and the unspoken understanding that open war in the age of jumpgates is catastrophic for everyone. Between them lie independent systems, frontier coalitions, and corridors of space where no polity’s writ runs at all.</w:t>
+      </w:r>
+    </w:p>
     <w:bookmarkStart w:id="133" w:name="sol-union"/>
     <w:p>
       <w:pPr>
@@ -18713,6 +18721,14 @@
       </w:pPr>
       <w:r>
         <w:t xml:space="preserve">Factions and Alliances</w:t>
+      </w:r>
+    </w:p>
+    <w:p>
+      <w:pPr>
+        <w:pStyle w:val="FirstParagraph"/>
+      </w:pPr>
+      <w:r>
+        <w:t xml:space="preserve">Polities hold territory and project power across star systems, but factions are the forces that move through them — ideological movements, corporate blocs, cults, and coalitions that operate across borders and don’t answer to any single government. In the Orion Frontier, a character’s relationship with these groups often matters more than their citizenship. Factions offer work, protection, and purpose; they also demand loyalty, and they remember betrayal.</w:t>
       </w:r>
     </w:p>
     <w:bookmarkStart w:id="144" w:name="major-factions"/>
@@ -24695,7 +24711,7 @@
     </w:tbl>
     <w:bookmarkEnd w:id="204"/>
     <w:bookmarkEnd w:id="205"/>
-    <w:bookmarkStart w:id="235" w:name="stellar-fauna-and-flora"/>
+    <w:bookmarkStart w:id="217" w:name="alien-life"/>
     <w:p>
       <w:pPr>
         <w:pStyle w:val="Heading1"/>
@@ -24705,7 +24721,7 @@
           <w:b/>
           <w:bCs/>
         </w:rPr>
-        <w:t xml:space="preserve">Stellar Fauna and Flora</w:t>
+        <w:t xml:space="preserve">Alien Life</w:t>
       </w:r>
     </w:p>
     <w:p>
@@ -24713,10 +24729,10 @@
         <w:pStyle w:val="FirstParagraph"/>
       </w:pPr>
       <w:r>
-        <w:t xml:space="preserve">The alien worlds of the Orion Frontier support life forms adapted to conditions that range from toxic to impossible. Many are dangerous. Most are poorly understood. Below are examples of flora and fauna encountered in the Frontier.</w:t>
-      </w:r>
-    </w:p>
-    <w:bookmarkStart w:id="208" w:name="flora"/>
+        <w:t xml:space="preserve">No survey can catalogue the biospheres of hundreds of worlds. What follows is not a bestiary — it is a generator. When characters land on an unfamiliar planet, the Referee rolls or selects from these tables to build a life form suited to the environment. Combine results freely. Not every entry needs to apply; a sessile colonial organism has no threat behavior worth noting, and a mindless filter-feeder has no defined ecological role in the predator sense. Use what fits, discard what doesn’t.</w:t>
+      </w:r>
+    </w:p>
+    <w:bookmarkStart w:id="213" w:name="generating-a-life-form"/>
     <w:p>
       <w:pPr>
         <w:pStyle w:val="Heading2"/>
@@ -24726,10 +24742,10 @@
           <w:b/>
           <w:bCs/>
         </w:rPr>
-        <w:t xml:space="preserve">Flora</w:t>
-      </w:r>
-    </w:p>
-    <w:bookmarkStart w:id="206" w:name="luminae-vines"/>
+        <w:t xml:space="preserve">Generating a Life Form</w:t>
+      </w:r>
+    </w:p>
+    <w:bookmarkStart w:id="206" w:name="environment"/>
     <w:p>
       <w:pPr>
         <w:pStyle w:val="Heading3"/>
@@ -24739,873 +24755,7 @@
           <w:b/>
           <w:bCs/>
         </w:rPr>
-        <w:t xml:space="preserve">1. Luminae Vines</w:t>
-      </w:r>
-    </w:p>
-    <w:p>
-      <w:pPr>
-        <w:pStyle w:val="Compact"/>
-        <w:numPr>
-          <w:ilvl w:val="0"/>
-          <w:numId w:val="1155"/>
-        </w:numPr>
-      </w:pPr>
-      <w:r>
-        <w:rPr>
-          <w:b/>
-          <w:bCs/>
-        </w:rPr>
-        <w:t xml:space="preserve">Habitat</w:t>
-      </w:r>
-      <w:r>
-        <w:t xml:space="preserve">: Shadowed regions of dense Precursor ruins or deep cave systems.</w:t>
-      </w:r>
-    </w:p>
-    <w:p>
-      <w:pPr>
-        <w:pStyle w:val="Compact"/>
-        <w:numPr>
-          <w:ilvl w:val="0"/>
-          <w:numId w:val="1155"/>
-        </w:numPr>
-      </w:pPr>
-      <w:r>
-        <w:rPr>
-          <w:b/>
-          <w:bCs/>
-        </w:rPr>
-        <w:t xml:space="preserve">Description</w:t>
-      </w:r>
-      <w:r>
-        <w:t xml:space="preserve">: These bioluminescent vines glow in mesmerizing hues, pulsating in response to movement or sound. Their tendrils are covered in tiny, reactive sensors, giving them the appearance of shimmering, living circuitry.</w:t>
-      </w:r>
-    </w:p>
-    <w:p>
-      <w:pPr>
-        <w:pStyle w:val="Compact"/>
-        <w:numPr>
-          <w:ilvl w:val="0"/>
-          <w:numId w:val="1155"/>
-        </w:numPr>
-      </w:pPr>
-      <w:r>
-        <w:rPr>
-          <w:b/>
-          <w:bCs/>
-        </w:rPr>
-        <w:t xml:space="preserve">Behavior</w:t>
-      </w:r>
-      <w:r>
-        <w:t xml:space="preserve">:</w:t>
-      </w:r>
-    </w:p>
-    <w:p>
-      <w:pPr>
-        <w:pStyle w:val="Compact"/>
-        <w:numPr>
-          <w:ilvl w:val="1"/>
-          <w:numId w:val="1156"/>
-        </w:numPr>
-      </w:pPr>
-      <w:r>
-        <w:t xml:space="preserve">The vines react defensively to perceived threats, releasing spores that induce hallucinations in intruders.</w:t>
-      </w:r>
-    </w:p>
-    <w:p>
-      <w:pPr>
-        <w:pStyle w:val="Compact"/>
-        <w:numPr>
-          <w:ilvl w:val="1"/>
-          <w:numId w:val="1156"/>
-        </w:numPr>
-      </w:pPr>
-      <w:r>
-        <w:t xml:space="preserve">They coil around objects or living beings for protection, making exploration of their habitats treacherous.</w:t>
-      </w:r>
-    </w:p>
-    <w:p>
-      <w:pPr>
-        <w:pStyle w:val="Compact"/>
-        <w:numPr>
-          <w:ilvl w:val="0"/>
-          <w:numId w:val="1155"/>
-        </w:numPr>
-      </w:pPr>
-      <w:r>
-        <w:rPr>
-          <w:b/>
-          <w:bCs/>
-        </w:rPr>
-        <w:t xml:space="preserve">Uses</w:t>
-      </w:r>
-      <w:r>
-        <w:t xml:space="preserve">: The glowing sap is sought after for its healing properties and as a source of light for frontier settlements, though harvesting it is highly dangerous.</w:t>
-      </w:r>
-    </w:p>
-    <w:bookmarkEnd w:id="206"/>
-    <w:bookmarkStart w:id="207" w:name="starlight-blooms"/>
-    <w:p>
-      <w:pPr>
-        <w:pStyle w:val="Heading3"/>
-      </w:pPr>
-      <w:r>
-        <w:rPr>
-          <w:b/>
-          <w:bCs/>
-        </w:rPr>
-        <w:t xml:space="preserve">2. Starlight Blooms</w:t>
-      </w:r>
-    </w:p>
-    <w:p>
-      <w:pPr>
-        <w:pStyle w:val="Compact"/>
-        <w:numPr>
-          <w:ilvl w:val="0"/>
-          <w:numId w:val="1157"/>
-        </w:numPr>
-      </w:pPr>
-      <w:r>
-        <w:rPr>
-          <w:b/>
-          <w:bCs/>
-        </w:rPr>
-        <w:t xml:space="preserve">Habitat</w:t>
-      </w:r>
-      <w:r>
-        <w:t xml:space="preserve">: High-altitude plateaus on airless worlds.</w:t>
-      </w:r>
-    </w:p>
-    <w:p>
-      <w:pPr>
-        <w:pStyle w:val="Compact"/>
-        <w:numPr>
-          <w:ilvl w:val="0"/>
-          <w:numId w:val="1157"/>
-        </w:numPr>
-      </w:pPr>
-      <w:r>
-        <w:rPr>
-          <w:b/>
-          <w:bCs/>
-        </w:rPr>
-        <w:t xml:space="preserve">Description</w:t>
-      </w:r>
-      <w:r>
-        <w:t xml:space="preserve">: These crystalline, flower-like structures are not plants in the traditional sense but silicon-based life forms that absorb starlight to fuel their growth. Each petal is semi-transparent and refracts light into dazzling rainbows.</w:t>
-      </w:r>
-    </w:p>
-    <w:p>
-      <w:pPr>
-        <w:pStyle w:val="Compact"/>
-        <w:numPr>
-          <w:ilvl w:val="0"/>
-          <w:numId w:val="1157"/>
-        </w:numPr>
-      </w:pPr>
-      <w:r>
-        <w:rPr>
-          <w:b/>
-          <w:bCs/>
-        </w:rPr>
-        <w:t xml:space="preserve">Behavior</w:t>
-      </w:r>
-      <w:r>
-        <w:t xml:space="preserve">:</w:t>
-      </w:r>
-    </w:p>
-    <w:p>
-      <w:pPr>
-        <w:pStyle w:val="Compact"/>
-        <w:numPr>
-          <w:ilvl w:val="1"/>
-          <w:numId w:val="1158"/>
-        </w:numPr>
-      </w:pPr>
-      <w:r>
-        <w:t xml:space="preserve">Blooms slowly rotate to track distant stars.</w:t>
-      </w:r>
-    </w:p>
-    <w:p>
-      <w:pPr>
-        <w:pStyle w:val="Compact"/>
-        <w:numPr>
-          <w:ilvl w:val="1"/>
-          <w:numId w:val="1158"/>
-        </w:numPr>
-      </w:pPr>
-      <w:r>
-        <w:t xml:space="preserve">When disturbed, they emit a high-pitched frequency that can disrupt nearby electronics.</w:t>
-      </w:r>
-    </w:p>
-    <w:p>
-      <w:pPr>
-        <w:pStyle w:val="Compact"/>
-        <w:numPr>
-          <w:ilvl w:val="0"/>
-          <w:numId w:val="1157"/>
-        </w:numPr>
-      </w:pPr>
-      <w:r>
-        <w:rPr>
-          <w:b/>
-          <w:bCs/>
-        </w:rPr>
-        <w:t xml:space="preserve">Uses</w:t>
-      </w:r>
-      <w:r>
-        <w:t xml:space="preserve">: Fragments of Starlight Blooms are prized as components in energy amplifiers and high-end optical technology.</w:t>
-      </w:r>
-    </w:p>
-    <w:bookmarkEnd w:id="207"/>
-    <w:bookmarkEnd w:id="208"/>
-    <w:bookmarkStart w:id="211" w:name="fauna"/>
-    <w:p>
-      <w:pPr>
-        <w:pStyle w:val="Heading2"/>
-      </w:pPr>
-      <w:r>
-        <w:rPr>
-          <w:b/>
-          <w:bCs/>
-        </w:rPr>
-        <w:t xml:space="preserve">Fauna</w:t>
-      </w:r>
-    </w:p>
-    <w:bookmarkStart w:id="209" w:name="umbra-stalkers"/>
-    <w:p>
-      <w:pPr>
-        <w:pStyle w:val="Heading3"/>
-      </w:pPr>
-      <w:r>
-        <w:rPr>
-          <w:b/>
-          <w:bCs/>
-        </w:rPr>
-        <w:t xml:space="preserve">1. Umbra Stalkers</w:t>
-      </w:r>
-    </w:p>
-    <w:p>
-      <w:pPr>
-        <w:pStyle w:val="Compact"/>
-        <w:numPr>
-          <w:ilvl w:val="0"/>
-          <w:numId w:val="1159"/>
-        </w:numPr>
-      </w:pPr>
-      <w:r>
-        <w:rPr>
-          <w:b/>
-          <w:bCs/>
-        </w:rPr>
-        <w:t xml:space="preserve">Habitat</w:t>
-      </w:r>
-      <w:r>
-        <w:t xml:space="preserve">: Subterranean caverns and shadowed planetary environments.</w:t>
-      </w:r>
-    </w:p>
-    <w:p>
-      <w:pPr>
-        <w:pStyle w:val="Compact"/>
-        <w:numPr>
-          <w:ilvl w:val="0"/>
-          <w:numId w:val="1159"/>
-        </w:numPr>
-      </w:pPr>
-      <w:r>
-        <w:rPr>
-          <w:b/>
-          <w:bCs/>
-        </w:rPr>
-        <w:t xml:space="preserve">Description</w:t>
-      </w:r>
-      <w:r>
-        <w:t xml:space="preserve">: These sleek, six-legged predators are covered in a jet-black, reflective hide that renders them nearly invisible in darkness. They are bioluminescent on their undersides, emitting an eerie, low glow that they use to communicate with their kind.</w:t>
-      </w:r>
-    </w:p>
-    <w:p>
-      <w:pPr>
-        <w:pStyle w:val="Compact"/>
-        <w:numPr>
-          <w:ilvl w:val="0"/>
-          <w:numId w:val="1159"/>
-        </w:numPr>
-      </w:pPr>
-      <w:r>
-        <w:rPr>
-          <w:b/>
-          <w:bCs/>
-        </w:rPr>
-        <w:t xml:space="preserve">Behavior</w:t>
-      </w:r>
-      <w:r>
-        <w:t xml:space="preserve">:</w:t>
-      </w:r>
-    </w:p>
-    <w:p>
-      <w:pPr>
-        <w:pStyle w:val="Compact"/>
-        <w:numPr>
-          <w:ilvl w:val="1"/>
-          <w:numId w:val="1160"/>
-        </w:numPr>
-      </w:pPr>
-      <w:r>
-        <w:t xml:space="preserve">Ambush predators, they use their luminescence to lure prey into traps.</w:t>
-      </w:r>
-    </w:p>
-    <w:p>
-      <w:pPr>
-        <w:pStyle w:val="Compact"/>
-        <w:numPr>
-          <w:ilvl w:val="1"/>
-          <w:numId w:val="1160"/>
-        </w:numPr>
-      </w:pPr>
-      <w:r>
-        <w:t xml:space="preserve">Highly intelligent, Umbra Stalkers have been observed coordinating hunts through complex light signals.</w:t>
-      </w:r>
-    </w:p>
-    <w:p>
-      <w:pPr>
-        <w:pStyle w:val="Compact"/>
-        <w:numPr>
-          <w:ilvl w:val="0"/>
-          <w:numId w:val="1159"/>
-        </w:numPr>
-      </w:pPr>
-      <w:r>
-        <w:rPr>
-          <w:b/>
-          <w:bCs/>
-        </w:rPr>
-        <w:t xml:space="preserve">Threats</w:t>
-      </w:r>
-      <w:r>
-        <w:t xml:space="preserve">:</w:t>
-      </w:r>
-    </w:p>
-    <w:p>
-      <w:pPr>
-        <w:pStyle w:val="Compact"/>
-        <w:numPr>
-          <w:ilvl w:val="1"/>
-          <w:numId w:val="1161"/>
-        </w:numPr>
-      </w:pPr>
-      <w:r>
-        <w:t xml:space="preserve">Capable of leaping great distances and attacking with razor-sharp mandibles.</w:t>
-      </w:r>
-    </w:p>
-    <w:p>
-      <w:pPr>
-        <w:pStyle w:val="Compact"/>
-        <w:numPr>
-          <w:ilvl w:val="1"/>
-          <w:numId w:val="1161"/>
-        </w:numPr>
-      </w:pPr>
-      <w:r>
-        <w:t xml:space="preserve">Emit a disorienting chittering sound when threatened, which can incapacitate their prey.</w:t>
-      </w:r>
-    </w:p>
-    <w:p>
-      <w:pPr>
-        <w:pStyle w:val="Compact"/>
-        <w:numPr>
-          <w:ilvl w:val="0"/>
-          <w:numId w:val="1159"/>
-        </w:numPr>
-      </w:pPr>
-      <w:r>
-        <w:rPr>
-          <w:b/>
-          <w:bCs/>
-        </w:rPr>
-        <w:t xml:space="preserve">Uses</w:t>
-      </w:r>
-      <w:r>
-        <w:t xml:space="preserve">: The reflective hide of an Umbra Stalker is a prized material for crafting stealth gear or armor. However, hunting them is highly dangerous, as their hunting packs are relentless in pursuit of perceived threats.</w:t>
-      </w:r>
-    </w:p>
-    <w:bookmarkEnd w:id="209"/>
-    <w:bookmarkStart w:id="210" w:name="nebula-mantas"/>
-    <w:p>
-      <w:pPr>
-        <w:pStyle w:val="Heading3"/>
-      </w:pPr>
-      <w:r>
-        <w:rPr>
-          <w:b/>
-          <w:bCs/>
-        </w:rPr>
-        <w:t xml:space="preserve">2. Nebula Mantas</w:t>
-      </w:r>
-    </w:p>
-    <w:p>
-      <w:pPr>
-        <w:pStyle w:val="Compact"/>
-        <w:numPr>
-          <w:ilvl w:val="0"/>
-          <w:numId w:val="1162"/>
-        </w:numPr>
-      </w:pPr>
-      <w:r>
-        <w:rPr>
-          <w:b/>
-          <w:bCs/>
-        </w:rPr>
-        <w:t xml:space="preserve">Habitat</w:t>
-      </w:r>
-      <w:r>
-        <w:t xml:space="preserve">: Upper atmospheres of gas giants.</w:t>
-      </w:r>
-    </w:p>
-    <w:p>
-      <w:pPr>
-        <w:pStyle w:val="Compact"/>
-        <w:numPr>
-          <w:ilvl w:val="0"/>
-          <w:numId w:val="1162"/>
-        </w:numPr>
-      </w:pPr>
-      <w:r>
-        <w:rPr>
-          <w:b/>
-          <w:bCs/>
-        </w:rPr>
-        <w:t xml:space="preserve">Description</w:t>
-      </w:r>
-      <w:r>
-        <w:t xml:space="preserve">: Enormous, manta-ray-like creatures that glide through gas giant skies, feeding on ionized particles and drifting organisms. Their translucent bodies shimmer with internal bioluminescence, creating the illusion of glowing constellations in motion.</w:t>
-      </w:r>
-    </w:p>
-    <w:p>
-      <w:pPr>
-        <w:pStyle w:val="Compact"/>
-        <w:numPr>
-          <w:ilvl w:val="0"/>
-          <w:numId w:val="1162"/>
-        </w:numPr>
-      </w:pPr>
-      <w:r>
-        <w:rPr>
-          <w:b/>
-          <w:bCs/>
-        </w:rPr>
-        <w:t xml:space="preserve">Behavior</w:t>
-      </w:r>
-      <w:r>
-        <w:t xml:space="preserve">:</w:t>
-      </w:r>
-    </w:p>
-    <w:p>
-      <w:pPr>
-        <w:pStyle w:val="Compact"/>
-        <w:numPr>
-          <w:ilvl w:val="1"/>
-          <w:numId w:val="1163"/>
-        </w:numPr>
-      </w:pPr>
-      <w:r>
-        <w:t xml:space="preserve">Passive filter feeders, but their size makes them dangerous to ships navigating their territory.</w:t>
-      </w:r>
-    </w:p>
-    <w:p>
-      <w:pPr>
-        <w:pStyle w:val="Compact"/>
-        <w:numPr>
-          <w:ilvl w:val="1"/>
-          <w:numId w:val="1163"/>
-        </w:numPr>
-      </w:pPr>
-      <w:r>
-        <w:t xml:space="preserve">React to electrical discharges by emitting EMP pulses, disabling nearby electronics.</w:t>
-      </w:r>
-    </w:p>
-    <w:p>
-      <w:pPr>
-        <w:pStyle w:val="Compact"/>
-        <w:numPr>
-          <w:ilvl w:val="0"/>
-          <w:numId w:val="1162"/>
-        </w:numPr>
-      </w:pPr>
-      <w:r>
-        <w:rPr>
-          <w:b/>
-          <w:bCs/>
-        </w:rPr>
-        <w:t xml:space="preserve">Threats</w:t>
-      </w:r>
-      <w:r>
-        <w:t xml:space="preserve">:</w:t>
-      </w:r>
-    </w:p>
-    <w:p>
-      <w:pPr>
-        <w:pStyle w:val="Compact"/>
-        <w:numPr>
-          <w:ilvl w:val="1"/>
-          <w:numId w:val="1164"/>
-        </w:numPr>
-      </w:pPr>
-      <w:r>
-        <w:t xml:space="preserve">Accidental collisions with ships can cause catastrophic damage.</w:t>
-      </w:r>
-    </w:p>
-    <w:p>
-      <w:pPr>
-        <w:pStyle w:val="Compact"/>
-        <w:numPr>
-          <w:ilvl w:val="0"/>
-          <w:numId w:val="1162"/>
-        </w:numPr>
-      </w:pPr>
-      <w:r>
-        <w:rPr>
-          <w:b/>
-          <w:bCs/>
-        </w:rPr>
-        <w:t xml:space="preserve">Uses</w:t>
-      </w:r>
-      <w:r>
-        <w:t xml:space="preserve">: Their unique bioluminescent enzymes are used in advanced sensor technology and stealth systems, making them highly valuable to researchers and corporations alike.</w:t>
-      </w:r>
-    </w:p>
-    <w:bookmarkEnd w:id="210"/>
-    <w:bookmarkEnd w:id="211"/>
-    <w:bookmarkStart w:id="214" w:name="ecosystems-in-the-frontier"/>
-    <w:p>
-      <w:pPr>
-        <w:pStyle w:val="Heading2"/>
-      </w:pPr>
-      <w:r>
-        <w:rPr>
-          <w:b/>
-          <w:bCs/>
-        </w:rPr>
-        <w:t xml:space="preserve">Ecosystems in the Frontier</w:t>
-      </w:r>
-    </w:p>
-    <w:bookmarkStart w:id="212" w:name="precursor-ruin-biomes"/>
-    <w:p>
-      <w:pPr>
-        <w:pStyle w:val="Heading3"/>
-      </w:pPr>
-      <w:r>
-        <w:rPr>
-          <w:b/>
-          <w:bCs/>
-        </w:rPr>
-        <w:t xml:space="preserve">Precursor Ruin Biomes</w:t>
-      </w:r>
-    </w:p>
-    <w:p>
-      <w:pPr>
-        <w:pStyle w:val="FirstParagraph"/>
-      </w:pPr>
-      <w:r>
-        <w:t xml:space="preserve">Precursor sites, with their energy anomalies and altered gravity fields, foster ecosystems unlike anything found elsewhere.</w:t>
-      </w:r>
-    </w:p>
-    <w:p>
-      <w:pPr>
-        <w:pStyle w:val="Compact"/>
-        <w:numPr>
-          <w:ilvl w:val="0"/>
-          <w:numId w:val="1165"/>
-        </w:numPr>
-      </w:pPr>
-      <w:r>
-        <w:rPr>
-          <w:b/>
-          <w:bCs/>
-        </w:rPr>
-        <w:t xml:space="preserve">Symbiotic Life</w:t>
-      </w:r>
-      <w:r>
-        <w:t xml:space="preserve">: Many creatures and plants seem to have adapted to the residual energy of these sites, thriving where other organisms would perish.</w:t>
-      </w:r>
-    </w:p>
-    <w:p>
-      <w:pPr>
-        <w:pStyle w:val="Compact"/>
-        <w:numPr>
-          <w:ilvl w:val="0"/>
-          <w:numId w:val="1165"/>
-        </w:numPr>
-      </w:pPr>
-      <w:r>
-        <w:rPr>
-          <w:b/>
-          <w:bCs/>
-        </w:rPr>
-        <w:t xml:space="preserve">Examples</w:t>
-      </w:r>
-      <w:r>
-        <w:t xml:space="preserve">:</w:t>
-      </w:r>
-    </w:p>
-    <w:p>
-      <w:pPr>
-        <w:pStyle w:val="Compact"/>
-        <w:numPr>
-          <w:ilvl w:val="1"/>
-          <w:numId w:val="1166"/>
-        </w:numPr>
-      </w:pPr>
-      <w:r>
-        <w:rPr>
-          <w:b/>
-          <w:bCs/>
-        </w:rPr>
-        <w:t xml:space="preserve">Glyph Crabs</w:t>
-      </w:r>
-      <w:r>
-        <w:t xml:space="preserve">: Small crustaceans with shell patterns resembling Precursor glyphs. They feed on the energy fields emitted by ruins.</w:t>
-      </w:r>
-    </w:p>
-    <w:p>
-      <w:pPr>
-        <w:pStyle w:val="Compact"/>
-        <w:numPr>
-          <w:ilvl w:val="1"/>
-          <w:numId w:val="1166"/>
-        </w:numPr>
-      </w:pPr>
-      <w:r>
-        <w:rPr>
-          <w:b/>
-          <w:bCs/>
-        </w:rPr>
-        <w:t xml:space="preserve">Echo Lichen</w:t>
-      </w:r>
-      <w:r>
-        <w:t xml:space="preserve">: A fungus that absorbs residual sound vibrations, turning them into energy. Colonies of Echo Lichen hum softly, creating an eerie ambient noise.</w:t>
-      </w:r>
-    </w:p>
-    <w:bookmarkEnd w:id="212"/>
-    <w:bookmarkStart w:id="213" w:name="gas-giant-skies"/>
-    <w:p>
-      <w:pPr>
-        <w:pStyle w:val="Heading3"/>
-      </w:pPr>
-      <w:r>
-        <w:rPr>
-          <w:b/>
-          <w:bCs/>
-        </w:rPr>
-        <w:t xml:space="preserve">Gas Giant Skies</w:t>
-      </w:r>
-    </w:p>
-    <w:p>
-      <w:pPr>
-        <w:pStyle w:val="FirstParagraph"/>
-      </w:pPr>
-      <w:r>
-        <w:t xml:space="preserve">The dense, gaseous atmospheres of these worlds support entire airborne ecosystems.</w:t>
-      </w:r>
-    </w:p>
-    <w:p>
-      <w:pPr>
-        <w:pStyle w:val="Compact"/>
-        <w:numPr>
-          <w:ilvl w:val="0"/>
-          <w:numId w:val="1167"/>
-        </w:numPr>
-      </w:pPr>
-      <w:r>
-        <w:rPr>
-          <w:b/>
-          <w:bCs/>
-        </w:rPr>
-        <w:t xml:space="preserve">Floating Ecosystems</w:t>
-      </w:r>
-      <w:r>
-        <w:t xml:space="preserve">: Creatures like the Nebula Mantas coexist with smaller filter-feeders and parasitic organisms.</w:t>
-      </w:r>
-    </w:p>
-    <w:p>
-      <w:pPr>
-        <w:pStyle w:val="Compact"/>
-        <w:numPr>
-          <w:ilvl w:val="0"/>
-          <w:numId w:val="1167"/>
-        </w:numPr>
-      </w:pPr>
-      <w:r>
-        <w:rPr>
-          <w:b/>
-          <w:bCs/>
-        </w:rPr>
-        <w:t xml:space="preserve">Examples</w:t>
-      </w:r>
-      <w:r>
-        <w:t xml:space="preserve">:</w:t>
-      </w:r>
-    </w:p>
-    <w:p>
-      <w:pPr>
-        <w:pStyle w:val="Compact"/>
-        <w:numPr>
-          <w:ilvl w:val="1"/>
-          <w:numId w:val="1168"/>
-        </w:numPr>
-      </w:pPr>
-      <w:r>
-        <w:rPr>
-          <w:b/>
-          <w:bCs/>
-        </w:rPr>
-        <w:t xml:space="preserve">Sky Spires</w:t>
-      </w:r>
-      <w:r>
-        <w:t xml:space="preserve">: Towering, plant-like organisms that drift on air currents, releasing spores that act as seeds and food for other creatures.</w:t>
-      </w:r>
-    </w:p>
-    <w:p>
-      <w:pPr>
-        <w:pStyle w:val="Compact"/>
-        <w:numPr>
-          <w:ilvl w:val="1"/>
-          <w:numId w:val="1168"/>
-        </w:numPr>
-      </w:pPr>
-      <w:r>
-        <w:rPr>
-          <w:b/>
-          <w:bCs/>
-        </w:rPr>
-        <w:t xml:space="preserve">Ion Worms</w:t>
-      </w:r>
-      <w:r>
-        <w:t xml:space="preserve">: Tiny, glowing serpentine creatures that follow ion trails left by larger fauna, scavenging particles and organic debris.</w:t>
-      </w:r>
-    </w:p>
-    <w:bookmarkEnd w:id="213"/>
-    <w:bookmarkEnd w:id="214"/>
-    <w:bookmarkStart w:id="217" w:name="using-flora-and-fauna-in-gameplay"/>
-    <w:p>
-      <w:pPr>
-        <w:pStyle w:val="Heading2"/>
-      </w:pPr>
-      <w:r>
-        <w:rPr>
-          <w:b/>
-          <w:bCs/>
-        </w:rPr>
-        <w:t xml:space="preserve">Using Flora and Fauna in Gameplay</w:t>
-      </w:r>
-    </w:p>
-    <w:bookmarkStart w:id="215" w:name="adventure-hooks-3"/>
-    <w:p>
-      <w:pPr>
-        <w:pStyle w:val="Heading3"/>
-      </w:pPr>
-      <w:r>
-        <w:rPr>
-          <w:b/>
-          <w:bCs/>
-        </w:rPr>
-        <w:t xml:space="preserve">Adventure Hooks</w:t>
-      </w:r>
-    </w:p>
-    <w:p>
-      <w:pPr>
-        <w:numPr>
-          <w:ilvl w:val="0"/>
-          <w:numId w:val="1169"/>
-        </w:numPr>
-      </w:pPr>
-      <w:r>
-        <w:rPr>
-          <w:b/>
-          <w:bCs/>
-        </w:rPr>
-        <w:t xml:space="preserve">Harvesting Danger</w:t>
-      </w:r>
-      <w:r>
-        <w:t xml:space="preserve"> </w:t>
-      </w:r>
-      <w:r>
-        <w:t xml:space="preserve">Players are hired to collect sap from Luminae Vines to treat an outbreak of radiation poisoning in a nearby colony. However, they must survive the hallucination-inducing spores and hostile wildlife.</w:t>
-      </w:r>
-    </w:p>
-    <w:p>
-      <w:pPr>
-        <w:numPr>
-          <w:ilvl w:val="0"/>
-          <w:numId w:val="1169"/>
-        </w:numPr>
-      </w:pPr>
-      <w:r>
-        <w:rPr>
-          <w:b/>
-          <w:bCs/>
-        </w:rPr>
-        <w:t xml:space="preserve">Lost Expedition</w:t>
-      </w:r>
-      <w:r>
-        <w:t xml:space="preserve"> </w:t>
-      </w:r>
-      <w:r>
-        <w:t xml:space="preserve">A research team studying Starlight Blooms has gone missing on a barren world. The players must follow their trail and confront the creatures or environmental dangers responsible.</w:t>
-      </w:r>
-    </w:p>
-    <w:p>
-      <w:pPr>
-        <w:numPr>
-          <w:ilvl w:val="0"/>
-          <w:numId w:val="1169"/>
-        </w:numPr>
-      </w:pPr>
-      <w:r>
-        <w:rPr>
-          <w:b/>
-          <w:bCs/>
-        </w:rPr>
-        <w:t xml:space="preserve">Umbra Stalker Infestation</w:t>
-      </w:r>
-      <w:r>
-        <w:t xml:space="preserve"> </w:t>
-      </w:r>
-      <w:r>
-        <w:t xml:space="preserve">A settlement’s underground power plant has become the hunting ground for a pack of Umbra Stalkers. The players must eliminate the threat or find a way to drive the predators away.</w:t>
-      </w:r>
-    </w:p>
-    <w:p>
-      <w:pPr>
-        <w:numPr>
-          <w:ilvl w:val="0"/>
-          <w:numId w:val="1169"/>
-        </w:numPr>
-      </w:pPr>
-      <w:r>
-        <w:rPr>
-          <w:b/>
-          <w:bCs/>
-        </w:rPr>
-        <w:t xml:space="preserve">Nebula Manta Harvesting</w:t>
-      </w:r>
-      <w:r>
-        <w:t xml:space="preserve"> </w:t>
-      </w:r>
-      <w:r>
-        <w:t xml:space="preserve">A corporation hires the players to extract bioluminescent enzymes from Nebula Mantas. Navigating the gas giant’s treacherous skies while avoiding EMP pulses and corporate rivals proves to be no small task.</w:t>
-      </w:r>
-    </w:p>
-    <w:bookmarkEnd w:id="215"/>
-    <w:bookmarkStart w:id="216" w:name="random-encounter-table"/>
-    <w:p>
-      <w:pPr>
-        <w:pStyle w:val="Heading3"/>
-      </w:pPr>
-      <w:r>
-        <w:rPr>
-          <w:b/>
-          <w:bCs/>
-        </w:rPr>
-        <w:t xml:space="preserve">Random Encounter Table</w:t>
+        <w:t xml:space="preserve">1. Environment</w:t>
       </w:r>
     </w:p>
     <w:tbl>
@@ -25616,8 +24766,8 @@
         <w:tblLook w:firstRow="1" w:lastRow="0" w:firstColumn="0" w:lastColumn="0" w:noHBand="0" w:noVBand="0" w:val="0020"/>
       </w:tblPr>
       <w:tblGrid>
-        <w:gridCol w:w="400"/>
-        <w:gridCol w:w="7520"/>
+        <w:gridCol w:w="1863"/>
+        <w:gridCol w:w="6056"/>
       </w:tblGrid>
       <w:tr>
         <w:trPr>
@@ -25630,6 +24780,203 @@
               <w:pStyle w:val="Compact"/>
             </w:pPr>
             <w:r>
+              <w:t xml:space="preserve">d6</w:t>
+            </w:r>
+          </w:p>
+        </w:tc>
+        <w:tc>
+          <w:tcPr/>
+          <w:p>
+            <w:pPr>
+              <w:pStyle w:val="Compact"/>
+            </w:pPr>
+            <w:r>
+              <w:t xml:space="preserve">Environment</w:t>
+            </w:r>
+          </w:p>
+        </w:tc>
+      </w:tr>
+      <w:tr>
+        <w:tc>
+          <w:tcPr/>
+          <w:p>
+            <w:pPr>
+              <w:pStyle w:val="Compact"/>
+            </w:pPr>
+            <w:r>
+              <w:t xml:space="preserve">1</w:t>
+            </w:r>
+          </w:p>
+        </w:tc>
+        <w:tc>
+          <w:tcPr/>
+          <w:p>
+            <w:pPr>
+              <w:pStyle w:val="Compact"/>
+            </w:pPr>
+            <w:r>
+              <w:t xml:space="preserve">High-gravity rocky world; dense lower atmosphere, crushing pressure at surface</w:t>
+            </w:r>
+          </w:p>
+        </w:tc>
+      </w:tr>
+      <w:tr>
+        <w:tc>
+          <w:tcPr/>
+          <w:p>
+            <w:pPr>
+              <w:pStyle w:val="Compact"/>
+            </w:pPr>
+            <w:r>
+              <w:t xml:space="preserve">2</w:t>
+            </w:r>
+          </w:p>
+        </w:tc>
+        <w:tc>
+          <w:tcPr/>
+          <w:p>
+            <w:pPr>
+              <w:pStyle w:val="Compact"/>
+            </w:pPr>
+            <w:r>
+              <w:t xml:space="preserve">Low-gravity airless moon; radiation exposure, extreme thermal cycling</w:t>
+            </w:r>
+          </w:p>
+        </w:tc>
+      </w:tr>
+      <w:tr>
+        <w:tc>
+          <w:tcPr/>
+          <w:p>
+            <w:pPr>
+              <w:pStyle w:val="Compact"/>
+            </w:pPr>
+            <w:r>
+              <w:t xml:space="preserve">3</w:t>
+            </w:r>
+          </w:p>
+        </w:tc>
+        <w:tc>
+          <w:tcPr/>
+          <w:p>
+            <w:pPr>
+              <w:pStyle w:val="Compact"/>
+            </w:pPr>
+            <w:r>
+              <w:t xml:space="preserve">Ocean world or subsurface liquid environment; no surface light below a few hundred meters</w:t>
+            </w:r>
+          </w:p>
+        </w:tc>
+      </w:tr>
+      <w:tr>
+        <w:tc>
+          <w:tcPr/>
+          <w:p>
+            <w:pPr>
+              <w:pStyle w:val="Compact"/>
+            </w:pPr>
+            <w:r>
+              <w:t xml:space="preserve">4</w:t>
+            </w:r>
+          </w:p>
+        </w:tc>
+        <w:tc>
+          <w:tcPr/>
+          <w:p>
+            <w:pPr>
+              <w:pStyle w:val="Compact"/>
+            </w:pPr>
+            <w:r>
+              <w:t xml:space="preserve">Gas giant upper atmosphere; perpetual storms, no solid ground</w:t>
+            </w:r>
+          </w:p>
+        </w:tc>
+      </w:tr>
+      <w:tr>
+        <w:tc>
+          <w:tcPr/>
+          <w:p>
+            <w:pPr>
+              <w:pStyle w:val="Compact"/>
+            </w:pPr>
+            <w:r>
+              <w:t xml:space="preserve">5</w:t>
+            </w:r>
+          </w:p>
+        </w:tc>
+        <w:tc>
+          <w:tcPr/>
+          <w:p>
+            <w:pPr>
+              <w:pStyle w:val="Compact"/>
+            </w:pPr>
+            <w:r>
+              <w:t xml:space="preserve">Arid world; minimal water, wide daily temperature swings, high UV</w:t>
+            </w:r>
+          </w:p>
+        </w:tc>
+      </w:tr>
+      <w:tr>
+        <w:tc>
+          <w:tcPr/>
+          <w:p>
+            <w:pPr>
+              <w:pStyle w:val="Compact"/>
+            </w:pPr>
+            <w:r>
+              <w:t xml:space="preserve">6</w:t>
+            </w:r>
+          </w:p>
+        </w:tc>
+        <w:tc>
+          <w:tcPr/>
+          <w:p>
+            <w:pPr>
+              <w:pStyle w:val="Compact"/>
+            </w:pPr>
+            <w:r>
+              <w:t xml:space="preserve">Dense wet biosphere; high biomass, intense resource competition</w:t>
+            </w:r>
+          </w:p>
+        </w:tc>
+      </w:tr>
+    </w:tbl>
+    <w:bookmarkEnd w:id="206"/>
+    <w:bookmarkStart w:id="207" w:name="body-plan"/>
+    <w:p>
+      <w:pPr>
+        <w:pStyle w:val="Heading3"/>
+      </w:pPr>
+      <w:r>
+        <w:rPr>
+          <w:b/>
+          <w:bCs/>
+        </w:rPr>
+        <w:t xml:space="preserve">2. Body Plan</w:t>
+      </w:r>
+    </w:p>
+    <w:tbl>
+      <w:tblPr>
+        <w:tblStyle w:val="Table"/>
+        <w:tblW w:type="pct" w:w="5000"/>
+        <w:tblLayout w:type="fixed"/>
+        <w:tblLook w:firstRow="1" w:lastRow="0" w:firstColumn="0" w:lastColumn="0" w:noHBand="0" w:noVBand="0" w:val="0020"/>
+      </w:tblPr>
+      <w:tblGrid>
+        <w:gridCol w:w="2475"/>
+        <w:gridCol w:w="5445"/>
+      </w:tblGrid>
+      <w:tr>
+        <w:trPr>
+          <w:tblHeader w:val="on"/>
+        </w:trPr>
+        <w:tc>
+          <w:tcPr/>
+          <w:p>
+            <w:pPr>
+              <w:pStyle w:val="Compact"/>
+            </w:pPr>
+            <w:r>
               <w:t xml:space="preserve">d10</w:t>
             </w:r>
           </w:p>
@@ -25641,7 +24988,7 @@
               <w:pStyle w:val="Compact"/>
             </w:pPr>
             <w:r>
-              <w:t xml:space="preserve">Encounter</w:t>
+              <w:t xml:space="preserve">Body Plan</w:t>
             </w:r>
           </w:p>
         </w:tc>
@@ -25665,7 +25012,7 @@
               <w:pStyle w:val="Compact"/>
             </w:pPr>
             <w:r>
-              <w:t xml:space="preserve">A pack of Umbra Stalkers ambushes the players in a shadowed cave.</w:t>
+              <w:t xml:space="preserve">Radially symmetric; no defined front or back</w:t>
             </w:r>
           </w:p>
         </w:tc>
@@ -25689,7 +25036,7 @@
               <w:pStyle w:val="Compact"/>
             </w:pPr>
             <w:r>
-              <w:t xml:space="preserve">A Luminae Vine snares an NPC, triggering a hallucinogenic response.</w:t>
+              <w:t xml:space="preserve">Elongated and segmented; many limbs or none</w:t>
             </w:r>
           </w:p>
         </w:tc>
@@ -25713,7 +25060,7 @@
               <w:pStyle w:val="Compact"/>
             </w:pPr>
             <w:r>
-              <w:t xml:space="preserve">A herd of Nebula Mantas passes dangerously close to the players’ ship, releasing EMP pulses.</w:t>
+              <w:t xml:space="preserve">Bilateral; recognizable head and body, wrong number of limbs</w:t>
             </w:r>
           </w:p>
         </w:tc>
@@ -25737,7 +25084,7 @@
               <w:pStyle w:val="Compact"/>
             </w:pPr>
             <w:r>
-              <w:t xml:space="preserve">Glyph Crabs swarm the players’ equipment, attracted by its energy.</w:t>
+              <w:t xml:space="preserve">Colonial; many small units functioning as a single organism</w:t>
             </w:r>
           </w:p>
         </w:tc>
@@ -25761,7 +25108,7 @@
               <w:pStyle w:val="Compact"/>
             </w:pPr>
             <w:r>
-              <w:t xml:space="preserve">A researcher studying Echo Lichen needs help deciphering its vibrations.</w:t>
+              <w:t xml:space="preserve">Sessile structure with a mobile dispersal or feeding stage</w:t>
             </w:r>
           </w:p>
         </w:tc>
@@ -25785,7 +25132,7 @@
               <w:pStyle w:val="Compact"/>
             </w:pPr>
             <w:r>
-              <w:t xml:space="preserve">Ion Worms infiltrate the players’ power systems, causing malfunctions.</w:t>
+              <w:t xml:space="preserve">Flat and wide; optimized for surface area over volume</w:t>
             </w:r>
           </w:p>
         </w:tc>
@@ -25809,7 +25156,7 @@
               <w:pStyle w:val="Compact"/>
             </w:pPr>
             <w:r>
-              <w:t xml:space="preserve">A rare bloom of Starlight Blossoms sparks a race between factions for their petals.</w:t>
+              <w:t xml:space="preserve">Fluid-filled sac; changes shape under pressure or stimulus</w:t>
             </w:r>
           </w:p>
         </w:tc>
@@ -25833,7 +25180,7 @@
               <w:pStyle w:val="Compact"/>
             </w:pPr>
             <w:r>
-              <w:t xml:space="preserve">A Sky Spire’s spores drift into a settlement, causing unknown biological effects.</w:t>
+              <w:t xml:space="preserve">Rigid external skeleton; internal structures heavily protected</w:t>
             </w:r>
           </w:p>
         </w:tc>
@@ -25857,7 +25204,7 @@
               <w:pStyle w:val="Compact"/>
             </w:pPr>
             <w:r>
-              <w:t xml:space="preserve">An alien nomad warns the players of a deadly creature haunting a Precursor ruin.</w:t>
+              <w:t xml:space="preserve">Semi-gaseous or aerosol; no fixed form, diffuses through atmosphere</w:t>
             </w:r>
           </w:p>
         </w:tc>
@@ -25881,32 +25228,14 @@
               <w:pStyle w:val="Compact"/>
             </w:pPr>
             <w:r>
-              <w:t xml:space="preserve">A colossal Nebula Manta tangles with a pirate ship near the players’ position.</w:t>
+              <w:t xml:space="preserve">Mineral or crystalline; slow metabolism, effectively geological timescales</w:t>
             </w:r>
           </w:p>
         </w:tc>
       </w:tr>
     </w:tbl>
-    <w:bookmarkEnd w:id="216"/>
-    <w:bookmarkEnd w:id="217"/>
-    <w:bookmarkStart w:id="234" w:name="macro-scale-hazards"/>
-    <w:p>
-      <w:pPr>
-        <w:pStyle w:val="Heading2"/>
-      </w:pPr>
-      <w:r>
-        <w:t xml:space="preserve">Macro-Scale Hazards</w:t>
-      </w:r>
-    </w:p>
-    <w:p>
-      <w:pPr>
-        <w:pStyle w:val="FirstParagraph"/>
-      </w:pPr>
-      <w:r>
-        <w:t xml:space="preserve">Some threats transcend the scale of individual organisms and must be understood as system-level phenomena.</w:t>
-      </w:r>
-    </w:p>
-    <w:bookmarkStart w:id="218" w:name="the-varnon-swarm-1"/>
+    <w:bookmarkEnd w:id="207"/>
+    <w:bookmarkStart w:id="208" w:name="scale"/>
     <w:p>
       <w:pPr>
         <w:pStyle w:val="Heading3"/>
@@ -25916,161 +25245,7 @@
           <w:b/>
           <w:bCs/>
         </w:rPr>
-        <w:t xml:space="preserve">The Varnon Swarm</w:t>
-      </w:r>
-    </w:p>
-    <w:p>
-      <w:pPr>
-        <w:pStyle w:val="Compact"/>
-        <w:numPr>
-          <w:ilvl w:val="0"/>
-          <w:numId w:val="1170"/>
-        </w:numPr>
-      </w:pPr>
-      <w:r>
-        <w:rPr>
-          <w:b/>
-          <w:bCs/>
-        </w:rPr>
-        <w:t xml:space="preserve">Scale:</w:t>
-      </w:r>
-      <w:r>
-        <w:t xml:space="preserve"> </w:t>
-      </w:r>
-      <w:r>
-        <w:t xml:space="preserve">Interstellar.</w:t>
-      </w:r>
-    </w:p>
-    <w:p>
-      <w:pPr>
-        <w:pStyle w:val="Compact"/>
-        <w:numPr>
-          <w:ilvl w:val="0"/>
-          <w:numId w:val="1170"/>
-        </w:numPr>
-      </w:pPr>
-      <w:r>
-        <w:rPr>
-          <w:b/>
-          <w:bCs/>
-        </w:rPr>
-        <w:t xml:space="preserve">Classification:</w:t>
-      </w:r>
-      <w:r>
-        <w:t xml:space="preserve"> </w:t>
-      </w:r>
-      <w:r>
-        <w:t xml:space="preserve">Non-sentient self-replicating process; sometimes categorized as a distributed macro-organism, though the label is contested.</w:t>
-      </w:r>
-    </w:p>
-    <w:p>
-      <w:pPr>
-        <w:pStyle w:val="Compact"/>
-        <w:numPr>
-          <w:ilvl w:val="0"/>
-          <w:numId w:val="1170"/>
-        </w:numPr>
-      </w:pPr>
-      <w:r>
-        <w:rPr>
-          <w:b/>
-          <w:bCs/>
-        </w:rPr>
-        <w:t xml:space="preserve">Description:</w:t>
-      </w:r>
-      <w:r>
-        <w:t xml:space="preserve"> </w:t>
-      </w:r>
-      <w:r>
-        <w:t xml:space="preserve">The Varnon Swarm does not have a body. It is a consuming process — a self-replicating cascade of structures that disassembles planetary matter, captures stellar energy, and replicates outward. Up close, an affected system shows signs of progressive mineral depletion, odd energy readings from orbit, and increasingly anomalous behavior from local fauna before planets become inert husks. The process takes centuries per system, but it does not stop.</w:t>
-      </w:r>
-    </w:p>
-    <w:p>
-      <w:pPr>
-        <w:pStyle w:val="Compact"/>
-        <w:numPr>
-          <w:ilvl w:val="0"/>
-          <w:numId w:val="1170"/>
-        </w:numPr>
-      </w:pPr>
-      <w:r>
-        <w:rPr>
-          <w:b/>
-          <w:bCs/>
-        </w:rPr>
-        <w:t xml:space="preserve">Behavior:</w:t>
-      </w:r>
-      <w:r>
-        <w:t xml:space="preserve"> </w:t>
-      </w:r>
-      <w:r>
-        <w:t xml:space="preserve">No communication is possible. The Swarm does not pursue; it advances. Ships that remain in an actively consumed system too long report equipment failures consistent with energy siphoning. Direct contact with Swarm structures causes rapid material breakdown.</w:t>
-      </w:r>
-    </w:p>
-    <w:p>
-      <w:pPr>
-        <w:pStyle w:val="Compact"/>
-        <w:numPr>
-          <w:ilvl w:val="0"/>
-          <w:numId w:val="1170"/>
-        </w:numPr>
-      </w:pPr>
-      <w:r>
-        <w:rPr>
-          <w:b/>
-          <w:bCs/>
-        </w:rPr>
-        <w:t xml:space="preserve">Uses:</w:t>
-      </w:r>
-      <w:r>
-        <w:t xml:space="preserve"> </w:t>
-      </w:r>
-      <w:r>
-        <w:t xml:space="preserve">The Swarm boundary is the setting for some of the most isolated and dangerous missions in the Orion Frontier. Researchers, early-warning teams, and reckless salvagers all venture there. First-hand observations are rare and valuable — most factions prefer their populations not to think too hard about what is moving toward them.</w:t>
-      </w:r>
-    </w:p>
-    <w:bookmarkEnd w:id="218"/>
-    <w:bookmarkStart w:id="219" w:name="mission-generator"/>
-    <w:p>
-      <w:pPr>
-        <w:pStyle w:val="Heading3"/>
-      </w:pPr>
-      <w:r>
-        <w:rPr>
-          <w:b/>
-          <w:bCs/>
-        </w:rPr>
-        <w:t xml:space="preserve">Mission Generator</w:t>
-      </w:r>
-    </w:p>
-    <w:p>
-      <w:pPr>
-        <w:pStyle w:val="FirstParagraph"/>
-      </w:pPr>
-      <w:r>
-        <w:t xml:space="preserve">This generator produces missions set in the Orion Arm. Players take on contracts for factions, uncover Precursor mysteries, and work through the competing interests of interstellar society.</w:t>
-      </w:r>
-    </w:p>
-    <w:bookmarkEnd w:id="219"/>
-    <w:bookmarkStart w:id="220" w:name="finding-missions"/>
-    <w:p>
-      <w:pPr>
-        <w:pStyle w:val="Heading3"/>
-      </w:pPr>
-      <w:r>
-        <w:rPr>
-          <w:b/>
-          <w:bCs/>
-        </w:rPr>
-        <w:t xml:space="preserve">Finding Missions</w:t>
-      </w:r>
-    </w:p>
-    <w:p>
-      <w:pPr>
-        <w:pStyle w:val="FirstParagraph"/>
-      </w:pPr>
-      <w:r>
-        <w:t xml:space="preserve">Roll 1d6 to determine the availability of missions. Spend 1₡ to re-roll.</w:t>
+        <w:t xml:space="preserve">3. Scale</w:t>
       </w:r>
     </w:p>
     <w:tbl>
@@ -26094,97 +25269,169 @@
               <w:pStyle w:val="Compact"/>
             </w:pPr>
             <w:r>
-              <w:t xml:space="preserve">D6</w:t>
-            </w:r>
-          </w:p>
-        </w:tc>
-        <w:tc>
-          <w:tcPr/>
-          <w:p>
-            <w:pPr>
-              <w:pStyle w:val="Compact"/>
-            </w:pPr>
-            <w:r>
-              <w:t xml:space="preserve">Job Offer</w:t>
-            </w:r>
-          </w:p>
-        </w:tc>
-      </w:tr>
-      <w:tr>
-        <w:tc>
-          <w:tcPr/>
-          <w:p>
-            <w:pPr>
-              <w:pStyle w:val="Compact"/>
-            </w:pPr>
-            <w:r>
-              <w:t xml:space="preserve">1-2</w:t>
-            </w:r>
-          </w:p>
-        </w:tc>
-        <w:tc>
-          <w:tcPr/>
-          <w:p>
-            <w:pPr>
-              <w:pStyle w:val="Compact"/>
-            </w:pPr>
-            <w:r>
-              <w:t xml:space="preserve">No contracts available currently.</w:t>
-            </w:r>
-          </w:p>
-        </w:tc>
-      </w:tr>
-      <w:tr>
-        <w:tc>
-          <w:tcPr/>
-          <w:p>
-            <w:pPr>
-              <w:pStyle w:val="Compact"/>
-            </w:pPr>
-            <w:r>
-              <w:t xml:space="preserve">3-4</w:t>
-            </w:r>
-          </w:p>
-        </w:tc>
-        <w:tc>
-          <w:tcPr/>
-          <w:p>
-            <w:pPr>
-              <w:pStyle w:val="Compact"/>
-            </w:pPr>
-            <w:r>
-              <w:t xml:space="preserve">A risky or low-paying mission is offered.</w:t>
-            </w:r>
-          </w:p>
-        </w:tc>
-      </w:tr>
-      <w:tr>
-        <w:tc>
-          <w:tcPr/>
-          <w:p>
-            <w:pPr>
-              <w:pStyle w:val="Compact"/>
-            </w:pPr>
-            <w:r>
-              <w:t xml:space="preserve">5-6</w:t>
-            </w:r>
-          </w:p>
-        </w:tc>
-        <w:tc>
-          <w:tcPr/>
-          <w:p>
-            <w:pPr>
-              <w:pStyle w:val="Compact"/>
-            </w:pPr>
-            <w:r>
-              <w:t xml:space="preserve">Choose between two available contracts.</w:t>
+              <w:t xml:space="preserve">d6</w:t>
+            </w:r>
+          </w:p>
+        </w:tc>
+        <w:tc>
+          <w:tcPr/>
+          <w:p>
+            <w:pPr>
+              <w:pStyle w:val="Compact"/>
+            </w:pPr>
+            <w:r>
+              <w:t xml:space="preserve">Scale</w:t>
+            </w:r>
+          </w:p>
+        </w:tc>
+      </w:tr>
+      <w:tr>
+        <w:tc>
+          <w:tcPr/>
+          <w:p>
+            <w:pPr>
+              <w:pStyle w:val="Compact"/>
+            </w:pPr>
+            <w:r>
+              <w:t xml:space="preserve">1</w:t>
+            </w:r>
+          </w:p>
+        </w:tc>
+        <w:tc>
+          <w:tcPr/>
+          <w:p>
+            <w:pPr>
+              <w:pStyle w:val="Compact"/>
+            </w:pPr>
+            <w:r>
+              <w:t xml:space="preserve">Microorganism; detectable only with instruments</w:t>
+            </w:r>
+          </w:p>
+        </w:tc>
+      </w:tr>
+      <w:tr>
+        <w:tc>
+          <w:tcPr/>
+          <w:p>
+            <w:pPr>
+              <w:pStyle w:val="Compact"/>
+            </w:pPr>
+            <w:r>
+              <w:t xml:space="preserve">2</w:t>
+            </w:r>
+          </w:p>
+        </w:tc>
+        <w:tc>
+          <w:tcPr/>
+          <w:p>
+            <w:pPr>
+              <w:pStyle w:val="Compact"/>
+            </w:pPr>
+            <w:r>
+              <w:t xml:space="preserve">Small; fits in a hand</w:t>
+            </w:r>
+          </w:p>
+        </w:tc>
+      </w:tr>
+      <w:tr>
+        <w:tc>
+          <w:tcPr/>
+          <w:p>
+            <w:pPr>
+              <w:pStyle w:val="Compact"/>
+            </w:pPr>
+            <w:r>
+              <w:t xml:space="preserve">3</w:t>
+            </w:r>
+          </w:p>
+        </w:tc>
+        <w:tc>
+          <w:tcPr/>
+          <w:p>
+            <w:pPr>
+              <w:pStyle w:val="Compact"/>
+            </w:pPr>
+            <w:r>
+              <w:t xml:space="preserve">Human-scale</w:t>
+            </w:r>
+          </w:p>
+        </w:tc>
+      </w:tr>
+      <w:tr>
+        <w:tc>
+          <w:tcPr/>
+          <w:p>
+            <w:pPr>
+              <w:pStyle w:val="Compact"/>
+            </w:pPr>
+            <w:r>
+              <w:t xml:space="preserve">4</w:t>
+            </w:r>
+          </w:p>
+        </w:tc>
+        <w:tc>
+          <w:tcPr/>
+          <w:p>
+            <w:pPr>
+              <w:pStyle w:val="Compact"/>
+            </w:pPr>
+            <w:r>
+              <w:t xml:space="preserve">Large; vehicle-sized</w:t>
+            </w:r>
+          </w:p>
+        </w:tc>
+      </w:tr>
+      <w:tr>
+        <w:tc>
+          <w:tcPr/>
+          <w:p>
+            <w:pPr>
+              <w:pStyle w:val="Compact"/>
+            </w:pPr>
+            <w:r>
+              <w:t xml:space="preserve">5</w:t>
+            </w:r>
+          </w:p>
+        </w:tc>
+        <w:tc>
+          <w:tcPr/>
+          <w:p>
+            <w:pPr>
+              <w:pStyle w:val="Compact"/>
+            </w:pPr>
+            <w:r>
+              <w:t xml:space="preserve">Massive; structure- or settlement-scale</w:t>
+            </w:r>
+          </w:p>
+        </w:tc>
+      </w:tr>
+      <w:tr>
+        <w:tc>
+          <w:tcPr/>
+          <w:p>
+            <w:pPr>
+              <w:pStyle w:val="Compact"/>
+            </w:pPr>
+            <w:r>
+              <w:t xml:space="preserve">6</w:t>
+            </w:r>
+          </w:p>
+        </w:tc>
+        <w:tc>
+          <w:tcPr/>
+          <w:p>
+            <w:pPr>
+              <w:pStyle w:val="Compact"/>
+            </w:pPr>
+            <w:r>
+              <w:t xml:space="preserve">Atmospheric or geological; system-level presence</w:t>
             </w:r>
           </w:p>
         </w:tc>
       </w:tr>
     </w:tbl>
-    <w:bookmarkEnd w:id="220"/>
-    <w:bookmarkStart w:id="221" w:name="mission-table"/>
+    <w:bookmarkEnd w:id="208"/>
+    <w:bookmarkStart w:id="209" w:name="primary-sense"/>
     <w:p>
       <w:pPr>
         <w:pStyle w:val="Heading3"/>
@@ -26194,7 +25441,1165 @@
           <w:b/>
           <w:bCs/>
         </w:rPr>
-        <w:t xml:space="preserve">Mission Table</w:t>
+        <w:t xml:space="preserve">4. Primary Sense</w:t>
+      </w:r>
+    </w:p>
+    <w:tbl>
+      <w:tblPr>
+        <w:tblStyle w:val="Table"/>
+        <w:tblW w:type="pct" w:w="5000"/>
+        <w:tblLayout w:type="fixed"/>
+        <w:tblLook w:firstRow="1" w:lastRow="0" w:firstColumn="0" w:lastColumn="0" w:noHBand="0" w:noVBand="0" w:val="0020"/>
+      </w:tblPr>
+      <w:tblGrid>
+        <w:gridCol w:w="2880"/>
+        <w:gridCol w:w="5040"/>
+      </w:tblGrid>
+      <w:tr>
+        <w:trPr>
+          <w:tblHeader w:val="on"/>
+        </w:trPr>
+        <w:tc>
+          <w:tcPr/>
+          <w:p>
+            <w:pPr>
+              <w:pStyle w:val="Compact"/>
+            </w:pPr>
+            <w:r>
+              <w:t xml:space="preserve">d6</w:t>
+            </w:r>
+          </w:p>
+        </w:tc>
+        <w:tc>
+          <w:tcPr/>
+          <w:p>
+            <w:pPr>
+              <w:pStyle w:val="Compact"/>
+            </w:pPr>
+            <w:r>
+              <w:t xml:space="preserve">Sense</w:t>
+            </w:r>
+          </w:p>
+        </w:tc>
+      </w:tr>
+      <w:tr>
+        <w:tc>
+          <w:tcPr/>
+          <w:p>
+            <w:pPr>
+              <w:pStyle w:val="Compact"/>
+            </w:pPr>
+            <w:r>
+              <w:t xml:space="preserve">1</w:t>
+            </w:r>
+          </w:p>
+        </w:tc>
+        <w:tc>
+          <w:tcPr/>
+          <w:p>
+            <w:pPr>
+              <w:pStyle w:val="Compact"/>
+            </w:pPr>
+            <w:r>
+              <w:t xml:space="preserve">Electroreception; detects electrical fields in surrounding medium</w:t>
+            </w:r>
+          </w:p>
+        </w:tc>
+      </w:tr>
+      <w:tr>
+        <w:tc>
+          <w:tcPr/>
+          <w:p>
+            <w:pPr>
+              <w:pStyle w:val="Compact"/>
+            </w:pPr>
+            <w:r>
+              <w:t xml:space="preserve">2</w:t>
+            </w:r>
+          </w:p>
+        </w:tc>
+        <w:tc>
+          <w:tcPr/>
+          <w:p>
+            <w:pPr>
+              <w:pStyle w:val="Compact"/>
+            </w:pPr>
+            <w:r>
+              <w:t xml:space="preserve">Chemical gradient; navigates entirely by molecular trail, effectively blind</w:t>
+            </w:r>
+          </w:p>
+        </w:tc>
+      </w:tr>
+      <w:tr>
+        <w:tc>
+          <w:tcPr/>
+          <w:p>
+            <w:pPr>
+              <w:pStyle w:val="Compact"/>
+            </w:pPr>
+            <w:r>
+              <w:t xml:space="preserve">3</w:t>
+            </w:r>
+          </w:p>
+        </w:tc>
+        <w:tc>
+          <w:tcPr/>
+          <w:p>
+            <w:pPr>
+              <w:pStyle w:val="Compact"/>
+            </w:pPr>
+            <w:r>
+              <w:t xml:space="preserve">Seismic; perceives vibration through substrate or atmosphere</w:t>
+            </w:r>
+          </w:p>
+        </w:tc>
+      </w:tr>
+      <w:tr>
+        <w:tc>
+          <w:tcPr/>
+          <w:p>
+            <w:pPr>
+              <w:pStyle w:val="Compact"/>
+            </w:pPr>
+            <w:r>
+              <w:t xml:space="preserve">4</w:t>
+            </w:r>
+          </w:p>
+        </w:tc>
+        <w:tc>
+          <w:tcPr/>
+          <w:p>
+            <w:pPr>
+              <w:pStyle w:val="Compact"/>
+            </w:pPr>
+            <w:r>
+              <w:t xml:space="preserve">Thermal; infrared, no response to visible light</w:t>
+            </w:r>
+          </w:p>
+        </w:tc>
+      </w:tr>
+      <w:tr>
+        <w:tc>
+          <w:tcPr/>
+          <w:p>
+            <w:pPr>
+              <w:pStyle w:val="Compact"/>
+            </w:pPr>
+            <w:r>
+              <w:t xml:space="preserve">5</w:t>
+            </w:r>
+          </w:p>
+        </w:tc>
+        <w:tc>
+          <w:tcPr/>
+          <w:p>
+            <w:pPr>
+              <w:pStyle w:val="Compact"/>
+            </w:pPr>
+            <w:r>
+              <w:t xml:space="preserve">Electromagnetic; sensitive to radio or magnetic field variation</w:t>
+            </w:r>
+          </w:p>
+        </w:tc>
+      </w:tr>
+      <w:tr>
+        <w:tc>
+          <w:tcPr/>
+          <w:p>
+            <w:pPr>
+              <w:pStyle w:val="Compact"/>
+            </w:pPr>
+            <w:r>
+              <w:t xml:space="preserve">6</w:t>
+            </w:r>
+          </w:p>
+        </w:tc>
+        <w:tc>
+          <w:tcPr/>
+          <w:p>
+            <w:pPr>
+              <w:pStyle w:val="Compact"/>
+            </w:pPr>
+            <w:r>
+              <w:t xml:space="preserve">Pressure wave; sonar or echolocation equivalent</w:t>
+            </w:r>
+          </w:p>
+        </w:tc>
+      </w:tr>
+    </w:tbl>
+    <w:bookmarkEnd w:id="209"/>
+    <w:bookmarkStart w:id="210" w:name="ecological-role"/>
+    <w:p>
+      <w:pPr>
+        <w:pStyle w:val="Heading3"/>
+      </w:pPr>
+      <w:r>
+        <w:rPr>
+          <w:b/>
+          <w:bCs/>
+        </w:rPr>
+        <w:t xml:space="preserve">5. Ecological Role</w:t>
+      </w:r>
+    </w:p>
+    <w:tbl>
+      <w:tblPr>
+        <w:tblStyle w:val="Table"/>
+        <w:tblW w:type="pct" w:w="5000"/>
+        <w:tblLayout w:type="fixed"/>
+        <w:tblLook w:firstRow="1" w:lastRow="0" w:firstColumn="0" w:lastColumn="0" w:noHBand="0" w:noVBand="0" w:val="0020"/>
+      </w:tblPr>
+      <w:tblGrid>
+        <w:gridCol w:w="3168"/>
+        <w:gridCol w:w="4752"/>
+      </w:tblGrid>
+      <w:tr>
+        <w:trPr>
+          <w:tblHeader w:val="on"/>
+        </w:trPr>
+        <w:tc>
+          <w:tcPr/>
+          <w:p>
+            <w:pPr>
+              <w:pStyle w:val="Compact"/>
+            </w:pPr>
+            <w:r>
+              <w:t xml:space="preserve">d6</w:t>
+            </w:r>
+          </w:p>
+        </w:tc>
+        <w:tc>
+          <w:tcPr/>
+          <w:p>
+            <w:pPr>
+              <w:pStyle w:val="Compact"/>
+            </w:pPr>
+            <w:r>
+              <w:t xml:space="preserve">Role</w:t>
+            </w:r>
+          </w:p>
+        </w:tc>
+      </w:tr>
+      <w:tr>
+        <w:tc>
+          <w:tcPr/>
+          <w:p>
+            <w:pPr>
+              <w:pStyle w:val="Compact"/>
+            </w:pPr>
+            <w:r>
+              <w:t xml:space="preserve">1</w:t>
+            </w:r>
+          </w:p>
+        </w:tc>
+        <w:tc>
+          <w:tcPr/>
+          <w:p>
+            <w:pPr>
+              <w:pStyle w:val="Compact"/>
+            </w:pPr>
+            <w:r>
+              <w:t xml:space="preserve">Apex predator</w:t>
+            </w:r>
+          </w:p>
+        </w:tc>
+      </w:tr>
+      <w:tr>
+        <w:tc>
+          <w:tcPr/>
+          <w:p>
+            <w:pPr>
+              <w:pStyle w:val="Compact"/>
+            </w:pPr>
+            <w:r>
+              <w:t xml:space="preserve">2</w:t>
+            </w:r>
+          </w:p>
+        </w:tc>
+        <w:tc>
+          <w:tcPr/>
+          <w:p>
+            <w:pPr>
+              <w:pStyle w:val="Compact"/>
+            </w:pPr>
+            <w:r>
+              <w:t xml:space="preserve">Filter feeder; extracts nutrients from atmosphere, water, or regolith</w:t>
+            </w:r>
+          </w:p>
+        </w:tc>
+      </w:tr>
+      <w:tr>
+        <w:tc>
+          <w:tcPr/>
+          <w:p>
+            <w:pPr>
+              <w:pStyle w:val="Compact"/>
+            </w:pPr>
+            <w:r>
+              <w:t xml:space="preserve">3</w:t>
+            </w:r>
+          </w:p>
+        </w:tc>
+        <w:tc>
+          <w:tcPr/>
+          <w:p>
+            <w:pPr>
+              <w:pStyle w:val="Compact"/>
+            </w:pPr>
+            <w:r>
+              <w:t xml:space="preserve">Scavenger; consumes dead organic or processed material</w:t>
+            </w:r>
+          </w:p>
+        </w:tc>
+      </w:tr>
+      <w:tr>
+        <w:tc>
+          <w:tcPr/>
+          <w:p>
+            <w:pPr>
+              <w:pStyle w:val="Compact"/>
+            </w:pPr>
+            <w:r>
+              <w:t xml:space="preserve">4</w:t>
+            </w:r>
+          </w:p>
+        </w:tc>
+        <w:tc>
+          <w:tcPr/>
+          <w:p>
+            <w:pPr>
+              <w:pStyle w:val="Compact"/>
+            </w:pPr>
+            <w:r>
+              <w:t xml:space="preserve">Symbiont; depends on another organism — mutualistic or parasitic</w:t>
+            </w:r>
+          </w:p>
+        </w:tc>
+      </w:tr>
+      <w:tr>
+        <w:tc>
+          <w:tcPr/>
+          <w:p>
+            <w:pPr>
+              <w:pStyle w:val="Compact"/>
+            </w:pPr>
+            <w:r>
+              <w:t xml:space="preserve">5</w:t>
+            </w:r>
+          </w:p>
+        </w:tc>
+        <w:tc>
+          <w:tcPr/>
+          <w:p>
+            <w:pPr>
+              <w:pStyle w:val="Compact"/>
+            </w:pPr>
+            <w:r>
+              <w:t xml:space="preserve">Decomposer; breaks down complex matter, including manufactured materials</w:t>
+            </w:r>
+          </w:p>
+        </w:tc>
+      </w:tr>
+      <w:tr>
+        <w:tc>
+          <w:tcPr/>
+          <w:p>
+            <w:pPr>
+              <w:pStyle w:val="Compact"/>
+            </w:pPr>
+            <w:r>
+              <w:t xml:space="preserve">6</w:t>
+            </w:r>
+          </w:p>
+        </w:tc>
+        <w:tc>
+          <w:tcPr/>
+          <w:p>
+            <w:pPr>
+              <w:pStyle w:val="Compact"/>
+            </w:pPr>
+            <w:r>
+              <w:t xml:space="preserve">Colonial producer; generates resources consumed by other life</w:t>
+            </w:r>
+          </w:p>
+        </w:tc>
+      </w:tr>
+    </w:tbl>
+    <w:bookmarkEnd w:id="210"/>
+    <w:bookmarkStart w:id="211" w:name="threat"/>
+    <w:p>
+      <w:pPr>
+        <w:pStyle w:val="Heading3"/>
+      </w:pPr>
+      <w:r>
+        <w:rPr>
+          <w:b/>
+          <w:bCs/>
+        </w:rPr>
+        <w:t xml:space="preserve">6. Threat</w:t>
+      </w:r>
+    </w:p>
+    <w:tbl>
+      <w:tblPr>
+        <w:tblStyle w:val="Table"/>
+        <w:tblW w:type="pct" w:w="5000"/>
+        <w:tblLayout w:type="fixed"/>
+        <w:tblLook w:firstRow="1" w:lastRow="0" w:firstColumn="0" w:lastColumn="0" w:noHBand="0" w:noVBand="0" w:val="0020"/>
+      </w:tblPr>
+      <w:tblGrid>
+        <w:gridCol w:w="2640"/>
+        <w:gridCol w:w="5280"/>
+      </w:tblGrid>
+      <w:tr>
+        <w:trPr>
+          <w:tblHeader w:val="on"/>
+        </w:trPr>
+        <w:tc>
+          <w:tcPr/>
+          <w:p>
+            <w:pPr>
+              <w:pStyle w:val="Compact"/>
+            </w:pPr>
+            <w:r>
+              <w:t xml:space="preserve">d6</w:t>
+            </w:r>
+          </w:p>
+        </w:tc>
+        <w:tc>
+          <w:tcPr/>
+          <w:p>
+            <w:pPr>
+              <w:pStyle w:val="Compact"/>
+            </w:pPr>
+            <w:r>
+              <w:t xml:space="preserve">Threat</w:t>
+            </w:r>
+          </w:p>
+        </w:tc>
+      </w:tr>
+      <w:tr>
+        <w:tc>
+          <w:tcPr/>
+          <w:p>
+            <w:pPr>
+              <w:pStyle w:val="Compact"/>
+            </w:pPr>
+            <w:r>
+              <w:t xml:space="preserve">1</w:t>
+            </w:r>
+          </w:p>
+        </w:tc>
+        <w:tc>
+          <w:tcPr/>
+          <w:p>
+            <w:pPr>
+              <w:pStyle w:val="Compact"/>
+            </w:pPr>
+            <w:r>
+              <w:t xml:space="preserve">Direct attack; speed, mass, or strength</w:t>
+            </w:r>
+          </w:p>
+        </w:tc>
+      </w:tr>
+      <w:tr>
+        <w:tc>
+          <w:tcPr/>
+          <w:p>
+            <w:pPr>
+              <w:pStyle w:val="Compact"/>
+            </w:pPr>
+            <w:r>
+              <w:t xml:space="preserve">2</w:t>
+            </w:r>
+          </w:p>
+        </w:tc>
+        <w:tc>
+          <w:tcPr/>
+          <w:p>
+            <w:pPr>
+              <w:pStyle w:val="Compact"/>
+            </w:pPr>
+            <w:r>
+              <w:t xml:space="preserve">Toxin or corrosive secretion; contact or airborne</w:t>
+            </w:r>
+          </w:p>
+        </w:tc>
+      </w:tr>
+      <w:tr>
+        <w:tc>
+          <w:tcPr/>
+          <w:p>
+            <w:pPr>
+              <w:pStyle w:val="Compact"/>
+            </w:pPr>
+            <w:r>
+              <w:t xml:space="preserve">3</w:t>
+            </w:r>
+          </w:p>
+        </w:tc>
+        <w:tc>
+          <w:tcPr/>
+          <w:p>
+            <w:pPr>
+              <w:pStyle w:val="Compact"/>
+            </w:pPr>
+            <w:r>
+              <w:t xml:space="preserve">Equipment interference; electromagnetic, chemical, or mechanical disruption</w:t>
+            </w:r>
+          </w:p>
+        </w:tc>
+      </w:tr>
+      <w:tr>
+        <w:tc>
+          <w:tcPr/>
+          <w:p>
+            <w:pPr>
+              <w:pStyle w:val="Compact"/>
+            </w:pPr>
+            <w:r>
+              <w:t xml:space="preserve">4</w:t>
+            </w:r>
+          </w:p>
+        </w:tc>
+        <w:tc>
+          <w:tcPr/>
+          <w:p>
+            <w:pPr>
+              <w:pStyle w:val="Compact"/>
+            </w:pPr>
+            <w:r>
+              <w:t xml:space="preserve">Infectious; introduces biological contamination</w:t>
+            </w:r>
+          </w:p>
+        </w:tc>
+      </w:tr>
+      <w:tr>
+        <w:tc>
+          <w:tcPr/>
+          <w:p>
+            <w:pPr>
+              <w:pStyle w:val="Compact"/>
+            </w:pPr>
+            <w:r>
+              <w:t xml:space="preserve">5</w:t>
+            </w:r>
+          </w:p>
+        </w:tc>
+        <w:tc>
+          <w:tcPr/>
+          <w:p>
+            <w:pPr>
+              <w:pStyle w:val="Compact"/>
+            </w:pPr>
+            <w:r>
+              <w:t xml:space="preserve">Environmental manipulation; collapses terrain, floods areas, alters local atmosphere</w:t>
+            </w:r>
+          </w:p>
+        </w:tc>
+      </w:tr>
+      <w:tr>
+        <w:tc>
+          <w:tcPr/>
+          <w:p>
+            <w:pPr>
+              <w:pStyle w:val="Compact"/>
+            </w:pPr>
+            <w:r>
+              <w:t xml:space="preserve">6</w:t>
+            </w:r>
+          </w:p>
+        </w:tc>
+        <w:tc>
+          <w:tcPr/>
+          <w:p>
+            <w:pPr>
+              <w:pStyle w:val="Compact"/>
+            </w:pPr>
+            <w:r>
+              <w:t xml:space="preserve">None inherent; dangerous only through scale or reflexive behavior when disturbed</w:t>
+            </w:r>
+          </w:p>
+        </w:tc>
+      </w:tr>
+    </w:tbl>
+    <w:bookmarkEnd w:id="211"/>
+    <w:bookmarkStart w:id="212" w:name="commercial-or-research-value"/>
+    <w:p>
+      <w:pPr>
+        <w:pStyle w:val="Heading3"/>
+      </w:pPr>
+      <w:r>
+        <w:rPr>
+          <w:b/>
+          <w:bCs/>
+        </w:rPr>
+        <w:t xml:space="preserve">7. Commercial or Research Value</w:t>
+      </w:r>
+    </w:p>
+    <w:tbl>
+      <w:tblPr>
+        <w:tblStyle w:val="Table"/>
+        <w:tblW w:type="pct" w:w="5000"/>
+        <w:tblLayout w:type="fixed"/>
+        <w:tblLook w:firstRow="1" w:lastRow="0" w:firstColumn="0" w:lastColumn="0" w:noHBand="0" w:noVBand="0" w:val="0020"/>
+      </w:tblPr>
+      <w:tblGrid>
+        <w:gridCol w:w="2880"/>
+        <w:gridCol w:w="5040"/>
+      </w:tblGrid>
+      <w:tr>
+        <w:trPr>
+          <w:tblHeader w:val="on"/>
+        </w:trPr>
+        <w:tc>
+          <w:tcPr/>
+          <w:p>
+            <w:pPr>
+              <w:pStyle w:val="Compact"/>
+            </w:pPr>
+            <w:r>
+              <w:t xml:space="preserve">d6</w:t>
+            </w:r>
+          </w:p>
+        </w:tc>
+        <w:tc>
+          <w:tcPr/>
+          <w:p>
+            <w:pPr>
+              <w:pStyle w:val="Compact"/>
+            </w:pPr>
+            <w:r>
+              <w:t xml:space="preserve">Value</w:t>
+            </w:r>
+          </w:p>
+        </w:tc>
+      </w:tr>
+      <w:tr>
+        <w:tc>
+          <w:tcPr/>
+          <w:p>
+            <w:pPr>
+              <w:pStyle w:val="Compact"/>
+            </w:pPr>
+            <w:r>
+              <w:t xml:space="preserve">1</w:t>
+            </w:r>
+          </w:p>
+        </w:tc>
+        <w:tc>
+          <w:tcPr/>
+          <w:p>
+            <w:pPr>
+              <w:pStyle w:val="Compact"/>
+            </w:pPr>
+            <w:r>
+              <w:t xml:space="preserve">Biochemical compounds; pharmaceutical or industrial applications</w:t>
+            </w:r>
+          </w:p>
+        </w:tc>
+      </w:tr>
+      <w:tr>
+        <w:tc>
+          <w:tcPr/>
+          <w:p>
+            <w:pPr>
+              <w:pStyle w:val="Compact"/>
+            </w:pPr>
+            <w:r>
+              <w:t xml:space="preserve">2</w:t>
+            </w:r>
+          </w:p>
+        </w:tc>
+        <w:tc>
+          <w:tcPr/>
+          <w:p>
+            <w:pPr>
+              <w:pStyle w:val="Compact"/>
+            </w:pPr>
+            <w:r>
+              <w:t xml:space="preserve">Structural material; hide, shell, or mineral body with useful properties</w:t>
+            </w:r>
+          </w:p>
+        </w:tc>
+      </w:tr>
+      <w:tr>
+        <w:tc>
+          <w:tcPr/>
+          <w:p>
+            <w:pPr>
+              <w:pStyle w:val="Compact"/>
+            </w:pPr>
+            <w:r>
+              <w:t xml:space="preserve">3</w:t>
+            </w:r>
+          </w:p>
+        </w:tc>
+        <w:tc>
+          <w:tcPr/>
+          <w:p>
+            <w:pPr>
+              <w:pStyle w:val="Compact"/>
+            </w:pPr>
+            <w:r>
+              <w:t xml:space="preserve">Energy source; metabolic byproduct or stored chemical energy</w:t>
+            </w:r>
+          </w:p>
+        </w:tc>
+      </w:tr>
+      <w:tr>
+        <w:tc>
+          <w:tcPr/>
+          <w:p>
+            <w:pPr>
+              <w:pStyle w:val="Compact"/>
+            </w:pPr>
+            <w:r>
+              <w:t xml:space="preserve">4</w:t>
+            </w:r>
+          </w:p>
+        </w:tc>
+        <w:tc>
+          <w:tcPr/>
+          <w:p>
+            <w:pPr>
+              <w:pStyle w:val="Compact"/>
+            </w:pPr>
+            <w:r>
+              <w:t xml:space="preserve">Sensor adaptation; biological mechanism with instrument applications</w:t>
+            </w:r>
+          </w:p>
+        </w:tc>
+      </w:tr>
+      <w:tr>
+        <w:tc>
+          <w:tcPr/>
+          <w:p>
+            <w:pPr>
+              <w:pStyle w:val="Compact"/>
+            </w:pPr>
+            <w:r>
+              <w:t xml:space="preserve">5</w:t>
+            </w:r>
+          </w:p>
+        </w:tc>
+        <w:tc>
+          <w:tcPr/>
+          <w:p>
+            <w:pPr>
+              <w:pStyle w:val="Compact"/>
+            </w:pPr>
+            <w:r>
+              <w:t xml:space="preserve">Live specimen; scientific value, intact capture required</w:t>
+            </w:r>
+          </w:p>
+        </w:tc>
+      </w:tr>
+      <w:tr>
+        <w:tc>
+          <w:tcPr/>
+          <w:p>
+            <w:pPr>
+              <w:pStyle w:val="Compact"/>
+            </w:pPr>
+            <w:r>
+              <w:t xml:space="preserve">6</w:t>
+            </w:r>
+          </w:p>
+        </w:tc>
+        <w:tc>
+          <w:tcPr/>
+          <w:p>
+            <w:pPr>
+              <w:pStyle w:val="Compact"/>
+            </w:pPr>
+            <w:r>
+              <w:t xml:space="preserve">No established value; may indicate unexplored potential or genuine uselessness</w:t>
+            </w:r>
+          </w:p>
+        </w:tc>
+      </w:tr>
+    </w:tbl>
+    <w:bookmarkEnd w:id="212"/>
+    <w:bookmarkEnd w:id="213"/>
+    <w:bookmarkStart w:id="214" w:name="encounter-context"/>
+    <w:p>
+      <w:pPr>
+        <w:pStyle w:val="Heading2"/>
+      </w:pPr>
+      <w:r>
+        <w:rPr>
+          <w:b/>
+          <w:bCs/>
+        </w:rPr>
+        <w:t xml:space="preserve">Encounter Context</w:t>
+      </w:r>
+    </w:p>
+    <w:tbl>
+      <w:tblPr>
+        <w:tblStyle w:val="Table"/>
+        <w:tblW w:type="pct" w:w="5000"/>
+        <w:tblLayout w:type="fixed"/>
+        <w:tblLook w:firstRow="1" w:lastRow="0" w:firstColumn="0" w:lastColumn="0" w:noHBand="0" w:noVBand="0" w:val="0020"/>
+      </w:tblPr>
+      <w:tblGrid>
+        <w:gridCol w:w="2112"/>
+        <w:gridCol w:w="5808"/>
+      </w:tblGrid>
+      <w:tr>
+        <w:trPr>
+          <w:tblHeader w:val="on"/>
+        </w:trPr>
+        <w:tc>
+          <w:tcPr/>
+          <w:p>
+            <w:pPr>
+              <w:pStyle w:val="Compact"/>
+            </w:pPr>
+            <w:r>
+              <w:t xml:space="preserve">d6</w:t>
+            </w:r>
+          </w:p>
+        </w:tc>
+        <w:tc>
+          <w:tcPr/>
+          <w:p>
+            <w:pPr>
+              <w:pStyle w:val="Compact"/>
+            </w:pPr>
+            <w:r>
+              <w:t xml:space="preserve">Situation</w:t>
+            </w:r>
+          </w:p>
+        </w:tc>
+      </w:tr>
+      <w:tr>
+        <w:tc>
+          <w:tcPr/>
+          <w:p>
+            <w:pPr>
+              <w:pStyle w:val="Compact"/>
+            </w:pPr>
+            <w:r>
+              <w:t xml:space="preserve">1</w:t>
+            </w:r>
+          </w:p>
+        </w:tc>
+        <w:tc>
+          <w:tcPr/>
+          <w:p>
+            <w:pPr>
+              <w:pStyle w:val="Compact"/>
+            </w:pPr>
+            <w:r>
+              <w:t xml:space="preserve">Territorial; the crew entered its range without knowing</w:t>
+            </w:r>
+          </w:p>
+        </w:tc>
+      </w:tr>
+      <w:tr>
+        <w:tc>
+          <w:tcPr/>
+          <w:p>
+            <w:pPr>
+              <w:pStyle w:val="Compact"/>
+            </w:pPr>
+            <w:r>
+              <w:t xml:space="preserve">2</w:t>
+            </w:r>
+          </w:p>
+        </w:tc>
+        <w:tc>
+          <w:tcPr/>
+          <w:p>
+            <w:pPr>
+              <w:pStyle w:val="Compact"/>
+            </w:pPr>
+            <w:r>
+              <w:t xml:space="preserve">Displaced; something drove it from its normal habitat</w:t>
+            </w:r>
+          </w:p>
+        </w:tc>
+      </w:tr>
+      <w:tr>
+        <w:tc>
+          <w:tcPr/>
+          <w:p>
+            <w:pPr>
+              <w:pStyle w:val="Compact"/>
+            </w:pPr>
+            <w:r>
+              <w:t xml:space="preserve">3</w:t>
+            </w:r>
+          </w:p>
+        </w:tc>
+        <w:tc>
+          <w:tcPr/>
+          <w:p>
+            <w:pPr>
+              <w:pStyle w:val="Compact"/>
+            </w:pPr>
+            <w:r>
+              <w:t xml:space="preserve">Attracted by equipment emissions, waste heat, or chemical signature</w:t>
+            </w:r>
+          </w:p>
+        </w:tc>
+      </w:tr>
+      <w:tr>
+        <w:tc>
+          <w:tcPr/>
+          <w:p>
+            <w:pPr>
+              <w:pStyle w:val="Compact"/>
+            </w:pPr>
+            <w:r>
+              <w:t xml:space="preserve">4</w:t>
+            </w:r>
+          </w:p>
+        </w:tc>
+        <w:tc>
+          <w:tcPr/>
+          <w:p>
+            <w:pPr>
+              <w:pStyle w:val="Compact"/>
+            </w:pPr>
+            <w:r>
+              <w:t xml:space="preserve">Incidental; passing through, uninterested unless provoked</w:t>
+            </w:r>
+          </w:p>
+        </w:tc>
+      </w:tr>
+      <w:tr>
+        <w:tc>
+          <w:tcPr/>
+          <w:p>
+            <w:pPr>
+              <w:pStyle w:val="Compact"/>
+            </w:pPr>
+            <w:r>
+              <w:t xml:space="preserve">5</w:t>
+            </w:r>
+          </w:p>
+        </w:tc>
+        <w:tc>
+          <w:tcPr/>
+          <w:p>
+            <w:pPr>
+              <w:pStyle w:val="Compact"/>
+            </w:pPr>
+            <w:r>
+              <w:t xml:space="preserve">Active threat to a nearby settlement or installation</w:t>
+            </w:r>
+          </w:p>
+        </w:tc>
+      </w:tr>
+      <w:tr>
+        <w:tc>
+          <w:tcPr/>
+          <w:p>
+            <w:pPr>
+              <w:pStyle w:val="Compact"/>
+            </w:pPr>
+            <w:r>
+              <w:t xml:space="preserve">6</w:t>
+            </w:r>
+          </w:p>
+        </w:tc>
+        <w:tc>
+          <w:tcPr/>
+          <w:p>
+            <w:pPr>
+              <w:pStyle w:val="Compact"/>
+            </w:pPr>
+            <w:r>
+              <w:t xml:space="preserve">Subject of a corporate or research extraction contract</w:t>
+            </w:r>
+          </w:p>
+        </w:tc>
+      </w:tr>
+    </w:tbl>
+    <w:bookmarkEnd w:id="214"/>
+    <w:bookmarkStart w:id="216" w:name="macro-scale-hazards"/>
+    <w:p>
+      <w:pPr>
+        <w:pStyle w:val="Heading2"/>
+      </w:pPr>
+      <w:r>
+        <w:t xml:space="preserve">Macro-Scale Hazards</w:t>
+      </w:r>
+    </w:p>
+    <w:p>
+      <w:pPr>
+        <w:pStyle w:val="FirstParagraph"/>
+      </w:pPr>
+      <w:r>
+        <w:t xml:space="preserve">Some threats transcend the scale of individual organisms and must be understood as system-level phenomena.</w:t>
+      </w:r>
+    </w:p>
+    <w:bookmarkStart w:id="215" w:name="the-varnon-swarm-1"/>
+    <w:p>
+      <w:pPr>
+        <w:pStyle w:val="Heading3"/>
+      </w:pPr>
+      <w:r>
+        <w:rPr>
+          <w:b/>
+          <w:bCs/>
+        </w:rPr>
+        <w:t xml:space="preserve">The Varnon Swarm</w:t>
+      </w:r>
+    </w:p>
+    <w:p>
+      <w:pPr>
+        <w:pStyle w:val="Compact"/>
+        <w:numPr>
+          <w:ilvl w:val="0"/>
+          <w:numId w:val="1155"/>
+        </w:numPr>
+      </w:pPr>
+      <w:r>
+        <w:rPr>
+          <w:b/>
+          <w:bCs/>
+        </w:rPr>
+        <w:t xml:space="preserve">Scale:</w:t>
+      </w:r>
+      <w:r>
+        <w:t xml:space="preserve"> </w:t>
+      </w:r>
+      <w:r>
+        <w:t xml:space="preserve">Interstellar.</w:t>
+      </w:r>
+    </w:p>
+    <w:p>
+      <w:pPr>
+        <w:pStyle w:val="Compact"/>
+        <w:numPr>
+          <w:ilvl w:val="0"/>
+          <w:numId w:val="1155"/>
+        </w:numPr>
+      </w:pPr>
+      <w:r>
+        <w:rPr>
+          <w:b/>
+          <w:bCs/>
+        </w:rPr>
+        <w:t xml:space="preserve">Classification:</w:t>
+      </w:r>
+      <w:r>
+        <w:t xml:space="preserve"> </w:t>
+      </w:r>
+      <w:r>
+        <w:t xml:space="preserve">Non-sentient self-replicating process; sometimes categorized as a distributed macro-organism, though the label is contested.</w:t>
+      </w:r>
+    </w:p>
+    <w:p>
+      <w:pPr>
+        <w:pStyle w:val="Compact"/>
+        <w:numPr>
+          <w:ilvl w:val="0"/>
+          <w:numId w:val="1155"/>
+        </w:numPr>
+      </w:pPr>
+      <w:r>
+        <w:rPr>
+          <w:b/>
+          <w:bCs/>
+        </w:rPr>
+        <w:t xml:space="preserve">Description:</w:t>
+      </w:r>
+      <w:r>
+        <w:t xml:space="preserve"> </w:t>
+      </w:r>
+      <w:r>
+        <w:t xml:space="preserve">The Varnon Swarm does not have a body. It is a consuming process — a self-replicating cascade of structures that disassembles planetary matter, captures stellar energy, and replicates outward. Up close, an affected system shows signs of progressive mineral depletion, odd energy readings from orbit, and increasingly anomalous behavior from local fauna before planets become inert husks. The process takes centuries per system, but it does not stop.</w:t>
+      </w:r>
+    </w:p>
+    <w:p>
+      <w:pPr>
+        <w:pStyle w:val="Compact"/>
+        <w:numPr>
+          <w:ilvl w:val="0"/>
+          <w:numId w:val="1155"/>
+        </w:numPr>
+      </w:pPr>
+      <w:r>
+        <w:rPr>
+          <w:b/>
+          <w:bCs/>
+        </w:rPr>
+        <w:t xml:space="preserve">Behavior:</w:t>
+      </w:r>
+      <w:r>
+        <w:t xml:space="preserve"> </w:t>
+      </w:r>
+      <w:r>
+        <w:t xml:space="preserve">No communication is possible. The Swarm does not pursue; it advances. Ships that remain in an actively consumed system too long report equipment failures consistent with energy siphoning. Direct contact with Swarm structures causes rapid material breakdown.</w:t>
+      </w:r>
+    </w:p>
+    <w:p>
+      <w:pPr>
+        <w:pStyle w:val="Compact"/>
+        <w:numPr>
+          <w:ilvl w:val="0"/>
+          <w:numId w:val="1155"/>
+        </w:numPr>
+      </w:pPr>
+      <w:r>
+        <w:rPr>
+          <w:b/>
+          <w:bCs/>
+        </w:rPr>
+        <w:t xml:space="preserve">Uses:</w:t>
+      </w:r>
+      <w:r>
+        <w:t xml:space="preserve"> </w:t>
+      </w:r>
+      <w:r>
+        <w:t xml:space="preserve">The Swarm boundary is the setting for some of the most isolated and dangerous missions in the Orion Frontier. Researchers, early-warning teams, and reckless salvagers all venture there. First-hand observations are rare and valuable — most factions prefer their populations not to think too hard about what is moving toward them.</w:t>
+      </w:r>
+    </w:p>
+    <w:bookmarkEnd w:id="215"/>
+    <w:bookmarkEnd w:id="216"/>
+    <w:bookmarkEnd w:id="217"/>
+    <w:bookmarkStart w:id="232" w:name="mission-generator"/>
+    <w:p>
+      <w:pPr>
+        <w:pStyle w:val="Heading1"/>
+      </w:pPr>
+      <w:r>
+        <w:rPr>
+          <w:b/>
+          <w:bCs/>
+        </w:rPr>
+        <w:t xml:space="preserve">Mission Generator</w:t>
+      </w:r>
+    </w:p>
+    <w:p>
+      <w:pPr>
+        <w:pStyle w:val="FirstParagraph"/>
+      </w:pPr>
+      <w:r>
+        <w:t xml:space="preserve">This generator produces missions set in the Orion Arm. Players take on contracts for factions, uncover Precursor mysteries, and work through the competing interests of interstellar society.</w:t>
+      </w:r>
+    </w:p>
+    <w:bookmarkStart w:id="218" w:name="finding-missions"/>
+    <w:p>
+      <w:pPr>
+        <w:pStyle w:val="Heading2"/>
+      </w:pPr>
+      <w:r>
+        <w:rPr>
+          <w:b/>
+          <w:bCs/>
+        </w:rPr>
+        <w:t xml:space="preserve">Finding Missions</w:t>
+      </w:r>
+    </w:p>
+    <w:p>
+      <w:pPr>
+        <w:pStyle w:val="FirstParagraph"/>
+      </w:pPr>
+      <w:r>
+        <w:t xml:space="preserve">Roll 1d6 to determine the availability of missions. Spend 1₡ to re-roll.</w:t>
       </w:r>
     </w:p>
     <w:tbl>
@@ -26218,515 +26623,107 @@
               <w:pStyle w:val="Compact"/>
             </w:pPr>
             <w:r>
-              <w:t xml:space="preserve">D20</w:t>
-            </w:r>
-          </w:p>
-        </w:tc>
-        <w:tc>
-          <w:tcPr/>
-          <w:p>
-            <w:pPr>
-              <w:pStyle w:val="Compact"/>
-            </w:pPr>
-            <w:r>
-              <w:t xml:space="preserve">Mission</w:t>
-            </w:r>
-          </w:p>
-        </w:tc>
-      </w:tr>
-      <w:tr>
-        <w:tc>
-          <w:tcPr/>
-          <w:p>
-            <w:pPr>
-              <w:pStyle w:val="Compact"/>
-            </w:pPr>
-            <w:r>
-              <w:t xml:space="preserve">1.</w:t>
-            </w:r>
-          </w:p>
-        </w:tc>
-        <w:tc>
-          <w:tcPr/>
-          <w:p>
-            <w:pPr>
-              <w:pStyle w:val="Compact"/>
-            </w:pPr>
-            <w:r>
-              <w:t xml:space="preserve">Secure Precursor Artifact</w:t>
-            </w:r>
-          </w:p>
-        </w:tc>
-      </w:tr>
-      <w:tr>
-        <w:tc>
-          <w:tcPr/>
-          <w:p>
-            <w:pPr>
-              <w:pStyle w:val="Compact"/>
-            </w:pPr>
-            <w:r>
-              <w:t xml:space="preserve">2.</w:t>
-            </w:r>
-          </w:p>
-        </w:tc>
-        <w:tc>
-          <w:tcPr/>
-          <w:p>
-            <w:pPr>
-              <w:pStyle w:val="Compact"/>
-            </w:pPr>
-            <w:r>
-              <w:t xml:space="preserve">Investigate Alien Signal</w:t>
-            </w:r>
-          </w:p>
-        </w:tc>
-      </w:tr>
-      <w:tr>
-        <w:tc>
-          <w:tcPr/>
-          <w:p>
-            <w:pPr>
-              <w:pStyle w:val="Compact"/>
-            </w:pPr>
-            <w:r>
-              <w:t xml:space="preserve">3.</w:t>
-            </w:r>
-          </w:p>
-        </w:tc>
-        <w:tc>
-          <w:tcPr/>
-          <w:p>
-            <w:pPr>
-              <w:pStyle w:val="Compact"/>
-            </w:pPr>
-            <w:r>
-              <w:t xml:space="preserve">Establish Orbital Outpost</w:t>
-            </w:r>
-          </w:p>
-        </w:tc>
-      </w:tr>
-      <w:tr>
-        <w:tc>
-          <w:tcPr/>
-          <w:p>
-            <w:pPr>
-              <w:pStyle w:val="Compact"/>
-            </w:pPr>
-            <w:r>
-              <w:t xml:space="preserve">4.</w:t>
-            </w:r>
-          </w:p>
-        </w:tc>
-        <w:tc>
-          <w:tcPr/>
-          <w:p>
-            <w:pPr>
-              <w:pStyle w:val="Compact"/>
-            </w:pPr>
-            <w:r>
-              <w:t xml:space="preserve">Recover Lost Starship</w:t>
-            </w:r>
-          </w:p>
-        </w:tc>
-      </w:tr>
-      <w:tr>
-        <w:tc>
-          <w:tcPr/>
-          <w:p>
-            <w:pPr>
-              <w:pStyle w:val="Compact"/>
-            </w:pPr>
-            <w:r>
-              <w:t xml:space="preserve">5.</w:t>
-            </w:r>
-          </w:p>
-        </w:tc>
-        <w:tc>
-          <w:tcPr/>
-          <w:p>
-            <w:pPr>
-              <w:pStyle w:val="Compact"/>
-            </w:pPr>
-            <w:r>
-              <w:t xml:space="preserve">Assist Colony Infrastructure</w:t>
-            </w:r>
-          </w:p>
-        </w:tc>
-      </w:tr>
-      <w:tr>
-        <w:tc>
-          <w:tcPr/>
-          <w:p>
-            <w:pPr>
-              <w:pStyle w:val="Compact"/>
-            </w:pPr>
-            <w:r>
-              <w:t xml:space="preserve">6.</w:t>
-            </w:r>
-          </w:p>
-        </w:tc>
-        <w:tc>
-          <w:tcPr/>
-          <w:p>
-            <w:pPr>
-              <w:pStyle w:val="Compact"/>
-            </w:pPr>
-            <w:r>
-              <w:t xml:space="preserve">Neutralize Pirate Threat</w:t>
-            </w:r>
-          </w:p>
-        </w:tc>
-      </w:tr>
-      <w:tr>
-        <w:tc>
-          <w:tcPr/>
-          <w:p>
-            <w:pPr>
-              <w:pStyle w:val="Compact"/>
-            </w:pPr>
-            <w:r>
-              <w:t xml:space="preserve">7.</w:t>
-            </w:r>
-          </w:p>
-        </w:tc>
-        <w:tc>
-          <w:tcPr/>
-          <w:p>
-            <w:pPr>
-              <w:pStyle w:val="Compact"/>
-            </w:pPr>
-            <w:r>
-              <w:t xml:space="preserve">Protect Trade Convoy</w:t>
-            </w:r>
-          </w:p>
-        </w:tc>
-      </w:tr>
-      <w:tr>
-        <w:tc>
-          <w:tcPr/>
-          <w:p>
-            <w:pPr>
-              <w:pStyle w:val="Compact"/>
-            </w:pPr>
-            <w:r>
-              <w:t xml:space="preserve">8.</w:t>
-            </w:r>
-          </w:p>
-        </w:tc>
-        <w:tc>
-          <w:tcPr/>
-          <w:p>
-            <w:pPr>
-              <w:pStyle w:val="Compact"/>
-            </w:pPr>
-            <w:r>
-              <w:t xml:space="preserve">Survey Hazardous Planet</w:t>
-            </w:r>
-          </w:p>
-        </w:tc>
-      </w:tr>
-      <w:tr>
-        <w:tc>
-          <w:tcPr/>
-          <w:p>
-            <w:pPr>
-              <w:pStyle w:val="Compact"/>
-            </w:pPr>
-            <w:r>
-              <w:t xml:space="preserve">9.</w:t>
-            </w:r>
-          </w:p>
-        </w:tc>
-        <w:tc>
-          <w:tcPr/>
-          <w:p>
-            <w:pPr>
-              <w:pStyle w:val="Compact"/>
-            </w:pPr>
-            <w:r>
-              <w:t xml:space="preserve">Infiltrate Rival Facility</w:t>
-            </w:r>
-          </w:p>
-        </w:tc>
-      </w:tr>
-      <w:tr>
-        <w:tc>
-          <w:tcPr/>
-          <w:p>
-            <w:pPr>
-              <w:pStyle w:val="Compact"/>
-            </w:pPr>
-            <w:r>
-              <w:t xml:space="preserve">10.</w:t>
-            </w:r>
-          </w:p>
-        </w:tc>
-        <w:tc>
-          <w:tcPr/>
-          <w:p>
-            <w:pPr>
-              <w:pStyle w:val="Compact"/>
-            </w:pPr>
-            <w:r>
-              <w:t xml:space="preserve">Mediate Faction Dispute</w:t>
-            </w:r>
-          </w:p>
-        </w:tc>
-      </w:tr>
-      <w:tr>
-        <w:tc>
-          <w:tcPr/>
-          <w:p>
-            <w:pPr>
-              <w:pStyle w:val="Compact"/>
-            </w:pPr>
-            <w:r>
-              <w:t xml:space="preserve">11.</w:t>
-            </w:r>
-          </w:p>
-        </w:tc>
-        <w:tc>
-          <w:tcPr/>
-          <w:p>
-            <w:pPr>
-              <w:pStyle w:val="Compact"/>
-            </w:pPr>
-            <w:r>
-              <w:t xml:space="preserve">Capture Rogue AI Node</w:t>
-            </w:r>
-          </w:p>
-        </w:tc>
-      </w:tr>
-      <w:tr>
-        <w:tc>
-          <w:tcPr/>
-          <w:p>
-            <w:pPr>
-              <w:pStyle w:val="Compact"/>
-            </w:pPr>
-            <w:r>
-              <w:t xml:space="preserve">12.</w:t>
-            </w:r>
-          </w:p>
-        </w:tc>
-        <w:tc>
-          <w:tcPr/>
-          <w:p>
-            <w:pPr>
-              <w:pStyle w:val="Compact"/>
-            </w:pPr>
-            <w:r>
-              <w:t xml:space="preserve">Search for Missing Crew</w:t>
-            </w:r>
-          </w:p>
-        </w:tc>
-      </w:tr>
-      <w:tr>
-        <w:tc>
-          <w:tcPr/>
-          <w:p>
-            <w:pPr>
-              <w:pStyle w:val="Compact"/>
-            </w:pPr>
-            <w:r>
-              <w:t xml:space="preserve">13.</w:t>
-            </w:r>
-          </w:p>
-        </w:tc>
-        <w:tc>
-          <w:tcPr/>
-          <w:p>
-            <w:pPr>
-              <w:pStyle w:val="Compact"/>
-            </w:pPr>
-            <w:r>
-              <w:t xml:space="preserve">Escort Diplomatic Envoy</w:t>
-            </w:r>
-          </w:p>
-        </w:tc>
-      </w:tr>
-      <w:tr>
-        <w:tc>
-          <w:tcPr/>
-          <w:p>
-            <w:pPr>
-              <w:pStyle w:val="Compact"/>
-            </w:pPr>
-            <w:r>
-              <w:t xml:space="preserve">14.</w:t>
-            </w:r>
-          </w:p>
-        </w:tc>
-        <w:tc>
-          <w:tcPr/>
-          <w:p>
-            <w:pPr>
-              <w:pStyle w:val="Compact"/>
-            </w:pPr>
-            <w:r>
-              <w:t xml:space="preserve">Test Advanced Weaponry</w:t>
-            </w:r>
-          </w:p>
-        </w:tc>
-      </w:tr>
-      <w:tr>
-        <w:tc>
-          <w:tcPr/>
-          <w:p>
-            <w:pPr>
-              <w:pStyle w:val="Compact"/>
-            </w:pPr>
-            <w:r>
-              <w:t xml:space="preserve">15.</w:t>
-            </w:r>
-          </w:p>
-        </w:tc>
-        <w:tc>
-          <w:tcPr/>
-          <w:p>
-            <w:pPr>
-              <w:pStyle w:val="Compact"/>
-            </w:pPr>
-            <w:r>
-              <w:t xml:space="preserve">Disable Smuggler Ring</w:t>
-            </w:r>
-          </w:p>
-        </w:tc>
-      </w:tr>
-      <w:tr>
-        <w:tc>
-          <w:tcPr/>
-          <w:p>
-            <w:pPr>
-              <w:pStyle w:val="Compact"/>
-            </w:pPr>
-            <w:r>
-              <w:t xml:space="preserve">16.</w:t>
-            </w:r>
-          </w:p>
-        </w:tc>
-        <w:tc>
-          <w:tcPr/>
-          <w:p>
-            <w:pPr>
-              <w:pStyle w:val="Compact"/>
-            </w:pPr>
-            <w:r>
-              <w:t xml:space="preserve">Aid in Terraforming Effort</w:t>
-            </w:r>
-          </w:p>
-        </w:tc>
-      </w:tr>
-      <w:tr>
-        <w:tc>
-          <w:tcPr/>
-          <w:p>
-            <w:pPr>
-              <w:pStyle w:val="Compact"/>
-            </w:pPr>
-            <w:r>
-              <w:t xml:space="preserve">17.</w:t>
-            </w:r>
-          </w:p>
-        </w:tc>
-        <w:tc>
-          <w:tcPr/>
-          <w:p>
-            <w:pPr>
-              <w:pStyle w:val="Compact"/>
-            </w:pPr>
-            <w:r>
-              <w:t xml:space="preserve">Repair Subspace Anomaly</w:t>
-            </w:r>
-          </w:p>
-        </w:tc>
-      </w:tr>
-      <w:tr>
-        <w:tc>
-          <w:tcPr/>
-          <w:p>
-            <w:pPr>
-              <w:pStyle w:val="Compact"/>
-            </w:pPr>
-            <w:r>
-              <w:t xml:space="preserve">18.</w:t>
-            </w:r>
-          </w:p>
-        </w:tc>
-        <w:tc>
-          <w:tcPr/>
-          <w:p>
-            <w:pPr>
-              <w:pStyle w:val="Compact"/>
-            </w:pPr>
-            <w:r>
-              <w:t xml:space="preserve">Contain Xenobiological Outbreak</w:t>
-            </w:r>
-          </w:p>
-        </w:tc>
-      </w:tr>
-      <w:tr>
-        <w:tc>
-          <w:tcPr/>
-          <w:p>
-            <w:pPr>
-              <w:pStyle w:val="Compact"/>
-            </w:pPr>
-            <w:r>
-              <w:t xml:space="preserve">19.</w:t>
-            </w:r>
-          </w:p>
-        </w:tc>
-        <w:tc>
-          <w:tcPr/>
-          <w:p>
-            <w:pPr>
-              <w:pStyle w:val="Compact"/>
-            </w:pPr>
-            <w:r>
-              <w:t xml:space="preserve">Reinforce Colony Defenses</w:t>
-            </w:r>
-          </w:p>
-        </w:tc>
-      </w:tr>
-      <w:tr>
-        <w:tc>
-          <w:tcPr/>
-          <w:p>
-            <w:pPr>
-              <w:pStyle w:val="Compact"/>
-            </w:pPr>
-            <w:r>
-              <w:t xml:space="preserve">20.</w:t>
-            </w:r>
-          </w:p>
-        </w:tc>
-        <w:tc>
-          <w:tcPr/>
-          <w:p>
-            <w:pPr>
-              <w:pStyle w:val="Compact"/>
-            </w:pPr>
-            <w:r>
-              <w:t xml:space="preserve">Discover New Resonance Point</w:t>
+              <w:t xml:space="preserve">D6</w:t>
+            </w:r>
+          </w:p>
+        </w:tc>
+        <w:tc>
+          <w:tcPr/>
+          <w:p>
+            <w:pPr>
+              <w:pStyle w:val="Compact"/>
+            </w:pPr>
+            <w:r>
+              <w:t xml:space="preserve">Job Offer</w:t>
+            </w:r>
+          </w:p>
+        </w:tc>
+      </w:tr>
+      <w:tr>
+        <w:tc>
+          <w:tcPr/>
+          <w:p>
+            <w:pPr>
+              <w:pStyle w:val="Compact"/>
+            </w:pPr>
+            <w:r>
+              <w:t xml:space="preserve">1-2</w:t>
+            </w:r>
+          </w:p>
+        </w:tc>
+        <w:tc>
+          <w:tcPr/>
+          <w:p>
+            <w:pPr>
+              <w:pStyle w:val="Compact"/>
+            </w:pPr>
+            <w:r>
+              <w:t xml:space="preserve">No contracts available currently.</w:t>
+            </w:r>
+          </w:p>
+        </w:tc>
+      </w:tr>
+      <w:tr>
+        <w:tc>
+          <w:tcPr/>
+          <w:p>
+            <w:pPr>
+              <w:pStyle w:val="Compact"/>
+            </w:pPr>
+            <w:r>
+              <w:t xml:space="preserve">3-4</w:t>
+            </w:r>
+          </w:p>
+        </w:tc>
+        <w:tc>
+          <w:tcPr/>
+          <w:p>
+            <w:pPr>
+              <w:pStyle w:val="Compact"/>
+            </w:pPr>
+            <w:r>
+              <w:t xml:space="preserve">A risky or low-paying mission is offered.</w:t>
+            </w:r>
+          </w:p>
+        </w:tc>
+      </w:tr>
+      <w:tr>
+        <w:tc>
+          <w:tcPr/>
+          <w:p>
+            <w:pPr>
+              <w:pStyle w:val="Compact"/>
+            </w:pPr>
+            <w:r>
+              <w:t xml:space="preserve">5-6</w:t>
+            </w:r>
+          </w:p>
+        </w:tc>
+        <w:tc>
+          <w:tcPr/>
+          <w:p>
+            <w:pPr>
+              <w:pStyle w:val="Compact"/>
+            </w:pPr>
+            <w:r>
+              <w:t xml:space="preserve">Choose between two available contracts.</w:t>
             </w:r>
           </w:p>
         </w:tc>
       </w:tr>
     </w:tbl>
-    <w:bookmarkEnd w:id="221"/>
-    <w:bookmarkStart w:id="222" w:name="location-table"/>
-    <w:p>
-      <w:pPr>
-        <w:pStyle w:val="Heading3"/>
-      </w:pPr>
-      <w:r>
-        <w:rPr>
-          <w:b/>
-          <w:bCs/>
-        </w:rPr>
-        <w:t xml:space="preserve">Location Table</w:t>
+    <w:bookmarkEnd w:id="218"/>
+    <w:bookmarkStart w:id="219" w:name="mission-table"/>
+    <w:p>
+      <w:pPr>
+        <w:pStyle w:val="Heading2"/>
+      </w:pPr>
+      <w:r>
+        <w:rPr>
+          <w:b/>
+          <w:bCs/>
+        </w:rPr>
+        <w:t xml:space="preserve">Mission Table</w:t>
       </w:r>
     </w:p>
     <w:tbl>
@@ -26761,7 +26758,7 @@
               <w:pStyle w:val="Compact"/>
             </w:pPr>
             <w:r>
-              <w:t xml:space="preserve">Location</w:t>
+              <w:t xml:space="preserve">Mission</w:t>
             </w:r>
           </w:p>
         </w:tc>
@@ -26785,7 +26782,7 @@
               <w:pStyle w:val="Compact"/>
             </w:pPr>
             <w:r>
-              <w:t xml:space="preserve">Core System Habitat</w:t>
+              <w:t xml:space="preserve">Secure Precursor Artifact</w:t>
             </w:r>
           </w:p>
         </w:tc>
@@ -26809,7 +26806,7 @@
               <w:pStyle w:val="Compact"/>
             </w:pPr>
             <w:r>
-              <w:t xml:space="preserve">Remote Frontier Colony</w:t>
+              <w:t xml:space="preserve">Investigate Alien Signal</w:t>
             </w:r>
           </w:p>
         </w:tc>
@@ -26833,7 +26830,7 @@
               <w:pStyle w:val="Compact"/>
             </w:pPr>
             <w:r>
-              <w:t xml:space="preserve">Precursor Ruin Site</w:t>
+              <w:t xml:space="preserve">Establish Orbital Outpost</w:t>
             </w:r>
           </w:p>
         </w:tc>
@@ -26857,7 +26854,7 @@
               <w:pStyle w:val="Compact"/>
             </w:pPr>
             <w:r>
-              <w:t xml:space="preserve">Derelict Freighter</w:t>
+              <w:t xml:space="preserve">Recover Lost Starship</w:t>
             </w:r>
           </w:p>
         </w:tc>
@@ -26881,7 +26878,7 @@
               <w:pStyle w:val="Compact"/>
             </w:pPr>
             <w:r>
-              <w:t xml:space="preserve">Pirate Asteroid Base</w:t>
+              <w:t xml:space="preserve">Assist Colony Infrastructure</w:t>
             </w:r>
           </w:p>
         </w:tc>
@@ -26905,7 +26902,7 @@
               <w:pStyle w:val="Compact"/>
             </w:pPr>
             <w:r>
-              <w:t xml:space="preserve">Gas Giant Mining Platform</w:t>
+              <w:t xml:space="preserve">Neutralize Pirate Threat</w:t>
             </w:r>
           </w:p>
         </w:tc>
@@ -26929,7 +26926,7 @@
               <w:pStyle w:val="Compact"/>
             </w:pPr>
             <w:r>
-              <w:t xml:space="preserve">Volcanic Exoplanet</w:t>
+              <w:t xml:space="preserve">Protect Trade Convoy</w:t>
             </w:r>
           </w:p>
         </w:tc>
@@ -26953,7 +26950,7 @@
               <w:pStyle w:val="Compact"/>
             </w:pPr>
             <w:r>
-              <w:t xml:space="preserve">Zynthari Border Zone</w:t>
+              <w:t xml:space="preserve">Survey Hazardous Planet</w:t>
             </w:r>
           </w:p>
         </w:tc>
@@ -26977,7 +26974,7 @@
               <w:pStyle w:val="Compact"/>
             </w:pPr>
             <w:r>
-              <w:t xml:space="preserve">Unstable Phase Rift</w:t>
+              <w:t xml:space="preserve">Infiltrate Rival Facility</w:t>
             </w:r>
           </w:p>
         </w:tc>
@@ -27001,7 +26998,7 @@
               <w:pStyle w:val="Compact"/>
             </w:pPr>
             <w:r>
-              <w:t xml:space="preserve">Disputed Trade Hub</w:t>
+              <w:t xml:space="preserve">Mediate Faction Dispute</w:t>
             </w:r>
           </w:p>
         </w:tc>
@@ -27025,7 +27022,7 @@
               <w:pStyle w:val="Compact"/>
             </w:pPr>
             <w:r>
-              <w:t xml:space="preserve">Alien Biodome Station</w:t>
+              <w:t xml:space="preserve">Capture Rogue AI Node</w:t>
             </w:r>
           </w:p>
         </w:tc>
@@ -27049,7 +27046,7 @@
               <w:pStyle w:val="Compact"/>
             </w:pPr>
             <w:r>
-              <w:t xml:space="preserve">Neutron Star Proximity</w:t>
+              <w:t xml:space="preserve">Search for Missing Crew</w:t>
             </w:r>
           </w:p>
         </w:tc>
@@ -27073,7 +27070,7 @@
               <w:pStyle w:val="Compact"/>
             </w:pPr>
             <w:r>
-              <w:t xml:space="preserve">Uncharted Planetary System</w:t>
+              <w:t xml:space="preserve">Escort Diplomatic Envoy</w:t>
             </w:r>
           </w:p>
         </w:tc>
@@ -27097,7 +27094,7 @@
               <w:pStyle w:val="Compact"/>
             </w:pPr>
             <w:r>
-              <w:t xml:space="preserve">Cosmic Dust Nebula</w:t>
+              <w:t xml:space="preserve">Test Advanced Weaponry</w:t>
             </w:r>
           </w:p>
         </w:tc>
@@ -27121,7 +27118,7 @@
               <w:pStyle w:val="Compact"/>
             </w:pPr>
             <w:r>
-              <w:t xml:space="preserve">Rogue Planet Surface</w:t>
+              <w:t xml:space="preserve">Disable Smuggler Ring</w:t>
             </w:r>
           </w:p>
         </w:tc>
@@ -27145,7 +27142,7 @@
               <w:pStyle w:val="Compact"/>
             </w:pPr>
             <w:r>
-              <w:t xml:space="preserve">Varnon Swarm Boundary</w:t>
+              <w:t xml:space="preserve">Aid in Terraforming Effort</w:t>
             </w:r>
           </w:p>
         </w:tc>
@@ -27169,7 +27166,7 @@
               <w:pStyle w:val="Compact"/>
             </w:pPr>
             <w:r>
-              <w:t xml:space="preserve">Experimental Shipyard</w:t>
+              <w:t xml:space="preserve">Repair Subspace Anomaly</w:t>
             </w:r>
           </w:p>
         </w:tc>
@@ -27193,7 +27190,7 @@
               <w:pStyle w:val="Compact"/>
             </w:pPr>
             <w:r>
-              <w:t xml:space="preserve">Diplomatic Conference Station</w:t>
+              <w:t xml:space="preserve">Contain Xenobiological Outbreak</w:t>
             </w:r>
           </w:p>
         </w:tc>
@@ -27217,7 +27214,7 @@
               <w:pStyle w:val="Compact"/>
             </w:pPr>
             <w:r>
-              <w:t xml:space="preserve">Deep Space Monitoring Array</w:t>
+              <w:t xml:space="preserve">Reinforce Colony Defenses</w:t>
             </w:r>
           </w:p>
         </w:tc>
@@ -27241,24 +27238,24 @@
               <w:pStyle w:val="Compact"/>
             </w:pPr>
             <w:r>
-              <w:t xml:space="preserve">Isolated Terraforming Base</w:t>
+              <w:t xml:space="preserve">Discover New Resonance Point</w:t>
             </w:r>
           </w:p>
         </w:tc>
       </w:tr>
     </w:tbl>
-    <w:bookmarkEnd w:id="222"/>
-    <w:bookmarkStart w:id="223" w:name="client-table"/>
-    <w:p>
-      <w:pPr>
-        <w:pStyle w:val="Heading3"/>
-      </w:pPr>
-      <w:r>
-        <w:rPr>
-          <w:b/>
-          <w:bCs/>
-        </w:rPr>
-        <w:t xml:space="preserve">Client Table</w:t>
+    <w:bookmarkEnd w:id="219"/>
+    <w:bookmarkStart w:id="220" w:name="location-table"/>
+    <w:p>
+      <w:pPr>
+        <w:pStyle w:val="Heading2"/>
+      </w:pPr>
+      <w:r>
+        <w:rPr>
+          <w:b/>
+          <w:bCs/>
+        </w:rPr>
+        <w:t xml:space="preserve">Location Table</w:t>
       </w:r>
     </w:p>
     <w:tbl>
@@ -27293,7 +27290,7 @@
               <w:pStyle w:val="Compact"/>
             </w:pPr>
             <w:r>
-              <w:t xml:space="preserve">Client</w:t>
+              <w:t xml:space="preserve">Location</w:t>
             </w:r>
           </w:p>
         </w:tc>
@@ -27317,7 +27314,7 @@
               <w:pStyle w:val="Compact"/>
             </w:pPr>
             <w:r>
-              <w:t xml:space="preserve">Sol Union High Command</w:t>
+              <w:t xml:space="preserve">Core System Habitat</w:t>
             </w:r>
           </w:p>
         </w:tc>
@@ -27341,7 +27338,7 @@
               <w:pStyle w:val="Compact"/>
             </w:pPr>
             <w:r>
-              <w:t xml:space="preserve">Orion Concordium Diplomatic Corps</w:t>
+              <w:t xml:space="preserve">Remote Frontier Colony</w:t>
             </w:r>
           </w:p>
         </w:tc>
@@ -27365,7 +27362,7 @@
               <w:pStyle w:val="Compact"/>
             </w:pPr>
             <w:r>
-              <w:t xml:space="preserve">Sirius Compact Resource Authority</w:t>
+              <w:t xml:space="preserve">Precursor Ruin Site</w:t>
             </w:r>
           </w:p>
         </w:tc>
@@ -27389,7 +27386,7 @@
               <w:pStyle w:val="Compact"/>
             </w:pPr>
             <w:r>
-              <w:t xml:space="preserve">Precursor Seekers Guild</w:t>
+              <w:t xml:space="preserve">Derelict Freighter</w:t>
             </w:r>
           </w:p>
         </w:tc>
@@ -27413,7 +27410,7 @@
               <w:pStyle w:val="Compact"/>
             </w:pPr>
             <w:r>
-              <w:t xml:space="preserve">Independent Frontier Council</w:t>
+              <w:t xml:space="preserve">Pirate Asteroid Base</w:t>
             </w:r>
           </w:p>
         </w:tc>
@@ -27437,7 +27434,7 @@
               <w:pStyle w:val="Compact"/>
             </w:pPr>
             <w:r>
-              <w:t xml:space="preserve">Frontier Coalition Council</w:t>
+              <w:t xml:space="preserve">Gas Giant Mining Platform</w:t>
             </w:r>
           </w:p>
         </w:tc>
@@ -27461,7 +27458,7 @@
               <w:pStyle w:val="Compact"/>
             </w:pPr>
             <w:r>
-              <w:t xml:space="preserve">Nova Terra Assembly</w:t>
+              <w:t xml:space="preserve">Volcanic Exoplanet</w:t>
             </w:r>
           </w:p>
         </w:tc>
@@ -27485,7 +27482,7 @@
               <w:pStyle w:val="Compact"/>
             </w:pPr>
             <w:r>
-              <w:t xml:space="preserve">Interstellar Free Market Consortium</w:t>
+              <w:t xml:space="preserve">Zynthari Border Zone</w:t>
             </w:r>
           </w:p>
         </w:tc>
@@ -27509,7 +27506,7 @@
               <w:pStyle w:val="Compact"/>
             </w:pPr>
             <w:r>
-              <w:t xml:space="preserve">Zynthari Observation Directorate</w:t>
+              <w:t xml:space="preserve">Unstable Phase Rift</w:t>
             </w:r>
           </w:p>
         </w:tc>
@@ -27533,7 +27530,7 @@
               <w:pStyle w:val="Compact"/>
             </w:pPr>
             <w:r>
-              <w:t xml:space="preserve">Rogue AI Research Division</w:t>
+              <w:t xml:space="preserve">Disputed Trade Hub</w:t>
             </w:r>
           </w:p>
         </w:tc>
@@ -27557,7 +27554,7 @@
               <w:pStyle w:val="Compact"/>
             </w:pPr>
             <w:r>
-              <w:t xml:space="preserve">Colonial Infrastructure Union</w:t>
+              <w:t xml:space="preserve">Alien Biodome Station</w:t>
             </w:r>
           </w:p>
         </w:tc>
@@ -27581,7 +27578,7 @@
               <w:pStyle w:val="Compact"/>
             </w:pPr>
             <w:r>
-              <w:t xml:space="preserve">Artifact Protection Syndicate</w:t>
+              <w:t xml:space="preserve">Neutron Star Proximity</w:t>
             </w:r>
           </w:p>
         </w:tc>
@@ -27605,7 +27602,7 @@
               <w:pStyle w:val="Compact"/>
             </w:pPr>
             <w:r>
-              <w:t xml:space="preserve">System Defense Coalition</w:t>
+              <w:t xml:space="preserve">Uncharted Planetary System</w:t>
             </w:r>
           </w:p>
         </w:tc>
@@ -27629,7 +27626,7 @@
               <w:pStyle w:val="Compact"/>
             </w:pPr>
             <w:r>
-              <w:t xml:space="preserve">Pan-Galactic Traders Network</w:t>
+              <w:t xml:space="preserve">Cosmic Dust Nebula</w:t>
             </w:r>
           </w:p>
         </w:tc>
@@ -27653,7 +27650,7 @@
               <w:pStyle w:val="Compact"/>
             </w:pPr>
             <w:r>
-              <w:t xml:space="preserve">Galactic Conservation League</w:t>
+              <w:t xml:space="preserve">Rogue Planet Surface</w:t>
             </w:r>
           </w:p>
         </w:tc>
@@ -27677,7 +27674,7 @@
               <w:pStyle w:val="Compact"/>
             </w:pPr>
             <w:r>
-              <w:t xml:space="preserve">Zal-Terran Commonwealth Council</w:t>
+              <w:t xml:space="preserve">Varnon Swarm Boundary</w:t>
             </w:r>
           </w:p>
         </w:tc>
@@ -27701,7 +27698,7 @@
               <w:pStyle w:val="Compact"/>
             </w:pPr>
             <w:r>
-              <w:t xml:space="preserve">Deep Space Xenology Institute</w:t>
+              <w:t xml:space="preserve">Experimental Shipyard</w:t>
             </w:r>
           </w:p>
         </w:tc>
@@ -27725,7 +27722,7 @@
               <w:pStyle w:val="Compact"/>
             </w:pPr>
             <w:r>
-              <w:t xml:space="preserve">Sector Energy Consortium</w:t>
+              <w:t xml:space="preserve">Diplomatic Conference Station</w:t>
             </w:r>
           </w:p>
         </w:tc>
@@ -27749,7 +27746,7 @@
               <w:pStyle w:val="Compact"/>
             </w:pPr>
             <w:r>
-              <w:t xml:space="preserve">Terraforming Engineers Assembly</w:t>
+              <w:t xml:space="preserve">Deep Space Monitoring Array</w:t>
             </w:r>
           </w:p>
         </w:tc>
@@ -27773,24 +27770,24 @@
               <w:pStyle w:val="Compact"/>
             </w:pPr>
             <w:r>
-              <w:t xml:space="preserve">Independent Smuggler Broker</w:t>
+              <w:t xml:space="preserve">Isolated Terraforming Base</w:t>
             </w:r>
           </w:p>
         </w:tc>
       </w:tr>
     </w:tbl>
-    <w:bookmarkEnd w:id="223"/>
-    <w:bookmarkStart w:id="224" w:name="complication-table"/>
-    <w:p>
-      <w:pPr>
-        <w:pStyle w:val="Heading3"/>
-      </w:pPr>
-      <w:r>
-        <w:rPr>
-          <w:b/>
-          <w:bCs/>
-        </w:rPr>
-        <w:t xml:space="preserve">Complication Table</w:t>
+    <w:bookmarkEnd w:id="220"/>
+    <w:bookmarkStart w:id="221" w:name="client-table"/>
+    <w:p>
+      <w:pPr>
+        <w:pStyle w:val="Heading2"/>
+      </w:pPr>
+      <w:r>
+        <w:rPr>
+          <w:b/>
+          <w:bCs/>
+        </w:rPr>
+        <w:t xml:space="preserve">Client Table</w:t>
       </w:r>
     </w:p>
     <w:tbl>
@@ -27825,7 +27822,7 @@
               <w:pStyle w:val="Compact"/>
             </w:pPr>
             <w:r>
-              <w:t xml:space="preserve">Complication</w:t>
+              <w:t xml:space="preserve">Client</w:t>
             </w:r>
           </w:p>
         </w:tc>
@@ -27849,7 +27846,7 @@
               <w:pStyle w:val="Compact"/>
             </w:pPr>
             <w:r>
-              <w:t xml:space="preserve">Malfunctioning Starship Systems</w:t>
+              <w:t xml:space="preserve">Sol Union High Command</w:t>
             </w:r>
           </w:p>
         </w:tc>
@@ -27873,7 +27870,7 @@
               <w:pStyle w:val="Compact"/>
             </w:pPr>
             <w:r>
-              <w:t xml:space="preserve">Rival Faction Interference</w:t>
+              <w:t xml:space="preserve">Orion Concordium Diplomatic Corps</w:t>
             </w:r>
           </w:p>
         </w:tc>
@@ -27897,7 +27894,7 @@
               <w:pStyle w:val="Compact"/>
             </w:pPr>
             <w:r>
-              <w:t xml:space="preserve">Subspace Anomaly Disrupts Mission</w:t>
+              <w:t xml:space="preserve">Sirius Compact Resource Authority</w:t>
             </w:r>
           </w:p>
         </w:tc>
@@ -27921,7 +27918,7 @@
               <w:pStyle w:val="Compact"/>
             </w:pPr>
             <w:r>
-              <w:t xml:space="preserve">Hostile Xenobiological Entity</w:t>
+              <w:t xml:space="preserve">Precursor Seekers Guild</w:t>
             </w:r>
           </w:p>
         </w:tc>
@@ -27945,7 +27942,7 @@
               <w:pStyle w:val="Compact"/>
             </w:pPr>
             <w:r>
-              <w:t xml:space="preserve">Unstable Precursor Technology</w:t>
+              <w:t xml:space="preserve">Independent Frontier Council</w:t>
             </w:r>
           </w:p>
         </w:tc>
@@ -27969,7 +27966,7 @@
               <w:pStyle w:val="Compact"/>
             </w:pPr>
             <w:r>
-              <w:t xml:space="preserve">Crew Conflict or Betrayal</w:t>
+              <w:t xml:space="preserve">Frontier Coalition Council</w:t>
             </w:r>
           </w:p>
         </w:tc>
@@ -27993,7 +27990,7 @@
               <w:pStyle w:val="Compact"/>
             </w:pPr>
             <w:r>
-              <w:t xml:space="preserve">Interstellar Communication Blackout</w:t>
+              <w:t xml:space="preserve">Nova Terra Assembly</w:t>
             </w:r>
           </w:p>
         </w:tc>
@@ -28017,7 +28014,7 @@
               <w:pStyle w:val="Compact"/>
             </w:pPr>
             <w:r>
-              <w:t xml:space="preserve">Sabotage by Unseen Forces</w:t>
+              <w:t xml:space="preserve">Interstellar Free Market Consortium</w:t>
             </w:r>
           </w:p>
         </w:tc>
@@ -28041,7 +28038,7 @@
               <w:pStyle w:val="Compact"/>
             </w:pPr>
             <w:r>
-              <w:t xml:space="preserve">Unexpected First Contact Event</w:t>
+              <w:t xml:space="preserve">Zynthari Observation Directorate</w:t>
             </w:r>
           </w:p>
         </w:tc>
@@ -28065,7 +28062,7 @@
               <w:pStyle w:val="Compact"/>
             </w:pPr>
             <w:r>
-              <w:t xml:space="preserve">Xenological Contamination Risk</w:t>
+              <w:t xml:space="preserve">Rogue AI Research Division</w:t>
             </w:r>
           </w:p>
         </w:tc>
@@ -28089,7 +28086,7 @@
               <w:pStyle w:val="Compact"/>
             </w:pPr>
             <w:r>
-              <w:t xml:space="preserve">Varnon Swarm Advance Detected Nearby</w:t>
+              <w:t xml:space="preserve">Colonial Infrastructure Union</w:t>
             </w:r>
           </w:p>
         </w:tc>
@@ -28113,7 +28110,7 @@
               <w:pStyle w:val="Compact"/>
             </w:pPr>
             <w:r>
-              <w:t xml:space="preserve">Secret Corporate Involvement</w:t>
+              <w:t xml:space="preserve">Artifact Protection Syndicate</w:t>
             </w:r>
           </w:p>
         </w:tc>
@@ -28137,7 +28134,7 @@
               <w:pStyle w:val="Compact"/>
             </w:pPr>
             <w:r>
-              <w:t xml:space="preserve">Factional Diplomatic Fallout</w:t>
+              <w:t xml:space="preserve">System Defense Coalition</w:t>
             </w:r>
           </w:p>
         </w:tc>
@@ -28161,7 +28158,7 @@
               <w:pStyle w:val="Compact"/>
             </w:pPr>
             <w:r>
-              <w:t xml:space="preserve">Equipment Failure in Extreme Conditions</w:t>
+              <w:t xml:space="preserve">Pan-Galactic Traders Network</w:t>
             </w:r>
           </w:p>
         </w:tc>
@@ -28185,7 +28182,7 @@
               <w:pStyle w:val="Compact"/>
             </w:pPr>
             <w:r>
-              <w:t xml:space="preserve">Hostile Space Weather Phenomenon</w:t>
+              <w:t xml:space="preserve">Galactic Conservation League</w:t>
             </w:r>
           </w:p>
         </w:tc>
@@ -28209,7 +28206,7 @@
               <w:pStyle w:val="Compact"/>
             </w:pPr>
             <w:r>
-              <w:t xml:space="preserve">Misleading Mission Parameters</w:t>
+              <w:t xml:space="preserve">Zal-Terran Commonwealth Council</w:t>
             </w:r>
           </w:p>
         </w:tc>
@@ -28233,7 +28230,7 @@
               <w:pStyle w:val="Compact"/>
             </w:pPr>
             <w:r>
-              <w:t xml:space="preserve">Zynthari Intervention</w:t>
+              <w:t xml:space="preserve">Deep Space Xenology Institute</w:t>
             </w:r>
           </w:p>
         </w:tc>
@@ -28257,7 +28254,7 @@
               <w:pStyle w:val="Compact"/>
             </w:pPr>
             <w:r>
-              <w:t xml:space="preserve">Rogue AI Opposition</w:t>
+              <w:t xml:space="preserve">Sector Energy Consortium</w:t>
             </w:r>
           </w:p>
         </w:tc>
@@ -28281,7 +28278,7 @@
               <w:pStyle w:val="Compact"/>
             </w:pPr>
             <w:r>
-              <w:t xml:space="preserve">Unexpected Civilian Presence</w:t>
+              <w:t xml:space="preserve">Terraforming Engineers Assembly</w:t>
             </w:r>
           </w:p>
         </w:tc>
@@ -28305,80 +28302,24 @@
               <w:pStyle w:val="Compact"/>
             </w:pPr>
             <w:r>
-              <w:t xml:space="preserve">Distress Beacon is Hostile Trap</w:t>
+              <w:t xml:space="preserve">Independent Smuggler Broker</w:t>
             </w:r>
           </w:p>
         </w:tc>
       </w:tr>
     </w:tbl>
-    <w:bookmarkEnd w:id="224"/>
-    <w:bookmarkStart w:id="225" w:name="mission-reward-table"/>
-    <w:p>
-      <w:pPr>
-        <w:pStyle w:val="Heading3"/>
-      </w:pPr>
-      <w:r>
-        <w:rPr>
-          <w:b/>
-          <w:bCs/>
-        </w:rPr>
-        <w:t xml:space="preserve">Mission Reward Table</w:t>
-      </w:r>
-    </w:p>
-    <w:p>
-      <w:pPr>
-        <w:pStyle w:val="FirstParagraph"/>
-      </w:pPr>
-      <w:r>
-        <w:t xml:space="preserve">Missions pay according to their scope and danger. As a baseline: a</w:t>
-      </w:r>
-      <w:r>
-        <w:t xml:space="preserve"> </w:t>
-      </w:r>
-      <w:r>
-        <w:rPr>
-          <w:b/>
-          <w:bCs/>
-        </w:rPr>
-        <w:t xml:space="preserve">standard contract</w:t>
-      </w:r>
-      <w:r>
-        <w:t xml:space="preserve"> </w:t>
-      </w:r>
-      <w:r>
-        <w:t xml:space="preserve">pays 1d6₡ on completion (in addition to the Advancement d6₡ earned for personal growth); a</w:t>
-      </w:r>
-      <w:r>
-        <w:t xml:space="preserve"> </w:t>
-      </w:r>
-      <w:r>
-        <w:rPr>
-          <w:b/>
-          <w:bCs/>
-        </w:rPr>
-        <w:t xml:space="preserve">dangerous or faction-critical job</w:t>
-      </w:r>
-      <w:r>
-        <w:t xml:space="preserve"> </w:t>
-      </w:r>
-      <w:r>
-        <w:t xml:space="preserve">pays 2d6₡; an</w:t>
-      </w:r>
-      <w:r>
-        <w:t xml:space="preserve"> </w:t>
-      </w:r>
-      <w:r>
-        <w:rPr>
-          <w:b/>
-          <w:bCs/>
-        </w:rPr>
-        <w:t xml:space="preserve">exceptional outcome</w:t>
-      </w:r>
-      <w:r>
-        <w:t xml:space="preserve"> </w:t>
-      </w:r>
-      <w:r>
-        <w:t xml:space="preserve">or a job for a major polity yields 3d6₡ or an item from the table below instead of credits. The Referee should offer one or the other — credits or a table result — not both, unless the players have significantly exceeded mission parameters.</w:t>
+    <w:bookmarkEnd w:id="221"/>
+    <w:bookmarkStart w:id="222" w:name="complication-table"/>
+    <w:p>
+      <w:pPr>
+        <w:pStyle w:val="Heading2"/>
+      </w:pPr>
+      <w:r>
+        <w:rPr>
+          <w:b/>
+          <w:bCs/>
+        </w:rPr>
+        <w:t xml:space="preserve">Complication Table</w:t>
       </w:r>
     </w:p>
     <w:tbl>
@@ -28413,7 +28354,7 @@
               <w:pStyle w:val="Compact"/>
             </w:pPr>
             <w:r>
-              <w:t xml:space="preserve">Reward</w:t>
+              <w:t xml:space="preserve">Complication</w:t>
             </w:r>
           </w:p>
         </w:tc>
@@ -28437,7 +28378,7 @@
               <w:pStyle w:val="Compact"/>
             </w:pPr>
             <w:r>
-              <w:t xml:space="preserve">Substantial Financial Compensation</w:t>
+              <w:t xml:space="preserve">Malfunctioning Starship Systems</w:t>
             </w:r>
           </w:p>
         </w:tc>
@@ -28461,7 +28402,7 @@
               <w:pStyle w:val="Compact"/>
             </w:pPr>
             <w:r>
-              <w:t xml:space="preserve">Advanced Precursor Artifact</w:t>
+              <w:t xml:space="preserve">Rival Faction Interference</w:t>
             </w:r>
           </w:p>
         </w:tc>
@@ -28485,7 +28426,7 @@
               <w:pStyle w:val="Compact"/>
             </w:pPr>
             <w:r>
-              <w:t xml:space="preserve">Rare Trade Licenses</w:t>
+              <w:t xml:space="preserve">Subspace Anomaly Disrupts Mission</w:t>
             </w:r>
           </w:p>
         </w:tc>
@@ -28509,7 +28450,7 @@
               <w:pStyle w:val="Compact"/>
             </w:pPr>
             <w:r>
-              <w:t xml:space="preserve">Favor from Major Faction</w:t>
+              <w:t xml:space="preserve">Hostile Xenobiological Entity</w:t>
             </w:r>
           </w:p>
         </w:tc>
@@ -28533,7 +28474,7 @@
               <w:pStyle w:val="Compact"/>
             </w:pPr>
             <w:r>
-              <w:t xml:space="preserve">Unique Alien Biotechnologies</w:t>
+              <w:t xml:space="preserve">Unstable Precursor Technology</w:t>
             </w:r>
           </w:p>
         </w:tc>
@@ -28557,7 +28498,7 @@
               <w:pStyle w:val="Compact"/>
             </w:pPr>
             <w:r>
-              <w:t xml:space="preserve">Access to Restricted Star Systems</w:t>
+              <w:t xml:space="preserve">Crew Conflict or Betrayal</w:t>
             </w:r>
           </w:p>
         </w:tc>
@@ -28581,7 +28522,7 @@
               <w:pStyle w:val="Compact"/>
             </w:pPr>
             <w:r>
-              <w:t xml:space="preserve">Personal Recognition or Rank</w:t>
+              <w:t xml:space="preserve">Interstellar Communication Blackout</w:t>
             </w:r>
           </w:p>
         </w:tc>
@@ -28605,7 +28546,7 @@
               <w:pStyle w:val="Compact"/>
             </w:pPr>
             <w:r>
-              <w:t xml:space="preserve">Experimental Starship Equipment</w:t>
+              <w:t xml:space="preserve">Sabotage by Unseen Forces</w:t>
             </w:r>
           </w:p>
         </w:tc>
@@ -28629,7 +28570,7 @@
               <w:pStyle w:val="Compact"/>
             </w:pPr>
             <w:r>
-              <w:t xml:space="preserve">Xenobiological Data Samples</w:t>
+              <w:t xml:space="preserve">Unexpected First Contact Event</w:t>
             </w:r>
           </w:p>
         </w:tc>
@@ -28653,7 +28594,7 @@
               <w:pStyle w:val="Compact"/>
             </w:pPr>
             <w:r>
-              <w:t xml:space="preserve">Outpost Ownership Rights</w:t>
+              <w:t xml:space="preserve">Xenological Contamination Risk</w:t>
             </w:r>
           </w:p>
         </w:tc>
@@ -28677,7 +28618,7 @@
               <w:pStyle w:val="Compact"/>
             </w:pPr>
             <w:r>
-              <w:t xml:space="preserve">Exclusive Research Access</w:t>
+              <w:t xml:space="preserve">Varnon Swarm Advance Detected Nearby</w:t>
             </w:r>
           </w:p>
         </w:tc>
@@ -28701,7 +28642,7 @@
               <w:pStyle w:val="Compact"/>
             </w:pPr>
             <w:r>
-              <w:t xml:space="preserve">Valuable Star Map Coordinates</w:t>
+              <w:t xml:space="preserve">Secret Corporate Involvement</w:t>
             </w:r>
           </w:p>
         </w:tc>
@@ -28725,7 +28666,7 @@
               <w:pStyle w:val="Compact"/>
             </w:pPr>
             <w:r>
-              <w:t xml:space="preserve">Political Influence and Leverage</w:t>
+              <w:t xml:space="preserve">Factional Diplomatic Fallout</w:t>
             </w:r>
           </w:p>
         </w:tc>
@@ -28749,7 +28690,7 @@
               <w:pStyle w:val="Compact"/>
             </w:pPr>
             <w:r>
-              <w:t xml:space="preserve">Relic Deciphering Resources</w:t>
+              <w:t xml:space="preserve">Equipment Failure in Extreme Conditions</w:t>
             </w:r>
           </w:p>
         </w:tc>
@@ -28773,7 +28714,7 @@
               <w:pStyle w:val="Compact"/>
             </w:pPr>
             <w:r>
-              <w:t xml:space="preserve">Enhanced Faction Standing</w:t>
+              <w:t xml:space="preserve">Hostile Space Weather Phenomenon</w:t>
             </w:r>
           </w:p>
         </w:tc>
@@ -28797,7 +28738,7 @@
               <w:pStyle w:val="Compact"/>
             </w:pPr>
             <w:r>
-              <w:t xml:space="preserve">Improved Starship Components</w:t>
+              <w:t xml:space="preserve">Misleading Mission Parameters</w:t>
             </w:r>
           </w:p>
         </w:tc>
@@ -28821,7 +28762,7 @@
               <w:pStyle w:val="Compact"/>
             </w:pPr>
             <w:r>
-              <w:t xml:space="preserve">Rare Geological Resources</w:t>
+              <w:t xml:space="preserve">Zynthari Intervention</w:t>
             </w:r>
           </w:p>
         </w:tc>
@@ -28845,7 +28786,7 @@
               <w:pStyle w:val="Compact"/>
             </w:pPr>
             <w:r>
-              <w:t xml:space="preserve">Unexplored Star System Data</w:t>
+              <w:t xml:space="preserve">Rogue AI Opposition</w:t>
             </w:r>
           </w:p>
         </w:tc>
@@ -28869,7 +28810,7 @@
               <w:pStyle w:val="Compact"/>
             </w:pPr>
             <w:r>
-              <w:t xml:space="preserve">Precursor Knowledge Repository</w:t>
+              <w:t xml:space="preserve">Unexpected Civilian Presence</w:t>
             </w:r>
           </w:p>
         </w:tc>
@@ -28893,24 +28834,80 @@
               <w:pStyle w:val="Compact"/>
             </w:pPr>
             <w:r>
-              <w:t xml:space="preserve">Alien Diplomatic Favor</w:t>
+              <w:t xml:space="preserve">Distress Beacon is Hostile Trap</w:t>
             </w:r>
           </w:p>
         </w:tc>
       </w:tr>
     </w:tbl>
-    <w:bookmarkEnd w:id="225"/>
-    <w:bookmarkStart w:id="226" w:name="twist-table"/>
-    <w:p>
-      <w:pPr>
-        <w:pStyle w:val="Heading3"/>
-      </w:pPr>
-      <w:r>
-        <w:rPr>
-          <w:b/>
-          <w:bCs/>
-        </w:rPr>
-        <w:t xml:space="preserve">Twist Table</w:t>
+    <w:bookmarkEnd w:id="222"/>
+    <w:bookmarkStart w:id="223" w:name="mission-reward-table"/>
+    <w:p>
+      <w:pPr>
+        <w:pStyle w:val="Heading2"/>
+      </w:pPr>
+      <w:r>
+        <w:rPr>
+          <w:b/>
+          <w:bCs/>
+        </w:rPr>
+        <w:t xml:space="preserve">Mission Reward Table</w:t>
+      </w:r>
+    </w:p>
+    <w:p>
+      <w:pPr>
+        <w:pStyle w:val="FirstParagraph"/>
+      </w:pPr>
+      <w:r>
+        <w:t xml:space="preserve">Missions pay according to their scope and danger. As a baseline: a</w:t>
+      </w:r>
+      <w:r>
+        <w:t xml:space="preserve"> </w:t>
+      </w:r>
+      <w:r>
+        <w:rPr>
+          <w:b/>
+          <w:bCs/>
+        </w:rPr>
+        <w:t xml:space="preserve">standard contract</w:t>
+      </w:r>
+      <w:r>
+        <w:t xml:space="preserve"> </w:t>
+      </w:r>
+      <w:r>
+        <w:t xml:space="preserve">pays 1d6₡ on completion (in addition to the Advancement d6₡ earned for personal growth); a</w:t>
+      </w:r>
+      <w:r>
+        <w:t xml:space="preserve"> </w:t>
+      </w:r>
+      <w:r>
+        <w:rPr>
+          <w:b/>
+          <w:bCs/>
+        </w:rPr>
+        <w:t xml:space="preserve">dangerous or faction-critical job</w:t>
+      </w:r>
+      <w:r>
+        <w:t xml:space="preserve"> </w:t>
+      </w:r>
+      <w:r>
+        <w:t xml:space="preserve">pays 2d6₡; an</w:t>
+      </w:r>
+      <w:r>
+        <w:t xml:space="preserve"> </w:t>
+      </w:r>
+      <w:r>
+        <w:rPr>
+          <w:b/>
+          <w:bCs/>
+        </w:rPr>
+        <w:t xml:space="preserve">exceptional outcome</w:t>
+      </w:r>
+      <w:r>
+        <w:t xml:space="preserve"> </w:t>
+      </w:r>
+      <w:r>
+        <w:t xml:space="preserve">or a job for a major polity yields 3d6₡ or an item from the table below instead of credits. The Referee should offer one or the other — credits or a table result — not both, unless the players have significantly exceeded mission parameters.</w:t>
       </w:r>
     </w:p>
     <w:tbl>
@@ -28945,504 +28942,504 @@
               <w:pStyle w:val="Compact"/>
             </w:pPr>
             <w:r>
-              <w:t xml:space="preserve">Twist</w:t>
-            </w:r>
-          </w:p>
-        </w:tc>
-      </w:tr>
-      <w:tr>
-        <w:tc>
-          <w:tcPr/>
-          <w:p>
-            <w:pPr>
-              <w:pStyle w:val="Compact"/>
-            </w:pPr>
-            <w:r>
-              <w:t xml:space="preserve">1</w:t>
-            </w:r>
-          </w:p>
-        </w:tc>
-        <w:tc>
-          <w:tcPr/>
-          <w:p>
-            <w:pPr>
-              <w:pStyle w:val="Compact"/>
-            </w:pPr>
-            <w:r>
-              <w:t xml:space="preserve">The mission is a decoy for a larger plot</w:t>
-            </w:r>
-          </w:p>
-        </w:tc>
-      </w:tr>
-      <w:tr>
-        <w:tc>
-          <w:tcPr/>
-          <w:p>
-            <w:pPr>
-              <w:pStyle w:val="Compact"/>
-            </w:pPr>
-            <w:r>
-              <w:t xml:space="preserve">2</w:t>
-            </w:r>
-          </w:p>
-        </w:tc>
-        <w:tc>
-          <w:tcPr/>
-          <w:p>
-            <w:pPr>
-              <w:pStyle w:val="Compact"/>
-            </w:pPr>
-            <w:r>
-              <w:t xml:space="preserve">The client is revealed as untrustworthy</w:t>
-            </w:r>
-          </w:p>
-        </w:tc>
-      </w:tr>
-      <w:tr>
-        <w:tc>
-          <w:tcPr/>
-          <w:p>
-            <w:pPr>
-              <w:pStyle w:val="Compact"/>
-            </w:pPr>
-            <w:r>
-              <w:t xml:space="preserve">3</w:t>
-            </w:r>
-          </w:p>
-        </w:tc>
-        <w:tc>
-          <w:tcPr/>
-          <w:p>
-            <w:pPr>
-              <w:pStyle w:val="Compact"/>
-            </w:pPr>
-            <w:r>
-              <w:t xml:space="preserve">A crew member has secret connections to the mission</w:t>
-            </w:r>
-          </w:p>
-        </w:tc>
-      </w:tr>
-      <w:tr>
-        <w:tc>
-          <w:tcPr/>
-          <w:p>
-            <w:pPr>
-              <w:pStyle w:val="Compact"/>
-            </w:pPr>
-            <w:r>
-              <w:t xml:space="preserve">4</w:t>
-            </w:r>
-          </w:p>
-        </w:tc>
-        <w:tc>
-          <w:tcPr/>
-          <w:p>
-            <w:pPr>
-              <w:pStyle w:val="Compact"/>
-            </w:pPr>
-            <w:r>
-              <w:t xml:space="preserve">The target location is heavily booby-trapped</w:t>
-            </w:r>
-          </w:p>
-        </w:tc>
-      </w:tr>
-      <w:tr>
-        <w:tc>
-          <w:tcPr/>
-          <w:p>
-            <w:pPr>
-              <w:pStyle w:val="Compact"/>
-            </w:pPr>
-            <w:r>
-              <w:t xml:space="preserve">5</w:t>
-            </w:r>
-          </w:p>
-        </w:tc>
-        <w:tc>
-          <w:tcPr/>
-          <w:p>
-            <w:pPr>
-              <w:pStyle w:val="Compact"/>
-            </w:pPr>
-            <w:r>
-              <w:t xml:space="preserve">Unexpected alien involvement complicates the mission</w:t>
-            </w:r>
-          </w:p>
-        </w:tc>
-      </w:tr>
-      <w:tr>
-        <w:tc>
-          <w:tcPr/>
-          <w:p>
-            <w:pPr>
-              <w:pStyle w:val="Compact"/>
-            </w:pPr>
-            <w:r>
-              <w:t xml:space="preserve">6</w:t>
-            </w:r>
-          </w:p>
-        </w:tc>
-        <w:tc>
-          <w:tcPr/>
-          <w:p>
-            <w:pPr>
-              <w:pStyle w:val="Compact"/>
-            </w:pPr>
-            <w:r>
-              <w:t xml:space="preserve">A faction war erupts during the mission</w:t>
-            </w:r>
-          </w:p>
-        </w:tc>
-      </w:tr>
-      <w:tr>
-        <w:tc>
-          <w:tcPr/>
-          <w:p>
-            <w:pPr>
-              <w:pStyle w:val="Compact"/>
-            </w:pPr>
-            <w:r>
-              <w:t xml:space="preserve">7</w:t>
-            </w:r>
-          </w:p>
-        </w:tc>
-        <w:tc>
-          <w:tcPr/>
-          <w:p>
-            <w:pPr>
-              <w:pStyle w:val="Compact"/>
-            </w:pPr>
-            <w:r>
-              <w:t xml:space="preserve">A key ally betrays the team</w:t>
-            </w:r>
-          </w:p>
-        </w:tc>
-      </w:tr>
-      <w:tr>
-        <w:tc>
-          <w:tcPr/>
-          <w:p>
-            <w:pPr>
-              <w:pStyle w:val="Compact"/>
-            </w:pPr>
-            <w:r>
-              <w:t xml:space="preserve">8</w:t>
-            </w:r>
-          </w:p>
-        </w:tc>
-        <w:tc>
-          <w:tcPr/>
-          <w:p>
-            <w:pPr>
-              <w:pStyle w:val="Compact"/>
-            </w:pPr>
-            <w:r>
-              <w:t xml:space="preserve">The mission site becomes unstable</w:t>
-            </w:r>
-          </w:p>
-        </w:tc>
-      </w:tr>
-      <w:tr>
-        <w:tc>
-          <w:tcPr/>
-          <w:p>
-            <w:pPr>
-              <w:pStyle w:val="Compact"/>
-            </w:pPr>
-            <w:r>
-              <w:t xml:space="preserve">9</w:t>
-            </w:r>
-          </w:p>
-        </w:tc>
-        <w:tc>
-          <w:tcPr/>
-          <w:p>
-            <w:pPr>
-              <w:pStyle w:val="Compact"/>
-            </w:pPr>
-            <w:r>
-              <w:t xml:space="preserve">The artifact is sentient and resists capture</w:t>
-            </w:r>
-          </w:p>
-        </w:tc>
-      </w:tr>
-      <w:tr>
-        <w:tc>
-          <w:tcPr/>
-          <w:p>
-            <w:pPr>
-              <w:pStyle w:val="Compact"/>
-            </w:pPr>
-            <w:r>
-              <w:t xml:space="preserve">10</w:t>
-            </w:r>
-          </w:p>
-        </w:tc>
-        <w:tc>
-          <w:tcPr/>
-          <w:p>
-            <w:pPr>
-              <w:pStyle w:val="Compact"/>
-            </w:pPr>
-            <w:r>
-              <w:t xml:space="preserve">The client withdraws support midway</w:t>
-            </w:r>
-          </w:p>
-        </w:tc>
-      </w:tr>
-      <w:tr>
-        <w:tc>
-          <w:tcPr/>
-          <w:p>
-            <w:pPr>
-              <w:pStyle w:val="Compact"/>
-            </w:pPr>
-            <w:r>
-              <w:t xml:space="preserve">11</w:t>
-            </w:r>
-          </w:p>
-        </w:tc>
-        <w:tc>
-          <w:tcPr/>
-          <w:p>
-            <w:pPr>
-              <w:pStyle w:val="Compact"/>
-            </w:pPr>
-            <w:r>
-              <w:t xml:space="preserve">Another team is pursuing the same goal</w:t>
-            </w:r>
-          </w:p>
-        </w:tc>
-      </w:tr>
-      <w:tr>
-        <w:tc>
-          <w:tcPr/>
-          <w:p>
-            <w:pPr>
-              <w:pStyle w:val="Compact"/>
-            </w:pPr>
-            <w:r>
-              <w:t xml:space="preserve">12</w:t>
-            </w:r>
-          </w:p>
-        </w:tc>
-        <w:tc>
-          <w:tcPr/>
-          <w:p>
-            <w:pPr>
-              <w:pStyle w:val="Compact"/>
-            </w:pPr>
-            <w:r>
-              <w:t xml:space="preserve">Vital equipment malfunctions</w:t>
-            </w:r>
-          </w:p>
-        </w:tc>
-      </w:tr>
-      <w:tr>
-        <w:tc>
-          <w:tcPr/>
-          <w:p>
-            <w:pPr>
-              <w:pStyle w:val="Compact"/>
-            </w:pPr>
-            <w:r>
-              <w:t xml:space="preserve">13</w:t>
-            </w:r>
-          </w:p>
-        </w:tc>
-        <w:tc>
-          <w:tcPr/>
-          <w:p>
-            <w:pPr>
-              <w:pStyle w:val="Compact"/>
-            </w:pPr>
-            <w:r>
-              <w:t xml:space="preserve">A local rebellion interrupts progress</w:t>
-            </w:r>
-          </w:p>
-        </w:tc>
-      </w:tr>
-      <w:tr>
-        <w:tc>
-          <w:tcPr/>
-          <w:p>
-            <w:pPr>
-              <w:pStyle w:val="Compact"/>
-            </w:pPr>
-            <w:r>
-              <w:t xml:space="preserve">14</w:t>
-            </w:r>
-          </w:p>
-        </w:tc>
-        <w:tc>
-          <w:tcPr/>
-          <w:p>
-            <w:pPr>
-              <w:pStyle w:val="Compact"/>
-            </w:pPr>
-            <w:r>
-              <w:t xml:space="preserve">Time-sensitive conditions arise</w:t>
-            </w:r>
-          </w:p>
-        </w:tc>
-      </w:tr>
-      <w:tr>
-        <w:tc>
-          <w:tcPr/>
-          <w:p>
-            <w:pPr>
-              <w:pStyle w:val="Compact"/>
-            </w:pPr>
-            <w:r>
-              <w:t xml:space="preserve">15</w:t>
-            </w:r>
-          </w:p>
-        </w:tc>
-        <w:tc>
-          <w:tcPr/>
-          <w:p>
-            <w:pPr>
-              <w:pStyle w:val="Compact"/>
-            </w:pPr>
-            <w:r>
-              <w:t xml:space="preserve">The mission leads to an undisclosed treasure</w:t>
-            </w:r>
-          </w:p>
-        </w:tc>
-      </w:tr>
-      <w:tr>
-        <w:tc>
-          <w:tcPr/>
-          <w:p>
-            <w:pPr>
-              <w:pStyle w:val="Compact"/>
-            </w:pPr>
-            <w:r>
-              <w:t xml:space="preserve">16</w:t>
-            </w:r>
-          </w:p>
-        </w:tc>
-        <w:tc>
-          <w:tcPr/>
-          <w:p>
-            <w:pPr>
-              <w:pStyle w:val="Compact"/>
-            </w:pPr>
-            <w:r>
-              <w:t xml:space="preserve">The mission triggers a cosmic event</w:t>
-            </w:r>
-          </w:p>
-        </w:tc>
-      </w:tr>
-      <w:tr>
-        <w:tc>
-          <w:tcPr/>
-          <w:p>
-            <w:pPr>
-              <w:pStyle w:val="Compact"/>
-            </w:pPr>
-            <w:r>
-              <w:t xml:space="preserve">17</w:t>
-            </w:r>
-          </w:p>
-        </w:tc>
-        <w:tc>
-          <w:tcPr/>
-          <w:p>
-            <w:pPr>
-              <w:pStyle w:val="Compact"/>
-            </w:pPr>
-            <w:r>
-              <w:t xml:space="preserve">A rival crew intercepts the players</w:t>
-            </w:r>
-          </w:p>
-        </w:tc>
-      </w:tr>
-      <w:tr>
-        <w:tc>
-          <w:tcPr/>
-          <w:p>
-            <w:pPr>
-              <w:pStyle w:val="Compact"/>
-            </w:pPr>
-            <w:r>
-              <w:t xml:space="preserve">18</w:t>
-            </w:r>
-          </w:p>
-        </w:tc>
-        <w:tc>
-          <w:tcPr/>
-          <w:p>
-            <w:pPr>
-              <w:pStyle w:val="Compact"/>
-            </w:pPr>
-            <w:r>
-              <w:t xml:space="preserve">The mission is revealed as a test by a major faction</w:t>
-            </w:r>
-          </w:p>
-        </w:tc>
-      </w:tr>
-      <w:tr>
-        <w:tc>
-          <w:tcPr/>
-          <w:p>
-            <w:pPr>
-              <w:pStyle w:val="Compact"/>
-            </w:pPr>
-            <w:r>
-              <w:t xml:space="preserve">19</w:t>
-            </w:r>
-          </w:p>
-        </w:tc>
-        <w:tc>
-          <w:tcPr/>
-          <w:p>
-            <w:pPr>
-              <w:pStyle w:val="Compact"/>
-            </w:pPr>
-            <w:r>
-              <w:t xml:space="preserve">Environmental hazards intensify</w:t>
-            </w:r>
-          </w:p>
-        </w:tc>
-      </w:tr>
-      <w:tr>
-        <w:tc>
-          <w:tcPr/>
-          <w:p>
-            <w:pPr>
-              <w:pStyle w:val="Compact"/>
-            </w:pPr>
-            <w:r>
-              <w:t xml:space="preserve">20</w:t>
-            </w:r>
-          </w:p>
-        </w:tc>
-        <w:tc>
-          <w:tcPr/>
-          <w:p>
-            <w:pPr>
-              <w:pStyle w:val="Compact"/>
-            </w:pPr>
-            <w:r>
-              <w:t xml:space="preserve">A hidden threat awakens</w:t>
+              <w:t xml:space="preserve">Reward</w:t>
+            </w:r>
+          </w:p>
+        </w:tc>
+      </w:tr>
+      <w:tr>
+        <w:tc>
+          <w:tcPr/>
+          <w:p>
+            <w:pPr>
+              <w:pStyle w:val="Compact"/>
+            </w:pPr>
+            <w:r>
+              <w:t xml:space="preserve">1.</w:t>
+            </w:r>
+          </w:p>
+        </w:tc>
+        <w:tc>
+          <w:tcPr/>
+          <w:p>
+            <w:pPr>
+              <w:pStyle w:val="Compact"/>
+            </w:pPr>
+            <w:r>
+              <w:t xml:space="preserve">Substantial Financial Compensation</w:t>
+            </w:r>
+          </w:p>
+        </w:tc>
+      </w:tr>
+      <w:tr>
+        <w:tc>
+          <w:tcPr/>
+          <w:p>
+            <w:pPr>
+              <w:pStyle w:val="Compact"/>
+            </w:pPr>
+            <w:r>
+              <w:t xml:space="preserve">2.</w:t>
+            </w:r>
+          </w:p>
+        </w:tc>
+        <w:tc>
+          <w:tcPr/>
+          <w:p>
+            <w:pPr>
+              <w:pStyle w:val="Compact"/>
+            </w:pPr>
+            <w:r>
+              <w:t xml:space="preserve">Advanced Precursor Artifact</w:t>
+            </w:r>
+          </w:p>
+        </w:tc>
+      </w:tr>
+      <w:tr>
+        <w:tc>
+          <w:tcPr/>
+          <w:p>
+            <w:pPr>
+              <w:pStyle w:val="Compact"/>
+            </w:pPr>
+            <w:r>
+              <w:t xml:space="preserve">3.</w:t>
+            </w:r>
+          </w:p>
+        </w:tc>
+        <w:tc>
+          <w:tcPr/>
+          <w:p>
+            <w:pPr>
+              <w:pStyle w:val="Compact"/>
+            </w:pPr>
+            <w:r>
+              <w:t xml:space="preserve">Rare Trade Licenses</w:t>
+            </w:r>
+          </w:p>
+        </w:tc>
+      </w:tr>
+      <w:tr>
+        <w:tc>
+          <w:tcPr/>
+          <w:p>
+            <w:pPr>
+              <w:pStyle w:val="Compact"/>
+            </w:pPr>
+            <w:r>
+              <w:t xml:space="preserve">4.</w:t>
+            </w:r>
+          </w:p>
+        </w:tc>
+        <w:tc>
+          <w:tcPr/>
+          <w:p>
+            <w:pPr>
+              <w:pStyle w:val="Compact"/>
+            </w:pPr>
+            <w:r>
+              <w:t xml:space="preserve">Favor from Major Faction</w:t>
+            </w:r>
+          </w:p>
+        </w:tc>
+      </w:tr>
+      <w:tr>
+        <w:tc>
+          <w:tcPr/>
+          <w:p>
+            <w:pPr>
+              <w:pStyle w:val="Compact"/>
+            </w:pPr>
+            <w:r>
+              <w:t xml:space="preserve">5.</w:t>
+            </w:r>
+          </w:p>
+        </w:tc>
+        <w:tc>
+          <w:tcPr/>
+          <w:p>
+            <w:pPr>
+              <w:pStyle w:val="Compact"/>
+            </w:pPr>
+            <w:r>
+              <w:t xml:space="preserve">Unique Alien Biotechnologies</w:t>
+            </w:r>
+          </w:p>
+        </w:tc>
+      </w:tr>
+      <w:tr>
+        <w:tc>
+          <w:tcPr/>
+          <w:p>
+            <w:pPr>
+              <w:pStyle w:val="Compact"/>
+            </w:pPr>
+            <w:r>
+              <w:t xml:space="preserve">6.</w:t>
+            </w:r>
+          </w:p>
+        </w:tc>
+        <w:tc>
+          <w:tcPr/>
+          <w:p>
+            <w:pPr>
+              <w:pStyle w:val="Compact"/>
+            </w:pPr>
+            <w:r>
+              <w:t xml:space="preserve">Access to Restricted Star Systems</w:t>
+            </w:r>
+          </w:p>
+        </w:tc>
+      </w:tr>
+      <w:tr>
+        <w:tc>
+          <w:tcPr/>
+          <w:p>
+            <w:pPr>
+              <w:pStyle w:val="Compact"/>
+            </w:pPr>
+            <w:r>
+              <w:t xml:space="preserve">7.</w:t>
+            </w:r>
+          </w:p>
+        </w:tc>
+        <w:tc>
+          <w:tcPr/>
+          <w:p>
+            <w:pPr>
+              <w:pStyle w:val="Compact"/>
+            </w:pPr>
+            <w:r>
+              <w:t xml:space="preserve">Personal Recognition or Rank</w:t>
+            </w:r>
+          </w:p>
+        </w:tc>
+      </w:tr>
+      <w:tr>
+        <w:tc>
+          <w:tcPr/>
+          <w:p>
+            <w:pPr>
+              <w:pStyle w:val="Compact"/>
+            </w:pPr>
+            <w:r>
+              <w:t xml:space="preserve">8.</w:t>
+            </w:r>
+          </w:p>
+        </w:tc>
+        <w:tc>
+          <w:tcPr/>
+          <w:p>
+            <w:pPr>
+              <w:pStyle w:val="Compact"/>
+            </w:pPr>
+            <w:r>
+              <w:t xml:space="preserve">Experimental Starship Equipment</w:t>
+            </w:r>
+          </w:p>
+        </w:tc>
+      </w:tr>
+      <w:tr>
+        <w:tc>
+          <w:tcPr/>
+          <w:p>
+            <w:pPr>
+              <w:pStyle w:val="Compact"/>
+            </w:pPr>
+            <w:r>
+              <w:t xml:space="preserve">9.</w:t>
+            </w:r>
+          </w:p>
+        </w:tc>
+        <w:tc>
+          <w:tcPr/>
+          <w:p>
+            <w:pPr>
+              <w:pStyle w:val="Compact"/>
+            </w:pPr>
+            <w:r>
+              <w:t xml:space="preserve">Xenobiological Data Samples</w:t>
+            </w:r>
+          </w:p>
+        </w:tc>
+      </w:tr>
+      <w:tr>
+        <w:tc>
+          <w:tcPr/>
+          <w:p>
+            <w:pPr>
+              <w:pStyle w:val="Compact"/>
+            </w:pPr>
+            <w:r>
+              <w:t xml:space="preserve">10.</w:t>
+            </w:r>
+          </w:p>
+        </w:tc>
+        <w:tc>
+          <w:tcPr/>
+          <w:p>
+            <w:pPr>
+              <w:pStyle w:val="Compact"/>
+            </w:pPr>
+            <w:r>
+              <w:t xml:space="preserve">Outpost Ownership Rights</w:t>
+            </w:r>
+          </w:p>
+        </w:tc>
+      </w:tr>
+      <w:tr>
+        <w:tc>
+          <w:tcPr/>
+          <w:p>
+            <w:pPr>
+              <w:pStyle w:val="Compact"/>
+            </w:pPr>
+            <w:r>
+              <w:t xml:space="preserve">11.</w:t>
+            </w:r>
+          </w:p>
+        </w:tc>
+        <w:tc>
+          <w:tcPr/>
+          <w:p>
+            <w:pPr>
+              <w:pStyle w:val="Compact"/>
+            </w:pPr>
+            <w:r>
+              <w:t xml:space="preserve">Exclusive Research Access</w:t>
+            </w:r>
+          </w:p>
+        </w:tc>
+      </w:tr>
+      <w:tr>
+        <w:tc>
+          <w:tcPr/>
+          <w:p>
+            <w:pPr>
+              <w:pStyle w:val="Compact"/>
+            </w:pPr>
+            <w:r>
+              <w:t xml:space="preserve">12.</w:t>
+            </w:r>
+          </w:p>
+        </w:tc>
+        <w:tc>
+          <w:tcPr/>
+          <w:p>
+            <w:pPr>
+              <w:pStyle w:val="Compact"/>
+            </w:pPr>
+            <w:r>
+              <w:t xml:space="preserve">Valuable Star Map Coordinates</w:t>
+            </w:r>
+          </w:p>
+        </w:tc>
+      </w:tr>
+      <w:tr>
+        <w:tc>
+          <w:tcPr/>
+          <w:p>
+            <w:pPr>
+              <w:pStyle w:val="Compact"/>
+            </w:pPr>
+            <w:r>
+              <w:t xml:space="preserve">13.</w:t>
+            </w:r>
+          </w:p>
+        </w:tc>
+        <w:tc>
+          <w:tcPr/>
+          <w:p>
+            <w:pPr>
+              <w:pStyle w:val="Compact"/>
+            </w:pPr>
+            <w:r>
+              <w:t xml:space="preserve">Political Influence and Leverage</w:t>
+            </w:r>
+          </w:p>
+        </w:tc>
+      </w:tr>
+      <w:tr>
+        <w:tc>
+          <w:tcPr/>
+          <w:p>
+            <w:pPr>
+              <w:pStyle w:val="Compact"/>
+            </w:pPr>
+            <w:r>
+              <w:t xml:space="preserve">14.</w:t>
+            </w:r>
+          </w:p>
+        </w:tc>
+        <w:tc>
+          <w:tcPr/>
+          <w:p>
+            <w:pPr>
+              <w:pStyle w:val="Compact"/>
+            </w:pPr>
+            <w:r>
+              <w:t xml:space="preserve">Relic Deciphering Resources</w:t>
+            </w:r>
+          </w:p>
+        </w:tc>
+      </w:tr>
+      <w:tr>
+        <w:tc>
+          <w:tcPr/>
+          <w:p>
+            <w:pPr>
+              <w:pStyle w:val="Compact"/>
+            </w:pPr>
+            <w:r>
+              <w:t xml:space="preserve">15.</w:t>
+            </w:r>
+          </w:p>
+        </w:tc>
+        <w:tc>
+          <w:tcPr/>
+          <w:p>
+            <w:pPr>
+              <w:pStyle w:val="Compact"/>
+            </w:pPr>
+            <w:r>
+              <w:t xml:space="preserve">Enhanced Faction Standing</w:t>
+            </w:r>
+          </w:p>
+        </w:tc>
+      </w:tr>
+      <w:tr>
+        <w:tc>
+          <w:tcPr/>
+          <w:p>
+            <w:pPr>
+              <w:pStyle w:val="Compact"/>
+            </w:pPr>
+            <w:r>
+              <w:t xml:space="preserve">16.</w:t>
+            </w:r>
+          </w:p>
+        </w:tc>
+        <w:tc>
+          <w:tcPr/>
+          <w:p>
+            <w:pPr>
+              <w:pStyle w:val="Compact"/>
+            </w:pPr>
+            <w:r>
+              <w:t xml:space="preserve">Improved Starship Components</w:t>
+            </w:r>
+          </w:p>
+        </w:tc>
+      </w:tr>
+      <w:tr>
+        <w:tc>
+          <w:tcPr/>
+          <w:p>
+            <w:pPr>
+              <w:pStyle w:val="Compact"/>
+            </w:pPr>
+            <w:r>
+              <w:t xml:space="preserve">17.</w:t>
+            </w:r>
+          </w:p>
+        </w:tc>
+        <w:tc>
+          <w:tcPr/>
+          <w:p>
+            <w:pPr>
+              <w:pStyle w:val="Compact"/>
+            </w:pPr>
+            <w:r>
+              <w:t xml:space="preserve">Rare Geological Resources</w:t>
+            </w:r>
+          </w:p>
+        </w:tc>
+      </w:tr>
+      <w:tr>
+        <w:tc>
+          <w:tcPr/>
+          <w:p>
+            <w:pPr>
+              <w:pStyle w:val="Compact"/>
+            </w:pPr>
+            <w:r>
+              <w:t xml:space="preserve">18.</w:t>
+            </w:r>
+          </w:p>
+        </w:tc>
+        <w:tc>
+          <w:tcPr/>
+          <w:p>
+            <w:pPr>
+              <w:pStyle w:val="Compact"/>
+            </w:pPr>
+            <w:r>
+              <w:t xml:space="preserve">Unexplored Star System Data</w:t>
+            </w:r>
+          </w:p>
+        </w:tc>
+      </w:tr>
+      <w:tr>
+        <w:tc>
+          <w:tcPr/>
+          <w:p>
+            <w:pPr>
+              <w:pStyle w:val="Compact"/>
+            </w:pPr>
+            <w:r>
+              <w:t xml:space="preserve">19.</w:t>
+            </w:r>
+          </w:p>
+        </w:tc>
+        <w:tc>
+          <w:tcPr/>
+          <w:p>
+            <w:pPr>
+              <w:pStyle w:val="Compact"/>
+            </w:pPr>
+            <w:r>
+              <w:t xml:space="preserve">Precursor Knowledge Repository</w:t>
+            </w:r>
+          </w:p>
+        </w:tc>
+      </w:tr>
+      <w:tr>
+        <w:tc>
+          <w:tcPr/>
+          <w:p>
+            <w:pPr>
+              <w:pStyle w:val="Compact"/>
+            </w:pPr>
+            <w:r>
+              <w:t xml:space="preserve">20.</w:t>
+            </w:r>
+          </w:p>
+        </w:tc>
+        <w:tc>
+          <w:tcPr/>
+          <w:p>
+            <w:pPr>
+              <w:pStyle w:val="Compact"/>
+            </w:pPr>
+            <w:r>
+              <w:t xml:space="preserve">Alien Diplomatic Favor</w:t>
             </w:r>
           </w:p>
         </w:tc>
       </w:tr>
     </w:tbl>
-    <w:bookmarkEnd w:id="226"/>
-    <w:bookmarkStart w:id="227" w:name="npc-encounter-table"/>
-    <w:p>
-      <w:pPr>
-        <w:pStyle w:val="Heading3"/>
-      </w:pPr>
-      <w:r>
-        <w:rPr>
-          <w:b/>
-          <w:bCs/>
-        </w:rPr>
-        <w:t xml:space="preserve">NPC Encounter Table</w:t>
+    <w:bookmarkEnd w:id="223"/>
+    <w:bookmarkStart w:id="224" w:name="twist-table"/>
+    <w:p>
+      <w:pPr>
+        <w:pStyle w:val="Heading2"/>
+      </w:pPr>
+      <w:r>
+        <w:rPr>
+          <w:b/>
+          <w:bCs/>
+        </w:rPr>
+        <w:t xml:space="preserve">Twist Table</w:t>
       </w:r>
     </w:p>
     <w:tbl>
@@ -29477,7 +29474,7 @@
               <w:pStyle w:val="Compact"/>
             </w:pPr>
             <w:r>
-              <w:t xml:space="preserve">Encounter</w:t>
+              <w:t xml:space="preserve">Twist</w:t>
             </w:r>
           </w:p>
         </w:tc>
@@ -29501,7 +29498,7 @@
               <w:pStyle w:val="Compact"/>
             </w:pPr>
             <w:r>
-              <w:t xml:space="preserve">A desperate trader offering dubious goods</w:t>
+              <w:t xml:space="preserve">The mission is a decoy for a larger plot</w:t>
             </w:r>
           </w:p>
         </w:tc>
@@ -29525,7 +29522,7 @@
               <w:pStyle w:val="Compact"/>
             </w:pPr>
             <w:r>
-              <w:t xml:space="preserve">A mysterious Precursor scholar</w:t>
+              <w:t xml:space="preserve">The client is revealed as untrustworthy</w:t>
             </w:r>
           </w:p>
         </w:tc>
@@ -29549,7 +29546,7 @@
               <w:pStyle w:val="Compact"/>
             </w:pPr>
             <w:r>
-              <w:t xml:space="preserve">A stranded pilot seeking assistance</w:t>
+              <w:t xml:space="preserve">A crew member has secret connections to the mission</w:t>
             </w:r>
           </w:p>
         </w:tc>
@@ -29573,7 +29570,7 @@
               <w:pStyle w:val="Compact"/>
             </w:pPr>
             <w:r>
-              <w:t xml:space="preserve">An eccentric AI with unclear motives</w:t>
+              <w:t xml:space="preserve">The target location is heavily booby-trapped</w:t>
             </w:r>
           </w:p>
         </w:tc>
@@ -29597,7 +29594,7 @@
               <w:pStyle w:val="Compact"/>
             </w:pPr>
             <w:r>
-              <w:t xml:space="preserve">A Zynthari diplomat carrying veiled warnings</w:t>
+              <w:t xml:space="preserve">Unexpected alien involvement complicates the mission</w:t>
             </w:r>
           </w:p>
         </w:tc>
@@ -29621,7 +29618,7 @@
               <w:pStyle w:val="Compact"/>
             </w:pPr>
             <w:r>
-              <w:t xml:space="preserve">A bounty hunter pursuing a shared target</w:t>
+              <w:t xml:space="preserve">A faction war erupts during the mission</w:t>
             </w:r>
           </w:p>
         </w:tc>
@@ -29645,7 +29642,7 @@
               <w:pStyle w:val="Compact"/>
             </w:pPr>
             <w:r>
-              <w:t xml:space="preserve">A rogue faction leader offering an alliance</w:t>
+              <w:t xml:space="preserve">A key ally betrays the team</w:t>
             </w:r>
           </w:p>
         </w:tc>
@@ -29669,7 +29666,7 @@
               <w:pStyle w:val="Compact"/>
             </w:pPr>
             <w:r>
-              <w:t xml:space="preserve">A corporate spy seeking intel</w:t>
+              <w:t xml:space="preserve">The mission site becomes unstable</w:t>
             </w:r>
           </w:p>
         </w:tc>
@@ -29693,7 +29690,7 @@
               <w:pStyle w:val="Compact"/>
             </w:pPr>
             <w:r>
-              <w:t xml:space="preserve">A rebellious settler seeking to escape</w:t>
+              <w:t xml:space="preserve">The artifact is sentient and resists capture</w:t>
             </w:r>
           </w:p>
         </w:tc>
@@ -29717,7 +29714,7 @@
               <w:pStyle w:val="Compact"/>
             </w:pPr>
             <w:r>
-              <w:t xml:space="preserve">A seasoned smuggler with critical information</w:t>
+              <w:t xml:space="preserve">The client withdraws support midway</w:t>
             </w:r>
           </w:p>
         </w:tc>
@@ -29741,7 +29738,7 @@
               <w:pStyle w:val="Compact"/>
             </w:pPr>
             <w:r>
-              <w:t xml:space="preserve">A zealot preaching Precursor divinity</w:t>
+              <w:t xml:space="preserve">Another team is pursuing the same goal</w:t>
             </w:r>
           </w:p>
         </w:tc>
@@ -29765,7 +29762,7 @@
               <w:pStyle w:val="Compact"/>
             </w:pPr>
             <w:r>
-              <w:t xml:space="preserve">A combat veteran seeking revenge</w:t>
+              <w:t xml:space="preserve">Vital equipment malfunctions</w:t>
             </w:r>
           </w:p>
         </w:tc>
@@ -29789,7 +29786,7 @@
               <w:pStyle w:val="Compact"/>
             </w:pPr>
             <w:r>
-              <w:t xml:space="preserve">A rival scavenger with a cryptic clue</w:t>
+              <w:t xml:space="preserve">A local rebellion interrupts progress</w:t>
             </w:r>
           </w:p>
         </w:tc>
@@ -29813,7 +29810,7 @@
               <w:pStyle w:val="Compact"/>
             </w:pPr>
             <w:r>
-              <w:t xml:space="preserve">A pirate with a hidden agenda</w:t>
+              <w:t xml:space="preserve">Time-sensitive conditions arise</w:t>
             </w:r>
           </w:p>
         </w:tc>
@@ -29837,7 +29834,7 @@
               <w:pStyle w:val="Compact"/>
             </w:pPr>
             <w:r>
-              <w:t xml:space="preserve">A disgraced official seeking redemption</w:t>
+              <w:t xml:space="preserve">The mission leads to an undisclosed treasure</w:t>
             </w:r>
           </w:p>
         </w:tc>
@@ -29861,7 +29858,7 @@
               <w:pStyle w:val="Compact"/>
             </w:pPr>
             <w:r>
-              <w:t xml:space="preserve">A hacker offering valuable tech</w:t>
+              <w:t xml:space="preserve">The mission triggers a cosmic event</w:t>
             </w:r>
           </w:p>
         </w:tc>
@@ -29885,7 +29882,7 @@
               <w:pStyle w:val="Compact"/>
             </w:pPr>
             <w:r>
-              <w:t xml:space="preserve">A shady merchant promising rare artifacts</w:t>
+              <w:t xml:space="preserve">A rival crew intercepts the players</w:t>
             </w:r>
           </w:p>
         </w:tc>
@@ -29909,7 +29906,7 @@
               <w:pStyle w:val="Compact"/>
             </w:pPr>
             <w:r>
-              <w:t xml:space="preserve">A scientist obsessed with anomalies</w:t>
+              <w:t xml:space="preserve">The mission is revealed as a test by a major faction</w:t>
             </w:r>
           </w:p>
         </w:tc>
@@ -29933,7 +29930,7 @@
               <w:pStyle w:val="Compact"/>
             </w:pPr>
             <w:r>
-              <w:t xml:space="preserve">A local leader pleading for aid</w:t>
+              <w:t xml:space="preserve">Environmental hazards intensify</w:t>
             </w:r>
           </w:p>
         </w:tc>
@@ -29957,24 +29954,24 @@
               <w:pStyle w:val="Compact"/>
             </w:pPr>
             <w:r>
-              <w:t xml:space="preserve">A covert operative gathering intel</w:t>
+              <w:t xml:space="preserve">A hidden threat awakens</w:t>
             </w:r>
           </w:p>
         </w:tc>
       </w:tr>
     </w:tbl>
-    <w:bookmarkEnd w:id="227"/>
-    <w:bookmarkStart w:id="228" w:name="environmental-challenge-table"/>
-    <w:p>
-      <w:pPr>
-        <w:pStyle w:val="Heading3"/>
-      </w:pPr>
-      <w:r>
-        <w:rPr>
-          <w:b/>
-          <w:bCs/>
-        </w:rPr>
-        <w:t xml:space="preserve">Environmental Challenge Table</w:t>
+    <w:bookmarkEnd w:id="224"/>
+    <w:bookmarkStart w:id="225" w:name="npc-encounter-table"/>
+    <w:p>
+      <w:pPr>
+        <w:pStyle w:val="Heading2"/>
+      </w:pPr>
+      <w:r>
+        <w:rPr>
+          <w:b/>
+          <w:bCs/>
+        </w:rPr>
+        <w:t xml:space="preserve">NPC Encounter Table</w:t>
       </w:r>
     </w:p>
     <w:tbl>
@@ -30009,7 +30006,7 @@
               <w:pStyle w:val="Compact"/>
             </w:pPr>
             <w:r>
-              <w:t xml:space="preserve">Challenge</w:t>
+              <w:t xml:space="preserve">Encounter</w:t>
             </w:r>
           </w:p>
         </w:tc>
@@ -30033,7 +30030,7 @@
               <w:pStyle w:val="Compact"/>
             </w:pPr>
             <w:r>
-              <w:t xml:space="preserve">Intense radiation disrupts sensors</w:t>
+              <w:t xml:space="preserve">A desperate trader offering dubious goods</w:t>
             </w:r>
           </w:p>
         </w:tc>
@@ -30057,7 +30054,7 @@
               <w:pStyle w:val="Compact"/>
             </w:pPr>
             <w:r>
-              <w:t xml:space="preserve">Gravity fluctuations impair mobility</w:t>
+              <w:t xml:space="preserve">A mysterious Precursor scholar</w:t>
             </w:r>
           </w:p>
         </w:tc>
@@ -30081,7 +30078,7 @@
               <w:pStyle w:val="Compact"/>
             </w:pPr>
             <w:r>
-              <w:t xml:space="preserve">Sudden electrical storms short-circuit equipment</w:t>
+              <w:t xml:space="preserve">A stranded pilot seeking assistance</w:t>
             </w:r>
           </w:p>
         </w:tc>
@@ -30105,7 +30102,7 @@
               <w:pStyle w:val="Compact"/>
             </w:pPr>
             <w:r>
-              <w:t xml:space="preserve">Hostile native creatures attack</w:t>
+              <w:t xml:space="preserve">An eccentric AI with unclear motives</w:t>
             </w:r>
           </w:p>
         </w:tc>
@@ -30129,7 +30126,7 @@
               <w:pStyle w:val="Compact"/>
             </w:pPr>
             <w:r>
-              <w:t xml:space="preserve">Toxic atmosphere requires constant monitoring</w:t>
+              <w:t xml:space="preserve">A Zynthari diplomat carrying veiled warnings</w:t>
             </w:r>
           </w:p>
         </w:tc>
@@ -30153,7 +30150,7 @@
               <w:pStyle w:val="Compact"/>
             </w:pPr>
             <w:r>
-              <w:t xml:space="preserve">Extreme temperatures damage supplies</w:t>
+              <w:t xml:space="preserve">A bounty hunter pursuing a shared target</w:t>
             </w:r>
           </w:p>
         </w:tc>
@@ -30177,7 +30174,7 @@
               <w:pStyle w:val="Compact"/>
             </w:pPr>
             <w:r>
-              <w:t xml:space="preserve">Collapsing terrain blocks progress</w:t>
+              <w:t xml:space="preserve">A rogue faction leader offering an alliance</w:t>
             </w:r>
           </w:p>
         </w:tc>
@@ -30201,7 +30198,7 @@
               <w:pStyle w:val="Compact"/>
             </w:pPr>
             <w:r>
-              <w:t xml:space="preserve">Unexpected gravitational pull shifts trajectories</w:t>
+              <w:t xml:space="preserve">A corporate spy seeking intel</w:t>
             </w:r>
           </w:p>
         </w:tc>
@@ -30225,7 +30222,7 @@
               <w:pStyle w:val="Compact"/>
             </w:pPr>
             <w:r>
-              <w:t xml:space="preserve">Hidden traps within ruins</w:t>
+              <w:t xml:space="preserve">A rebellious settler seeking to escape</w:t>
             </w:r>
           </w:p>
         </w:tc>
@@ -30249,7 +30246,7 @@
               <w:pStyle w:val="Compact"/>
             </w:pPr>
             <w:r>
-              <w:t xml:space="preserve">Explosive geothermal activity</w:t>
+              <w:t xml:space="preserve">A seasoned smuggler with critical information</w:t>
             </w:r>
           </w:p>
         </w:tc>
@@ -30273,7 +30270,7 @@
               <w:pStyle w:val="Compact"/>
             </w:pPr>
             <w:r>
-              <w:t xml:space="preserve">Ice storms freeze critical systems</w:t>
+              <w:t xml:space="preserve">A zealot preaching Precursor divinity</w:t>
             </w:r>
           </w:p>
         </w:tc>
@@ -30297,7 +30294,7 @@
               <w:pStyle w:val="Compact"/>
             </w:pPr>
             <w:r>
-              <w:t xml:space="preserve">Dense asteroid field damages hull</w:t>
+              <w:t xml:space="preserve">A combat veteran seeking revenge</w:t>
             </w:r>
           </w:p>
         </w:tc>
@@ -30321,7 +30318,7 @@
               <w:pStyle w:val="Compact"/>
             </w:pPr>
             <w:r>
-              <w:t xml:space="preserve">Nebula interference blinds navigation</w:t>
+              <w:t xml:space="preserve">A rival scavenger with a cryptic clue</w:t>
             </w:r>
           </w:p>
         </w:tc>
@@ -30345,7 +30342,7 @@
               <w:pStyle w:val="Compact"/>
             </w:pPr>
             <w:r>
-              <w:t xml:space="preserve">Rogue AI systems compromise security</w:t>
+              <w:t xml:space="preserve">A pirate with a hidden agenda</w:t>
             </w:r>
           </w:p>
         </w:tc>
@@ -30369,7 +30366,7 @@
               <w:pStyle w:val="Compact"/>
             </w:pPr>
             <w:r>
-              <w:t xml:space="preserve">Contaminated water supply spreads illness</w:t>
+              <w:t xml:space="preserve">A disgraced official seeking redemption</w:t>
             </w:r>
           </w:p>
         </w:tc>
@@ -30393,7 +30390,7 @@
               <w:pStyle w:val="Compact"/>
             </w:pPr>
             <w:r>
-              <w:t xml:space="preserve">Volcanic eruptions isolate the team</w:t>
+              <w:t xml:space="preserve">A hacker offering valuable tech</w:t>
             </w:r>
           </w:p>
         </w:tc>
@@ -30417,7 +30414,7 @@
               <w:pStyle w:val="Compact"/>
             </w:pPr>
             <w:r>
-              <w:t xml:space="preserve">Dangerous wildlife stalks the crew</w:t>
+              <w:t xml:space="preserve">A shady merchant promising rare artifacts</w:t>
             </w:r>
           </w:p>
         </w:tc>
@@ -30441,7 +30438,7 @@
               <w:pStyle w:val="Compact"/>
             </w:pPr>
             <w:r>
-              <w:t xml:space="preserve">Unstable Precursor machinery activates</w:t>
+              <w:t xml:space="preserve">A scientist obsessed with anomalies</w:t>
             </w:r>
           </w:p>
         </w:tc>
@@ -30465,7 +30462,7 @@
               <w:pStyle w:val="Compact"/>
             </w:pPr>
             <w:r>
-              <w:t xml:space="preserve">Solar flares disrupt communication</w:t>
+              <w:t xml:space="preserve">A local leader pleading for aid</w:t>
             </w:r>
           </w:p>
         </w:tc>
@@ -30489,1090 +30486,24 @@
               <w:pStyle w:val="Compact"/>
             </w:pPr>
             <w:r>
-              <w:t xml:space="preserve">Alien spores compromise health</w:t>
+              <w:t xml:space="preserve">A covert operative gathering intel</w:t>
             </w:r>
           </w:p>
         </w:tc>
       </w:tr>
     </w:tbl>
-    <w:bookmarkEnd w:id="228"/>
-    <w:bookmarkStart w:id="229" w:name="faction-involvement-table"/>
-    <w:p>
-      <w:pPr>
-        <w:pStyle w:val="Heading3"/>
-      </w:pPr>
-      <w:r>
-        <w:rPr>
-          <w:b/>
-          <w:bCs/>
-        </w:rPr>
-        <w:t xml:space="preserve">Faction Involvement Table</w:t>
-      </w:r>
-    </w:p>
-    <w:tbl>
-      <w:tblPr>
-        <w:tblStyle w:val="Table"/>
-        <w:tblW w:type="pct" w:w="5000"/>
-        <w:tblLayout w:type="fixed"/>
-        <w:tblLook w:firstRow="1" w:lastRow="0" w:firstColumn="0" w:lastColumn="0" w:noHBand="0" w:noVBand="0" w:val="0020"/>
-      </w:tblPr>
-      <w:tblGrid>
-        <w:gridCol w:w="501"/>
-        <w:gridCol w:w="7418"/>
-      </w:tblGrid>
-      <w:tr>
-        <w:trPr>
-          <w:tblHeader w:val="on"/>
-        </w:trPr>
-        <w:tc>
-          <w:tcPr/>
-          <w:p>
-            <w:pPr>
-              <w:pStyle w:val="Compact"/>
-            </w:pPr>
-            <w:r>
-              <w:t xml:space="preserve">D20</w:t>
-            </w:r>
-          </w:p>
-        </w:tc>
-        <w:tc>
-          <w:tcPr/>
-          <w:p>
-            <w:pPr>
-              <w:pStyle w:val="Compact"/>
-            </w:pPr>
-            <w:r>
-              <w:t xml:space="preserve">Faction Influence</w:t>
-            </w:r>
-          </w:p>
-        </w:tc>
-      </w:tr>
-      <w:tr>
-        <w:tc>
-          <w:tcPr/>
-          <w:p>
-            <w:pPr>
-              <w:pStyle w:val="Compact"/>
-            </w:pPr>
-            <w:r>
-              <w:t xml:space="preserve">1</w:t>
-            </w:r>
-          </w:p>
-        </w:tc>
-        <w:tc>
-          <w:tcPr/>
-          <w:p>
-            <w:pPr>
-              <w:pStyle w:val="Compact"/>
-            </w:pPr>
-            <w:r>
-              <w:t xml:space="preserve">A secretive Zynthari envoy oversees the mission</w:t>
-            </w:r>
-          </w:p>
-        </w:tc>
-      </w:tr>
-      <w:tr>
-        <w:tc>
-          <w:tcPr/>
-          <w:p>
-            <w:pPr>
-              <w:pStyle w:val="Compact"/>
-            </w:pPr>
-            <w:r>
-              <w:t xml:space="preserve">2</w:t>
-            </w:r>
-          </w:p>
-        </w:tc>
-        <w:tc>
-          <w:tcPr/>
-          <w:p>
-            <w:pPr>
-              <w:pStyle w:val="Compact"/>
-            </w:pPr>
-            <w:r>
-              <w:t xml:space="preserve">Rival megacorporations vie for control of the outcome</w:t>
-            </w:r>
-          </w:p>
-        </w:tc>
-      </w:tr>
-      <w:tr>
-        <w:tc>
-          <w:tcPr/>
-          <w:p>
-            <w:pPr>
-              <w:pStyle w:val="Compact"/>
-            </w:pPr>
-            <w:r>
-              <w:t xml:space="preserve">3</w:t>
-            </w:r>
-          </w:p>
-        </w:tc>
-        <w:tc>
-          <w:tcPr/>
-          <w:p>
-            <w:pPr>
-              <w:pStyle w:val="Compact"/>
-            </w:pPr>
-            <w:r>
-              <w:t xml:space="preserve">The Precursor Seekers Guild offers cryptic guidance</w:t>
-            </w:r>
-          </w:p>
-        </w:tc>
-      </w:tr>
-      <w:tr>
-        <w:tc>
-          <w:tcPr/>
-          <w:p>
-            <w:pPr>
-              <w:pStyle w:val="Compact"/>
-            </w:pPr>
-            <w:r>
-              <w:t xml:space="preserve">4</w:t>
-            </w:r>
-          </w:p>
-        </w:tc>
-        <w:tc>
-          <w:tcPr/>
-          <w:p>
-            <w:pPr>
-              <w:pStyle w:val="Compact"/>
-            </w:pPr>
-            <w:r>
-              <w:t xml:space="preserve">A rogue AI network covertly assists, for unknown reasons</w:t>
-            </w:r>
-          </w:p>
-        </w:tc>
-      </w:tr>
-      <w:tr>
-        <w:tc>
-          <w:tcPr/>
-          <w:p>
-            <w:pPr>
-              <w:pStyle w:val="Compact"/>
-            </w:pPr>
-            <w:r>
-              <w:t xml:space="preserve">5</w:t>
-            </w:r>
-          </w:p>
-        </w:tc>
-        <w:tc>
-          <w:tcPr/>
-          <w:p>
-            <w:pPr>
-              <w:pStyle w:val="Compact"/>
-            </w:pPr>
-            <w:r>
-              <w:t xml:space="preserve">Frontier settlers resist interference from outsiders</w:t>
-            </w:r>
-          </w:p>
-        </w:tc>
-      </w:tr>
-      <w:tr>
-        <w:tc>
-          <w:tcPr/>
-          <w:p>
-            <w:pPr>
-              <w:pStyle w:val="Compact"/>
-            </w:pPr>
-            <w:r>
-              <w:t xml:space="preserve">6</w:t>
-            </w:r>
-          </w:p>
-        </w:tc>
-        <w:tc>
-          <w:tcPr/>
-          <w:p>
-            <w:pPr>
-              <w:pStyle w:val="Compact"/>
-            </w:pPr>
-            <w:r>
-              <w:t xml:space="preserve">A mercenary faction demands compensation for passage</w:t>
-            </w:r>
-          </w:p>
-        </w:tc>
-      </w:tr>
-      <w:tr>
-        <w:tc>
-          <w:tcPr/>
-          <w:p>
-            <w:pPr>
-              <w:pStyle w:val="Compact"/>
-            </w:pPr>
-            <w:r>
-              <w:t xml:space="preserve">7</w:t>
-            </w:r>
-          </w:p>
-        </w:tc>
-        <w:tc>
-          <w:tcPr/>
-          <w:p>
-            <w:pPr>
-              <w:pStyle w:val="Compact"/>
-            </w:pPr>
-            <w:r>
-              <w:t xml:space="preserve">The Sol Union dispatches operatives to monitor events</w:t>
-            </w:r>
-          </w:p>
-        </w:tc>
-      </w:tr>
-      <w:tr>
-        <w:tc>
-          <w:tcPr/>
-          <w:p>
-            <w:pPr>
-              <w:pStyle w:val="Compact"/>
-            </w:pPr>
-            <w:r>
-              <w:t xml:space="preserve">8</w:t>
-            </w:r>
-          </w:p>
-        </w:tc>
-        <w:tc>
-          <w:tcPr/>
-          <w:p>
-            <w:pPr>
-              <w:pStyle w:val="Compact"/>
-            </w:pPr>
-            <w:r>
-              <w:t xml:space="preserve">The Orion Concordium sends a diplomatic envoy</w:t>
-            </w:r>
-          </w:p>
-        </w:tc>
-      </w:tr>
-      <w:tr>
-        <w:tc>
-          <w:tcPr/>
-          <w:p>
-            <w:pPr>
-              <w:pStyle w:val="Compact"/>
-            </w:pPr>
-            <w:r>
-              <w:t xml:space="preserve">9</w:t>
-            </w:r>
-          </w:p>
-        </w:tc>
-        <w:tc>
-          <w:tcPr/>
-          <w:p>
-            <w:pPr>
-              <w:pStyle w:val="Compact"/>
-            </w:pPr>
-            <w:r>
-              <w:t xml:space="preserve">Smugglers exploit the mission site for profit</w:t>
-            </w:r>
-          </w:p>
-        </w:tc>
-      </w:tr>
-      <w:tr>
-        <w:tc>
-          <w:tcPr/>
-          <w:p>
-            <w:pPr>
-              <w:pStyle w:val="Compact"/>
-            </w:pPr>
-            <w:r>
-              <w:t xml:space="preserve">10</w:t>
-            </w:r>
-          </w:p>
-        </w:tc>
-        <w:tc>
-          <w:tcPr/>
-          <w:p>
-            <w:pPr>
-              <w:pStyle w:val="Compact"/>
-            </w:pPr>
-            <w:r>
-              <w:t xml:space="preserve">Religious zealots of the Fractured Path claim the mission site as sacred</w:t>
-            </w:r>
-          </w:p>
-        </w:tc>
-      </w:tr>
-      <w:tr>
-        <w:tc>
-          <w:tcPr/>
-          <w:p>
-            <w:pPr>
-              <w:pStyle w:val="Compact"/>
-            </w:pPr>
-            <w:r>
-              <w:t xml:space="preserve">11</w:t>
-            </w:r>
-          </w:p>
-        </w:tc>
-        <w:tc>
-          <w:tcPr/>
-          <w:p>
-            <w:pPr>
-              <w:pStyle w:val="Compact"/>
-            </w:pPr>
-            <w:r>
-              <w:t xml:space="preserve">Pirates use the mission as a distraction for larger raids</w:t>
-            </w:r>
-          </w:p>
-        </w:tc>
-      </w:tr>
-      <w:tr>
-        <w:tc>
-          <w:tcPr/>
-          <w:p>
-            <w:pPr>
-              <w:pStyle w:val="Compact"/>
-            </w:pPr>
-            <w:r>
-              <w:t xml:space="preserve">12</w:t>
-            </w:r>
-          </w:p>
-        </w:tc>
-        <w:tc>
-          <w:tcPr/>
-          <w:p>
-            <w:pPr>
-              <w:pStyle w:val="Compact"/>
-            </w:pPr>
-            <w:r>
-              <w:t xml:space="preserve">Nova Terra transhumanists intervene, seeing potential advancements</w:t>
-            </w:r>
-          </w:p>
-        </w:tc>
-      </w:tr>
-      <w:tr>
-        <w:tc>
-          <w:tcPr/>
-          <w:p>
-            <w:pPr>
-              <w:pStyle w:val="Compact"/>
-            </w:pPr>
-            <w:r>
-              <w:t xml:space="preserve">13</w:t>
-            </w:r>
-          </w:p>
-        </w:tc>
-        <w:tc>
-          <w:tcPr/>
-          <w:p>
-            <w:pPr>
-              <w:pStyle w:val="Compact"/>
-            </w:pPr>
-            <w:r>
-              <w:t xml:space="preserve">Rebel factions use the area as a staging ground for a larger attack</w:t>
-            </w:r>
-          </w:p>
-        </w:tc>
-      </w:tr>
-      <w:tr>
-        <w:tc>
-          <w:tcPr/>
-          <w:p>
-            <w:pPr>
-              <w:pStyle w:val="Compact"/>
-            </w:pPr>
-            <w:r>
-              <w:t xml:space="preserve">14</w:t>
-            </w:r>
-          </w:p>
-        </w:tc>
-        <w:tc>
-          <w:tcPr/>
-          <w:p>
-            <w:pPr>
-              <w:pStyle w:val="Compact"/>
-            </w:pPr>
-            <w:r>
-              <w:t xml:space="preserve">An alien species tries to reclaim its lost artifact or territory</w:t>
-            </w:r>
-          </w:p>
-        </w:tc>
-      </w:tr>
-      <w:tr>
-        <w:tc>
-          <w:tcPr/>
-          <w:p>
-            <w:pPr>
-              <w:pStyle w:val="Compact"/>
-            </w:pPr>
-            <w:r>
-              <w:t xml:space="preserve">15</w:t>
-            </w:r>
-          </w:p>
-        </w:tc>
-        <w:tc>
-          <w:tcPr/>
-          <w:p>
-            <w:pPr>
-              <w:pStyle w:val="Compact"/>
-            </w:pPr>
-            <w:r>
-              <w:t xml:space="preserve">The Eclipse Network manipulates events from behind the scenes</w:t>
-            </w:r>
-          </w:p>
-        </w:tc>
-      </w:tr>
-      <w:tr>
-        <w:tc>
-          <w:tcPr/>
-          <w:p>
-            <w:pPr>
-              <w:pStyle w:val="Compact"/>
-            </w:pPr>
-            <w:r>
-              <w:t xml:space="preserve">16</w:t>
-            </w:r>
-          </w:p>
-        </w:tc>
-        <w:tc>
-          <w:tcPr/>
-          <w:p>
-            <w:pPr>
-              <w:pStyle w:val="Compact"/>
-            </w:pPr>
-            <w:r>
-              <w:t xml:space="preserve">The Interstellar Free Market Consortium pressures for a favorable deal</w:t>
-            </w:r>
-          </w:p>
-        </w:tc>
-      </w:tr>
-      <w:tr>
-        <w:tc>
-          <w:tcPr/>
-          <w:p>
-            <w:pPr>
-              <w:pStyle w:val="Compact"/>
-            </w:pPr>
-            <w:r>
-              <w:t xml:space="preserve">17</w:t>
-            </w:r>
-          </w:p>
-        </w:tc>
-        <w:tc>
-          <w:tcPr/>
-          <w:p>
-            <w:pPr>
-              <w:pStyle w:val="Compact"/>
-            </w:pPr>
-            <w:r>
-              <w:t xml:space="preserve">Conservationists demand protection of local ecosystems</w:t>
-            </w:r>
-          </w:p>
-        </w:tc>
-      </w:tr>
-      <w:tr>
-        <w:tc>
-          <w:tcPr/>
-          <w:p>
-            <w:pPr>
-              <w:pStyle w:val="Compact"/>
-            </w:pPr>
-            <w:r>
-              <w:t xml:space="preserve">18</w:t>
-            </w:r>
-          </w:p>
-        </w:tc>
-        <w:tc>
-          <w:tcPr/>
-          <w:p>
-            <w:pPr>
-              <w:pStyle w:val="Compact"/>
-            </w:pPr>
-            <w:r>
-              <w:t xml:space="preserve">Rival archaeologists race to uncover a Precursor secret first</w:t>
-            </w:r>
-          </w:p>
-        </w:tc>
-      </w:tr>
-      <w:tr>
-        <w:tc>
-          <w:tcPr/>
-          <w:p>
-            <w:pPr>
-              <w:pStyle w:val="Compact"/>
-            </w:pPr>
-            <w:r>
-              <w:t xml:space="preserve">19</w:t>
-            </w:r>
-          </w:p>
-        </w:tc>
-        <w:tc>
-          <w:tcPr/>
-          <w:p>
-            <w:pPr>
-              <w:pStyle w:val="Compact"/>
-            </w:pPr>
-            <w:r>
-              <w:t xml:space="preserve">The Frontier Coalition demands a share of the spoils for cooperation</w:t>
-            </w:r>
-          </w:p>
-        </w:tc>
-      </w:tr>
-      <w:tr>
-        <w:tc>
-          <w:tcPr/>
-          <w:p>
-            <w:pPr>
-              <w:pStyle w:val="Compact"/>
-            </w:pPr>
-            <w:r>
-              <w:t xml:space="preserve">20</w:t>
-            </w:r>
-          </w:p>
-        </w:tc>
-        <w:tc>
-          <w:tcPr/>
-          <w:p>
-            <w:pPr>
-              <w:pStyle w:val="Compact"/>
-            </w:pPr>
-            <w:r>
-              <w:t xml:space="preserve">An unaligned collective of outlaws seeks leverage over all involved</w:t>
-            </w:r>
-          </w:p>
-        </w:tc>
-      </w:tr>
-    </w:tbl>
-    <w:bookmarkEnd w:id="229"/>
-    <w:bookmarkStart w:id="230" w:name="artifact-discovery-table"/>
-    <w:p>
-      <w:pPr>
-        <w:pStyle w:val="Heading3"/>
-      </w:pPr>
-      <w:r>
-        <w:rPr>
-          <w:b/>
-          <w:bCs/>
-        </w:rPr>
-        <w:t xml:space="preserve">Artifact Discovery Table</w:t>
-      </w:r>
-    </w:p>
-    <w:tbl>
-      <w:tblPr>
-        <w:tblStyle w:val="Table"/>
-        <w:tblW w:type="pct" w:w="5000"/>
-        <w:tblLayout w:type="fixed"/>
-        <w:tblLook w:firstRow="1" w:lastRow="0" w:firstColumn="0" w:lastColumn="0" w:noHBand="0" w:noVBand="0" w:val="0020"/>
-      </w:tblPr>
-      <w:tblGrid>
-        <w:gridCol w:w="565"/>
-        <w:gridCol w:w="7354"/>
-      </w:tblGrid>
-      <w:tr>
-        <w:trPr>
-          <w:tblHeader w:val="on"/>
-        </w:trPr>
-        <w:tc>
-          <w:tcPr/>
-          <w:p>
-            <w:pPr>
-              <w:pStyle w:val="Compact"/>
-            </w:pPr>
-            <w:r>
-              <w:t xml:space="preserve">D20</w:t>
-            </w:r>
-          </w:p>
-        </w:tc>
-        <w:tc>
-          <w:tcPr/>
-          <w:p>
-            <w:pPr>
-              <w:pStyle w:val="Compact"/>
-            </w:pPr>
-            <w:r>
-              <w:t xml:space="preserve">Artifact Found</w:t>
-            </w:r>
-          </w:p>
-        </w:tc>
-      </w:tr>
-      <w:tr>
-        <w:tc>
-          <w:tcPr/>
-          <w:p>
-            <w:pPr>
-              <w:pStyle w:val="Compact"/>
-            </w:pPr>
-            <w:r>
-              <w:t xml:space="preserve">1</w:t>
-            </w:r>
-          </w:p>
-        </w:tc>
-        <w:tc>
-          <w:tcPr/>
-          <w:p>
-            <w:pPr>
-              <w:pStyle w:val="Compact"/>
-            </w:pPr>
-            <w:r>
-              <w:t xml:space="preserve">A hovering sphere containing encoded star charts</w:t>
-            </w:r>
-          </w:p>
-        </w:tc>
-      </w:tr>
-      <w:tr>
-        <w:tc>
-          <w:tcPr/>
-          <w:p>
-            <w:pPr>
-              <w:pStyle w:val="Compact"/>
-            </w:pPr>
-            <w:r>
-              <w:t xml:space="preserve">2</w:t>
-            </w:r>
-          </w:p>
-        </w:tc>
-        <w:tc>
-          <w:tcPr/>
-          <w:p>
-            <w:pPr>
-              <w:pStyle w:val="Compact"/>
-            </w:pPr>
-            <w:r>
-              <w:t xml:space="preserve">A gravity-defying obelisk with glowing glyphs</w:t>
-            </w:r>
-          </w:p>
-        </w:tc>
-      </w:tr>
-      <w:tr>
-        <w:tc>
-          <w:tcPr/>
-          <w:p>
-            <w:pPr>
-              <w:pStyle w:val="Compact"/>
-            </w:pPr>
-            <w:r>
-              <w:t xml:space="preserve">3</w:t>
-            </w:r>
-          </w:p>
-        </w:tc>
-        <w:tc>
-          <w:tcPr/>
-          <w:p>
-            <w:pPr>
-              <w:pStyle w:val="Compact"/>
-            </w:pPr>
-            <w:r>
-              <w:t xml:space="preserve">A shard of crystal that emits a melodic hum</w:t>
-            </w:r>
-          </w:p>
-        </w:tc>
-      </w:tr>
-      <w:tr>
-        <w:tc>
-          <w:tcPr/>
-          <w:p>
-            <w:pPr>
-              <w:pStyle w:val="Compact"/>
-            </w:pPr>
-            <w:r>
-              <w:t xml:space="preserve">4</w:t>
-            </w:r>
-          </w:p>
-        </w:tc>
-        <w:tc>
-          <w:tcPr/>
-          <w:p>
-            <w:pPr>
-              <w:pStyle w:val="Compact"/>
-            </w:pPr>
-            <w:r>
-              <w:t xml:space="preserve">A mechanical insect that appears semi-sentient</w:t>
-            </w:r>
-          </w:p>
-        </w:tc>
-      </w:tr>
-      <w:tr>
-        <w:tc>
-          <w:tcPr/>
-          <w:p>
-            <w:pPr>
-              <w:pStyle w:val="Compact"/>
-            </w:pPr>
-            <w:r>
-              <w:t xml:space="preserve">5</w:t>
-            </w:r>
-          </w:p>
-        </w:tc>
-        <w:tc>
-          <w:tcPr/>
-          <w:p>
-            <w:pPr>
-              <w:pStyle w:val="Compact"/>
-            </w:pPr>
-            <w:r>
-              <w:t xml:space="preserve">A disk that projects holographic schematics</w:t>
-            </w:r>
-          </w:p>
-        </w:tc>
-      </w:tr>
-      <w:tr>
-        <w:tc>
-          <w:tcPr/>
-          <w:p>
-            <w:pPr>
-              <w:pStyle w:val="Compact"/>
-            </w:pPr>
-            <w:r>
-              <w:t xml:space="preserve">6</w:t>
-            </w:r>
-          </w:p>
-        </w:tc>
-        <w:tc>
-          <w:tcPr/>
-          <w:p>
-            <w:pPr>
-              <w:pStyle w:val="Compact"/>
-            </w:pPr>
-            <w:r>
-              <w:t xml:space="preserve">A liquid-filled cylinder showing shifting forms</w:t>
-            </w:r>
-          </w:p>
-        </w:tc>
-      </w:tr>
-      <w:tr>
-        <w:tc>
-          <w:tcPr/>
-          <w:p>
-            <w:pPr>
-              <w:pStyle w:val="Compact"/>
-            </w:pPr>
-            <w:r>
-              <w:t xml:space="preserve">7</w:t>
-            </w:r>
-          </w:p>
-        </w:tc>
-        <w:tc>
-          <w:tcPr/>
-          <w:p>
-            <w:pPr>
-              <w:pStyle w:val="Compact"/>
-            </w:pPr>
-            <w:r>
-              <w:t xml:space="preserve">A lattice of unknown material absorbing nearby light</w:t>
-            </w:r>
-          </w:p>
-        </w:tc>
-      </w:tr>
-      <w:tr>
-        <w:tc>
-          <w:tcPr/>
-          <w:p>
-            <w:pPr>
-              <w:pStyle w:val="Compact"/>
-            </w:pPr>
-            <w:r>
-              <w:t xml:space="preserve">8</w:t>
-            </w:r>
-          </w:p>
-        </w:tc>
-        <w:tc>
-          <w:tcPr/>
-          <w:p>
-            <w:pPr>
-              <w:pStyle w:val="Compact"/>
-            </w:pPr>
-            <w:r>
-              <w:t xml:space="preserve">A floating cube that rearranges its faces continuously</w:t>
-            </w:r>
-          </w:p>
-        </w:tc>
-      </w:tr>
-      <w:tr>
-        <w:tc>
-          <w:tcPr/>
-          <w:p>
-            <w:pPr>
-              <w:pStyle w:val="Compact"/>
-            </w:pPr>
-            <w:r>
-              <w:t xml:space="preserve">9</w:t>
-            </w:r>
-          </w:p>
-        </w:tc>
-        <w:tc>
-          <w:tcPr/>
-          <w:p>
-            <w:pPr>
-              <w:pStyle w:val="Compact"/>
-            </w:pPr>
-            <w:r>
-              <w:t xml:space="preserve">A weapon-like device that seems too advanced for comprehension</w:t>
-            </w:r>
-          </w:p>
-        </w:tc>
-      </w:tr>
-      <w:tr>
-        <w:tc>
-          <w:tcPr/>
-          <w:p>
-            <w:pPr>
-              <w:pStyle w:val="Compact"/>
-            </w:pPr>
-            <w:r>
-              <w:t xml:space="preserve">10</w:t>
-            </w:r>
-          </w:p>
-        </w:tc>
-        <w:tc>
-          <w:tcPr/>
-          <w:p>
-            <w:pPr>
-              <w:pStyle w:val="Compact"/>
-            </w:pPr>
-            <w:r>
-              <w:t xml:space="preserve">A mask that connects to the wearer’s mind, enhancing perception</w:t>
-            </w:r>
-          </w:p>
-        </w:tc>
-      </w:tr>
-      <w:tr>
-        <w:tc>
-          <w:tcPr/>
-          <w:p>
-            <w:pPr>
-              <w:pStyle w:val="Compact"/>
-            </w:pPr>
-            <w:r>
-              <w:t xml:space="preserve">11</w:t>
-            </w:r>
-          </w:p>
-        </w:tc>
-        <w:tc>
-          <w:tcPr/>
-          <w:p>
-            <w:pPr>
-              <w:pStyle w:val="Compact"/>
-            </w:pPr>
-            <w:r>
-              <w:t xml:space="preserve">A star-shaped pendant that radiates warmth in vacuum</w:t>
-            </w:r>
-          </w:p>
-        </w:tc>
-      </w:tr>
-      <w:tr>
-        <w:tc>
-          <w:tcPr/>
-          <w:p>
-            <w:pPr>
-              <w:pStyle w:val="Compact"/>
-            </w:pPr>
-            <w:r>
-              <w:t xml:space="preserve">12</w:t>
-            </w:r>
-          </w:p>
-        </w:tc>
-        <w:tc>
-          <w:tcPr/>
-          <w:p>
-            <w:pPr>
-              <w:pStyle w:val="Compact"/>
-            </w:pPr>
-            <w:r>
-              <w:t xml:space="preserve">A plant-like organism emitting faint electrical signals</w:t>
-            </w:r>
-          </w:p>
-        </w:tc>
-      </w:tr>
-      <w:tr>
-        <w:tc>
-          <w:tcPr/>
-          <w:p>
-            <w:pPr>
-              <w:pStyle w:val="Compact"/>
-            </w:pPr>
-            <w:r>
-              <w:t xml:space="preserve">13</w:t>
-            </w:r>
-          </w:p>
-        </w:tc>
-        <w:tc>
-          <w:tcPr/>
-          <w:p>
-            <w:pPr>
-              <w:pStyle w:val="Compact"/>
-            </w:pPr>
-            <w:r>
-              <w:t xml:space="preserve">A bracelet that generates a weak, impenetrable force field</w:t>
-            </w:r>
-          </w:p>
-        </w:tc>
-      </w:tr>
-      <w:tr>
-        <w:tc>
-          <w:tcPr/>
-          <w:p>
-            <w:pPr>
-              <w:pStyle w:val="Compact"/>
-            </w:pPr>
-            <w:r>
-              <w:t xml:space="preserve">14</w:t>
-            </w:r>
-          </w:p>
-        </w:tc>
-        <w:tc>
-          <w:tcPr/>
-          <w:p>
-            <w:pPr>
-              <w:pStyle w:val="Compact"/>
-            </w:pPr>
-            <w:r>
-              <w:t xml:space="preserve">A rod capable of disrupting electromagnetic fields nearby</w:t>
-            </w:r>
-          </w:p>
-        </w:tc>
-      </w:tr>
-      <w:tr>
-        <w:tc>
-          <w:tcPr/>
-          <w:p>
-            <w:pPr>
-              <w:pStyle w:val="Compact"/>
-            </w:pPr>
-            <w:r>
-              <w:t xml:space="preserve">15</w:t>
-            </w:r>
-          </w:p>
-        </w:tc>
-        <w:tc>
-          <w:tcPr/>
-          <w:p>
-            <w:pPr>
-              <w:pStyle w:val="Compact"/>
-            </w:pPr>
-            <w:r>
-              <w:t xml:space="preserve">A map showing Precursor ruins scattered across systems</w:t>
-            </w:r>
-          </w:p>
-        </w:tc>
-      </w:tr>
-      <w:tr>
-        <w:tc>
-          <w:tcPr/>
-          <w:p>
-            <w:pPr>
-              <w:pStyle w:val="Compact"/>
-            </w:pPr>
-            <w:r>
-              <w:t xml:space="preserve">16</w:t>
-            </w:r>
-          </w:p>
-        </w:tc>
-        <w:tc>
-          <w:tcPr/>
-          <w:p>
-            <w:pPr>
-              <w:pStyle w:val="Compact"/>
-            </w:pPr>
-            <w:r>
-              <w:t xml:space="preserve">A crystalline entity that interfaces with computer systems</w:t>
-            </w:r>
-          </w:p>
-        </w:tc>
-      </w:tr>
-      <w:tr>
-        <w:tc>
-          <w:tcPr/>
-          <w:p>
-            <w:pPr>
-              <w:pStyle w:val="Compact"/>
-            </w:pPr>
-            <w:r>
-              <w:t xml:space="preserve">17</w:t>
-            </w:r>
-          </w:p>
-        </w:tc>
-        <w:tc>
-          <w:tcPr/>
-          <w:p>
-            <w:pPr>
-              <w:pStyle w:val="Compact"/>
-            </w:pPr>
-            <w:r>
-              <w:t xml:space="preserve">A shard of metal that changes density at will</w:t>
-            </w:r>
-          </w:p>
-        </w:tc>
-      </w:tr>
-      <w:tr>
-        <w:tc>
-          <w:tcPr/>
-          <w:p>
-            <w:pPr>
-              <w:pStyle w:val="Compact"/>
-            </w:pPr>
-            <w:r>
-              <w:t xml:space="preserve">18</w:t>
-            </w:r>
-          </w:p>
-        </w:tc>
-        <w:tc>
-          <w:tcPr/>
-          <w:p>
-            <w:pPr>
-              <w:pStyle w:val="Compact"/>
-            </w:pPr>
-            <w:r>
-              <w:t xml:space="preserve">An organic-looking weapon that bonds with its user</w:t>
-            </w:r>
-          </w:p>
-        </w:tc>
-      </w:tr>
-      <w:tr>
-        <w:tc>
-          <w:tcPr/>
-          <w:p>
-            <w:pPr>
-              <w:pStyle w:val="Compact"/>
-            </w:pPr>
-            <w:r>
-              <w:t xml:space="preserve">19</w:t>
-            </w:r>
-          </w:p>
-        </w:tc>
-        <w:tc>
-          <w:tcPr/>
-          <w:p>
-            <w:pPr>
-              <w:pStyle w:val="Compact"/>
-            </w:pPr>
-            <w:r>
-              <w:t xml:space="preserve">A book-like artifact with shifting inscriptions</w:t>
-            </w:r>
-          </w:p>
-        </w:tc>
-      </w:tr>
-      <w:tr>
-        <w:tc>
-          <w:tcPr/>
-          <w:p>
-            <w:pPr>
-              <w:pStyle w:val="Compact"/>
-            </w:pPr>
-            <w:r>
-              <w:t xml:space="preserve">20</w:t>
-            </w:r>
-          </w:p>
-        </w:tc>
-        <w:tc>
-          <w:tcPr/>
-          <w:p>
-            <w:pPr>
-              <w:pStyle w:val="Compact"/>
-            </w:pPr>
-            <w:r>
-              <w:t xml:space="preserve">A sealed container that resists all attempts to open it</w:t>
-            </w:r>
-          </w:p>
-        </w:tc>
-      </w:tr>
-    </w:tbl>
-    <w:bookmarkEnd w:id="230"/>
-    <w:bookmarkStart w:id="231" w:name="precursor-ruins-features-table"/>
-    <w:p>
-      <w:pPr>
-        <w:pStyle w:val="Heading3"/>
-      </w:pPr>
-      <w:r>
-        <w:rPr>
-          <w:b/>
-          <w:bCs/>
-        </w:rPr>
-        <w:t xml:space="preserve">Precursor Ruins Features Table</w:t>
+    <w:bookmarkEnd w:id="225"/>
+    <w:bookmarkStart w:id="226" w:name="environmental-challenge-table"/>
+    <w:p>
+      <w:pPr>
+        <w:pStyle w:val="Heading2"/>
+      </w:pPr>
+      <w:r>
+        <w:rPr>
+          <w:b/>
+          <w:bCs/>
+        </w:rPr>
+        <w:t xml:space="preserve">Environmental Challenge Table</w:t>
       </w:r>
     </w:p>
     <w:tbl>
@@ -31607,7 +30538,7 @@
               <w:pStyle w:val="Compact"/>
             </w:pPr>
             <w:r>
-              <w:t xml:space="preserve">Ruin Feature</w:t>
+              <w:t xml:space="preserve">Challenge</w:t>
             </w:r>
           </w:p>
         </w:tc>
@@ -31631,7 +30562,7 @@
               <w:pStyle w:val="Compact"/>
             </w:pPr>
             <w:r>
-              <w:t xml:space="preserve">A chamber filled with levitating orbs</w:t>
+              <w:t xml:space="preserve">Intense radiation disrupts sensors</w:t>
             </w:r>
           </w:p>
         </w:tc>
@@ -31655,7 +30586,7 @@
               <w:pStyle w:val="Compact"/>
             </w:pPr>
             <w:r>
-              <w:t xml:space="preserve">Walls that shift when touched</w:t>
+              <w:t xml:space="preserve">Gravity fluctuations impair mobility</w:t>
             </w:r>
           </w:p>
         </w:tc>
@@ -31679,7 +30610,7 @@
               <w:pStyle w:val="Compact"/>
             </w:pPr>
             <w:r>
-              <w:t xml:space="preserve">A holographic map of a distant galaxy</w:t>
+              <w:t xml:space="preserve">Sudden electrical storms short-circuit equipment</w:t>
             </w:r>
           </w:p>
         </w:tc>
@@ -31703,7 +30634,7 @@
               <w:pStyle w:val="Compact"/>
             </w:pPr>
             <w:r>
-              <w:t xml:space="preserve">Pulsating glyphs that respond to movement</w:t>
+              <w:t xml:space="preserve">Hostile native creatures attack</w:t>
             </w:r>
           </w:p>
         </w:tc>
@@ -31727,7 +30658,7 @@
               <w:pStyle w:val="Compact"/>
             </w:pPr>
             <w:r>
-              <w:t xml:space="preserve">A massive spire emitting an unknown signal</w:t>
+              <w:t xml:space="preserve">Toxic atmosphere requires constant monitoring</w:t>
             </w:r>
           </w:p>
         </w:tc>
@@ -31751,7 +30682,7 @@
               <w:pStyle w:val="Compact"/>
             </w:pPr>
             <w:r>
-              <w:t xml:space="preserve">A labyrinth that rearranges itself</w:t>
+              <w:t xml:space="preserve">Extreme temperatures damage supplies</w:t>
             </w:r>
           </w:p>
         </w:tc>
@@ -31775,7 +30706,7 @@
               <w:pStyle w:val="Compact"/>
             </w:pPr>
             <w:r>
-              <w:t xml:space="preserve">A gravity-defying bridge</w:t>
+              <w:t xml:space="preserve">Collapsing terrain blocks progress</w:t>
             </w:r>
           </w:p>
         </w:tc>
@@ -31799,7 +30730,7 @@
               <w:pStyle w:val="Compact"/>
             </w:pPr>
             <w:r>
-              <w:t xml:space="preserve">A vault containing suspended animation chambers</w:t>
+              <w:t xml:space="preserve">Unexpected gravitational pull shifts trajectories</w:t>
             </w:r>
           </w:p>
         </w:tc>
@@ -31823,7 +30754,7 @@
               <w:pStyle w:val="Compact"/>
             </w:pPr>
             <w:r>
-              <w:t xml:space="preserve">A chasm filled with glowing mists</w:t>
+              <w:t xml:space="preserve">Hidden traps within ruins</w:t>
             </w:r>
           </w:p>
         </w:tc>
@@ -31847,7 +30778,7 @@
               <w:pStyle w:val="Compact"/>
             </w:pPr>
             <w:r>
-              <w:t xml:space="preserve">A control panel of incomprehensible complexity</w:t>
+              <w:t xml:space="preserve">Explosive geothermal activity</w:t>
             </w:r>
           </w:p>
         </w:tc>
@@ -31871,7 +30802,7 @@
               <w:pStyle w:val="Compact"/>
             </w:pPr>
             <w:r>
-              <w:t xml:space="preserve">Sentient guardians that challenge intruders</w:t>
+              <w:t xml:space="preserve">Ice storms freeze critical systems</w:t>
             </w:r>
           </w:p>
         </w:tc>
@@ -31895,7 +30826,7 @@
               <w:pStyle w:val="Compact"/>
             </w:pPr>
             <w:r>
-              <w:t xml:space="preserve">A reflecting pool that reveals alternate realities</w:t>
+              <w:t xml:space="preserve">Dense asteroid field damages hull</w:t>
             </w:r>
           </w:p>
         </w:tc>
@@ -31919,7 +30850,7 @@
               <w:pStyle w:val="Compact"/>
             </w:pPr>
             <w:r>
-              <w:t xml:space="preserve">A network of tunnels that seem endless</w:t>
+              <w:t xml:space="preserve">Nebula interference blinds navigation</w:t>
             </w:r>
           </w:p>
         </w:tc>
@@ -31943,7 +30874,7 @@
               <w:pStyle w:val="Compact"/>
             </w:pPr>
             <w:r>
-              <w:t xml:space="preserve">A room resonating with ancient songs</w:t>
+              <w:t xml:space="preserve">Rogue AI systems compromise security</w:t>
             </w:r>
           </w:p>
         </w:tc>
@@ -31967,7 +30898,7 @@
               <w:pStyle w:val="Compact"/>
             </w:pPr>
             <w:r>
-              <w:t xml:space="preserve">Crystal growths that shimmer in different frequencies</w:t>
+              <w:t xml:space="preserve">Contaminated water supply spreads illness</w:t>
             </w:r>
           </w:p>
         </w:tc>
@@ -31991,7 +30922,7 @@
               <w:pStyle w:val="Compact"/>
             </w:pPr>
             <w:r>
-              <w:t xml:space="preserve">A suspended platform orbiting a mini black hole</w:t>
+              <w:t xml:space="preserve">Volcanic eruptions isolate the team</w:t>
             </w:r>
           </w:p>
         </w:tc>
@@ -32015,7 +30946,7 @@
               <w:pStyle w:val="Compact"/>
             </w:pPr>
             <w:r>
-              <w:t xml:space="preserve">An observatory showing celestial events millennia past</w:t>
+              <w:t xml:space="preserve">Dangerous wildlife stalks the crew</w:t>
             </w:r>
           </w:p>
         </w:tc>
@@ -32039,7 +30970,7 @@
               <w:pStyle w:val="Compact"/>
             </w:pPr>
             <w:r>
-              <w:t xml:space="preserve">An artifact generator producing small anomalies</w:t>
+              <w:t xml:space="preserve">Unstable Precursor machinery activates</w:t>
             </w:r>
           </w:p>
         </w:tc>
@@ -32063,7 +30994,7 @@
               <w:pStyle w:val="Compact"/>
             </w:pPr>
             <w:r>
-              <w:t xml:space="preserve">A floor etched with glowing alien constellations</w:t>
+              <w:t xml:space="preserve">Solar flares disrupt communication</w:t>
             </w:r>
           </w:p>
         </w:tc>
@@ -32087,24 +31018,24 @@
               <w:pStyle w:val="Compact"/>
             </w:pPr>
             <w:r>
-              <w:t xml:space="preserve">A hidden sanctuary untouched by time</w:t>
+              <w:t xml:space="preserve">Alien spores compromise health</w:t>
             </w:r>
           </w:p>
         </w:tc>
       </w:tr>
     </w:tbl>
-    <w:bookmarkEnd w:id="231"/>
-    <w:bookmarkStart w:id="232" w:name="space-travel-hazard-table"/>
-    <w:p>
-      <w:pPr>
-        <w:pStyle w:val="Heading3"/>
-      </w:pPr>
-      <w:r>
-        <w:rPr>
-          <w:b/>
-          <w:bCs/>
-        </w:rPr>
-        <w:t xml:space="preserve">Space Travel Hazard Table</w:t>
+    <w:bookmarkEnd w:id="226"/>
+    <w:bookmarkStart w:id="227" w:name="faction-involvement-table"/>
+    <w:p>
+      <w:pPr>
+        <w:pStyle w:val="Heading2"/>
+      </w:pPr>
+      <w:r>
+        <w:rPr>
+          <w:b/>
+          <w:bCs/>
+        </w:rPr>
+        <w:t xml:space="preserve">Faction Involvement Table</w:t>
       </w:r>
     </w:p>
     <w:tbl>
@@ -32115,8 +31046,8 @@
         <w:tblLook w:firstRow="1" w:lastRow="0" w:firstColumn="0" w:lastColumn="0" w:noHBand="0" w:noVBand="0" w:val="0020"/>
       </w:tblPr>
       <w:tblGrid>
-        <w:gridCol w:w="565"/>
-        <w:gridCol w:w="7354"/>
+        <w:gridCol w:w="825"/>
+        <w:gridCol w:w="7095"/>
       </w:tblGrid>
       <w:tr>
         <w:trPr>
@@ -32140,7 +31071,7 @@
               <w:pStyle w:val="Compact"/>
             </w:pPr>
             <w:r>
-              <w:t xml:space="preserve">Hazard Encountered</w:t>
+              <w:t xml:space="preserve">Faction Influence</w:t>
             </w:r>
           </w:p>
         </w:tc>
@@ -32164,7 +31095,7 @@
               <w:pStyle w:val="Compact"/>
             </w:pPr>
             <w:r>
-              <w:t xml:space="preserve">Unstable jumpgate disperses the ship’s signal</w:t>
+              <w:t xml:space="preserve">A secretive Zynthari envoy oversees the mission</w:t>
             </w:r>
           </w:p>
         </w:tc>
@@ -32188,7 +31119,7 @@
               <w:pStyle w:val="Compact"/>
             </w:pPr>
             <w:r>
-              <w:t xml:space="preserve">Solar flares disable shields and electronics</w:t>
+              <w:t xml:space="preserve">Rival megacorporations vie for control of the outcome</w:t>
             </w:r>
           </w:p>
         </w:tc>
@@ -32212,7 +31143,7 @@
               <w:pStyle w:val="Compact"/>
             </w:pPr>
             <w:r>
-              <w:t xml:space="preserve">A rogue asteroid cluster veers into the flight path</w:t>
+              <w:t xml:space="preserve">The Precursor Seekers Guild offers cryptic guidance</w:t>
             </w:r>
           </w:p>
         </w:tc>
@@ -32236,7 +31167,7 @@
               <w:pStyle w:val="Compact"/>
             </w:pPr>
             <w:r>
-              <w:t xml:space="preserve">A gravity well from a collapsing star pulls the ship off course</w:t>
+              <w:t xml:space="preserve">A rogue AI network covertly assists, for unknown reasons</w:t>
             </w:r>
           </w:p>
         </w:tc>
@@ -32260,7 +31191,7 @@
               <w:pStyle w:val="Compact"/>
             </w:pPr>
             <w:r>
-              <w:t xml:space="preserve">A pirate ambush in a debris field</w:t>
+              <w:t xml:space="preserve">Frontier settlers resist interference from outsiders</w:t>
             </w:r>
           </w:p>
         </w:tc>
@@ -32284,7 +31215,7 @@
               <w:pStyle w:val="Compact"/>
             </w:pPr>
             <w:r>
-              <w:t xml:space="preserve">A temporal distortion warps the crew’s perception of time</w:t>
+              <w:t xml:space="preserve">A mercenary faction demands compensation for passage</w:t>
             </w:r>
           </w:p>
         </w:tc>
@@ -32308,7 +31239,7 @@
               <w:pStyle w:val="Compact"/>
             </w:pPr>
             <w:r>
-              <w:t xml:space="preserve">A ship-sized alien predator blocks the route</w:t>
+              <w:t xml:space="preserve">The Sol Union dispatches operatives to monitor events</w:t>
             </w:r>
           </w:p>
         </w:tc>
@@ -32332,7 +31263,7 @@
               <w:pStyle w:val="Compact"/>
             </w:pPr>
             <w:r>
-              <w:t xml:space="preserve">Subspace turbulence threatens to tear the ship apart</w:t>
+              <w:t xml:space="preserve">The Orion Concordium sends a diplomatic envoy</w:t>
             </w:r>
           </w:p>
         </w:tc>
@@ -32356,7 +31287,7 @@
               <w:pStyle w:val="Compact"/>
             </w:pPr>
             <w:r>
-              <w:t xml:space="preserve">An AI virus spreads through navigation systems</w:t>
+              <w:t xml:space="preserve">Smugglers exploit the mission site for profit</w:t>
             </w:r>
           </w:p>
         </w:tc>
@@ -32380,7 +31311,7 @@
               <w:pStyle w:val="Compact"/>
             </w:pPr>
             <w:r>
-              <w:t xml:space="preserve">A Zynthari border patrol stops the ship for questioning</w:t>
+              <w:t xml:space="preserve">Religious zealots of the Fractured Path claim the mission site as sacred</w:t>
             </w:r>
           </w:p>
         </w:tc>
@@ -32404,7 +31335,7 @@
               <w:pStyle w:val="Compact"/>
             </w:pPr>
             <w:r>
-              <w:t xml:space="preserve">A drifting wreck emits a distress signal</w:t>
+              <w:t xml:space="preserve">Pirates use the mission as a distraction for larger raids</w:t>
             </w:r>
           </w:p>
         </w:tc>
@@ -32428,7 +31359,7 @@
               <w:pStyle w:val="Compact"/>
             </w:pPr>
             <w:r>
-              <w:t xml:space="preserve">A void rift interferes with propulsion systems</w:t>
+              <w:t xml:space="preserve">Nova Terra transhumanists intervene, seeing potential advancements</w:t>
             </w:r>
           </w:p>
         </w:tc>
@@ -32452,7 +31383,7 @@
               <w:pStyle w:val="Compact"/>
             </w:pPr>
             <w:r>
-              <w:t xml:space="preserve">A swarm of micrometeoroids damages hull integrity</w:t>
+              <w:t xml:space="preserve">Rebel factions use the area as a staging ground for a larger attack</w:t>
             </w:r>
           </w:p>
         </w:tc>
@@ -32476,7 +31407,7 @@
               <w:pStyle w:val="Compact"/>
             </w:pPr>
             <w:r>
-              <w:t xml:space="preserve">An experimental weapon test zone proves unexpectedly active</w:t>
+              <w:t xml:space="preserve">An alien species tries to reclaim its lost artifact or territory</w:t>
             </w:r>
           </w:p>
         </w:tc>
@@ -32500,7 +31431,7 @@
               <w:pStyle w:val="Compact"/>
             </w:pPr>
             <w:r>
-              <w:t xml:space="preserve">Hostile weather in a gas giant’s atmosphere disrupts sensors</w:t>
+              <w:t xml:space="preserve">The Eclipse Network manipulates events from behind the scenes</w:t>
             </w:r>
           </w:p>
         </w:tc>
@@ -32524,7 +31455,7 @@
               <w:pStyle w:val="Compact"/>
             </w:pPr>
             <w:r>
-              <w:t xml:space="preserve">An alien probe attaches itself to the hull</w:t>
+              <w:t xml:space="preserve">The Interstellar Free Market Consortium pressures for a favorable deal</w:t>
             </w:r>
           </w:p>
         </w:tc>
@@ -32548,7 +31479,7 @@
               <w:pStyle w:val="Compact"/>
             </w:pPr>
             <w:r>
-              <w:t xml:space="preserve">Space debris triggers ship-wide system malfunctions</w:t>
+              <w:t xml:space="preserve">Conservationists demand protection of local ecosystems</w:t>
             </w:r>
           </w:p>
         </w:tc>
@@ -32572,7 +31503,7 @@
               <w:pStyle w:val="Compact"/>
             </w:pPr>
             <w:r>
-              <w:t xml:space="preserve">A mysterious signal draws the crew off-course</w:t>
+              <w:t xml:space="preserve">Rival archaeologists race to uncover a Precursor secret first</w:t>
             </w:r>
           </w:p>
         </w:tc>
@@ -32596,7 +31527,7 @@
               <w:pStyle w:val="Compact"/>
             </w:pPr>
             <w:r>
-              <w:t xml:space="preserve">Phase resonance misalignment causes a risky emergency jump</w:t>
+              <w:t xml:space="preserve">The Frontier Coalition demands a share of the spoils for cooperation</w:t>
             </w:r>
           </w:p>
         </w:tc>
@@ -32620,24 +31551,557 @@
               <w:pStyle w:val="Compact"/>
             </w:pPr>
             <w:r>
-              <w:t xml:space="preserve">An interstellar convoy requests urgent aid against an ambush</w:t>
+              <w:t xml:space="preserve">An unaligned collective of outlaws seeks leverage over all involved</w:t>
             </w:r>
           </w:p>
         </w:tc>
       </w:tr>
     </w:tbl>
-    <w:bookmarkEnd w:id="232"/>
-    <w:bookmarkStart w:id="233" w:name="npc-role-in-mission-table"/>
-    <w:p>
-      <w:pPr>
-        <w:pStyle w:val="Heading3"/>
-      </w:pPr>
-      <w:r>
-        <w:rPr>
-          <w:b/>
-          <w:bCs/>
-        </w:rPr>
-        <w:t xml:space="preserve">NPC Role in Mission Table</w:t>
+    <w:bookmarkEnd w:id="227"/>
+    <w:bookmarkStart w:id="228" w:name="artifact-discovery-table"/>
+    <w:p>
+      <w:pPr>
+        <w:pStyle w:val="Heading2"/>
+      </w:pPr>
+      <w:r>
+        <w:rPr>
+          <w:b/>
+          <w:bCs/>
+        </w:rPr>
+        <w:t xml:space="preserve">Artifact Discovery Table</w:t>
+      </w:r>
+    </w:p>
+    <w:tbl>
+      <w:tblPr>
+        <w:tblStyle w:val="Table"/>
+        <w:tblW w:type="pct" w:w="5000"/>
+        <w:tblLayout w:type="fixed"/>
+        <w:tblLook w:firstRow="1" w:lastRow="0" w:firstColumn="0" w:lastColumn="0" w:noHBand="0" w:noVBand="0" w:val="0020"/>
+      </w:tblPr>
+      <w:tblGrid>
+        <w:gridCol w:w="825"/>
+        <w:gridCol w:w="7095"/>
+      </w:tblGrid>
+      <w:tr>
+        <w:trPr>
+          <w:tblHeader w:val="on"/>
+        </w:trPr>
+        <w:tc>
+          <w:tcPr/>
+          <w:p>
+            <w:pPr>
+              <w:pStyle w:val="Compact"/>
+            </w:pPr>
+            <w:r>
+              <w:t xml:space="preserve">D20</w:t>
+            </w:r>
+          </w:p>
+        </w:tc>
+        <w:tc>
+          <w:tcPr/>
+          <w:p>
+            <w:pPr>
+              <w:pStyle w:val="Compact"/>
+            </w:pPr>
+            <w:r>
+              <w:t xml:space="preserve">Artifact Found</w:t>
+            </w:r>
+          </w:p>
+        </w:tc>
+      </w:tr>
+      <w:tr>
+        <w:tc>
+          <w:tcPr/>
+          <w:p>
+            <w:pPr>
+              <w:pStyle w:val="Compact"/>
+            </w:pPr>
+            <w:r>
+              <w:t xml:space="preserve">1</w:t>
+            </w:r>
+          </w:p>
+        </w:tc>
+        <w:tc>
+          <w:tcPr/>
+          <w:p>
+            <w:pPr>
+              <w:pStyle w:val="Compact"/>
+            </w:pPr>
+            <w:r>
+              <w:t xml:space="preserve">A hovering sphere containing encoded star charts</w:t>
+            </w:r>
+          </w:p>
+        </w:tc>
+      </w:tr>
+      <w:tr>
+        <w:tc>
+          <w:tcPr/>
+          <w:p>
+            <w:pPr>
+              <w:pStyle w:val="Compact"/>
+            </w:pPr>
+            <w:r>
+              <w:t xml:space="preserve">2</w:t>
+            </w:r>
+          </w:p>
+        </w:tc>
+        <w:tc>
+          <w:tcPr/>
+          <w:p>
+            <w:pPr>
+              <w:pStyle w:val="Compact"/>
+            </w:pPr>
+            <w:r>
+              <w:t xml:space="preserve">A gravity-defying obelisk with glowing glyphs</w:t>
+            </w:r>
+          </w:p>
+        </w:tc>
+      </w:tr>
+      <w:tr>
+        <w:tc>
+          <w:tcPr/>
+          <w:p>
+            <w:pPr>
+              <w:pStyle w:val="Compact"/>
+            </w:pPr>
+            <w:r>
+              <w:t xml:space="preserve">3</w:t>
+            </w:r>
+          </w:p>
+        </w:tc>
+        <w:tc>
+          <w:tcPr/>
+          <w:p>
+            <w:pPr>
+              <w:pStyle w:val="Compact"/>
+            </w:pPr>
+            <w:r>
+              <w:t xml:space="preserve">A shard of crystal that emits a melodic hum</w:t>
+            </w:r>
+          </w:p>
+        </w:tc>
+      </w:tr>
+      <w:tr>
+        <w:tc>
+          <w:tcPr/>
+          <w:p>
+            <w:pPr>
+              <w:pStyle w:val="Compact"/>
+            </w:pPr>
+            <w:r>
+              <w:t xml:space="preserve">4</w:t>
+            </w:r>
+          </w:p>
+        </w:tc>
+        <w:tc>
+          <w:tcPr/>
+          <w:p>
+            <w:pPr>
+              <w:pStyle w:val="Compact"/>
+            </w:pPr>
+            <w:r>
+              <w:t xml:space="preserve">A mechanical insect that appears semi-sentient</w:t>
+            </w:r>
+          </w:p>
+        </w:tc>
+      </w:tr>
+      <w:tr>
+        <w:tc>
+          <w:tcPr/>
+          <w:p>
+            <w:pPr>
+              <w:pStyle w:val="Compact"/>
+            </w:pPr>
+            <w:r>
+              <w:t xml:space="preserve">5</w:t>
+            </w:r>
+          </w:p>
+        </w:tc>
+        <w:tc>
+          <w:tcPr/>
+          <w:p>
+            <w:pPr>
+              <w:pStyle w:val="Compact"/>
+            </w:pPr>
+            <w:r>
+              <w:t xml:space="preserve">A disk that projects holographic schematics</w:t>
+            </w:r>
+          </w:p>
+        </w:tc>
+      </w:tr>
+      <w:tr>
+        <w:tc>
+          <w:tcPr/>
+          <w:p>
+            <w:pPr>
+              <w:pStyle w:val="Compact"/>
+            </w:pPr>
+            <w:r>
+              <w:t xml:space="preserve">6</w:t>
+            </w:r>
+          </w:p>
+        </w:tc>
+        <w:tc>
+          <w:tcPr/>
+          <w:p>
+            <w:pPr>
+              <w:pStyle w:val="Compact"/>
+            </w:pPr>
+            <w:r>
+              <w:t xml:space="preserve">A liquid-filled cylinder showing shifting forms</w:t>
+            </w:r>
+          </w:p>
+        </w:tc>
+      </w:tr>
+      <w:tr>
+        <w:tc>
+          <w:tcPr/>
+          <w:p>
+            <w:pPr>
+              <w:pStyle w:val="Compact"/>
+            </w:pPr>
+            <w:r>
+              <w:t xml:space="preserve">7</w:t>
+            </w:r>
+          </w:p>
+        </w:tc>
+        <w:tc>
+          <w:tcPr/>
+          <w:p>
+            <w:pPr>
+              <w:pStyle w:val="Compact"/>
+            </w:pPr>
+            <w:r>
+              <w:t xml:space="preserve">A lattice of unknown material absorbing nearby light</w:t>
+            </w:r>
+          </w:p>
+        </w:tc>
+      </w:tr>
+      <w:tr>
+        <w:tc>
+          <w:tcPr/>
+          <w:p>
+            <w:pPr>
+              <w:pStyle w:val="Compact"/>
+            </w:pPr>
+            <w:r>
+              <w:t xml:space="preserve">8</w:t>
+            </w:r>
+          </w:p>
+        </w:tc>
+        <w:tc>
+          <w:tcPr/>
+          <w:p>
+            <w:pPr>
+              <w:pStyle w:val="Compact"/>
+            </w:pPr>
+            <w:r>
+              <w:t xml:space="preserve">A floating cube that rearranges its faces continuously</w:t>
+            </w:r>
+          </w:p>
+        </w:tc>
+      </w:tr>
+      <w:tr>
+        <w:tc>
+          <w:tcPr/>
+          <w:p>
+            <w:pPr>
+              <w:pStyle w:val="Compact"/>
+            </w:pPr>
+            <w:r>
+              <w:t xml:space="preserve">9</w:t>
+            </w:r>
+          </w:p>
+        </w:tc>
+        <w:tc>
+          <w:tcPr/>
+          <w:p>
+            <w:pPr>
+              <w:pStyle w:val="Compact"/>
+            </w:pPr>
+            <w:r>
+              <w:t xml:space="preserve">A weapon-like device that seems too advanced for comprehension</w:t>
+            </w:r>
+          </w:p>
+        </w:tc>
+      </w:tr>
+      <w:tr>
+        <w:tc>
+          <w:tcPr/>
+          <w:p>
+            <w:pPr>
+              <w:pStyle w:val="Compact"/>
+            </w:pPr>
+            <w:r>
+              <w:t xml:space="preserve">10</w:t>
+            </w:r>
+          </w:p>
+        </w:tc>
+        <w:tc>
+          <w:tcPr/>
+          <w:p>
+            <w:pPr>
+              <w:pStyle w:val="Compact"/>
+            </w:pPr>
+            <w:r>
+              <w:t xml:space="preserve">A mask that connects to the wearer’s mind, enhancing perception</w:t>
+            </w:r>
+          </w:p>
+        </w:tc>
+      </w:tr>
+      <w:tr>
+        <w:tc>
+          <w:tcPr/>
+          <w:p>
+            <w:pPr>
+              <w:pStyle w:val="Compact"/>
+            </w:pPr>
+            <w:r>
+              <w:t xml:space="preserve">11</w:t>
+            </w:r>
+          </w:p>
+        </w:tc>
+        <w:tc>
+          <w:tcPr/>
+          <w:p>
+            <w:pPr>
+              <w:pStyle w:val="Compact"/>
+            </w:pPr>
+            <w:r>
+              <w:t xml:space="preserve">A star-shaped pendant that radiates warmth in vacuum</w:t>
+            </w:r>
+          </w:p>
+        </w:tc>
+      </w:tr>
+      <w:tr>
+        <w:tc>
+          <w:tcPr/>
+          <w:p>
+            <w:pPr>
+              <w:pStyle w:val="Compact"/>
+            </w:pPr>
+            <w:r>
+              <w:t xml:space="preserve">12</w:t>
+            </w:r>
+          </w:p>
+        </w:tc>
+        <w:tc>
+          <w:tcPr/>
+          <w:p>
+            <w:pPr>
+              <w:pStyle w:val="Compact"/>
+            </w:pPr>
+            <w:r>
+              <w:t xml:space="preserve">A plant-like organism emitting faint electrical signals</w:t>
+            </w:r>
+          </w:p>
+        </w:tc>
+      </w:tr>
+      <w:tr>
+        <w:tc>
+          <w:tcPr/>
+          <w:p>
+            <w:pPr>
+              <w:pStyle w:val="Compact"/>
+            </w:pPr>
+            <w:r>
+              <w:t xml:space="preserve">13</w:t>
+            </w:r>
+          </w:p>
+        </w:tc>
+        <w:tc>
+          <w:tcPr/>
+          <w:p>
+            <w:pPr>
+              <w:pStyle w:val="Compact"/>
+            </w:pPr>
+            <w:r>
+              <w:t xml:space="preserve">A bracelet that generates a weak, impenetrable force field</w:t>
+            </w:r>
+          </w:p>
+        </w:tc>
+      </w:tr>
+      <w:tr>
+        <w:tc>
+          <w:tcPr/>
+          <w:p>
+            <w:pPr>
+              <w:pStyle w:val="Compact"/>
+            </w:pPr>
+            <w:r>
+              <w:t xml:space="preserve">14</w:t>
+            </w:r>
+          </w:p>
+        </w:tc>
+        <w:tc>
+          <w:tcPr/>
+          <w:p>
+            <w:pPr>
+              <w:pStyle w:val="Compact"/>
+            </w:pPr>
+            <w:r>
+              <w:t xml:space="preserve">A rod capable of disrupting electromagnetic fields nearby</w:t>
+            </w:r>
+          </w:p>
+        </w:tc>
+      </w:tr>
+      <w:tr>
+        <w:tc>
+          <w:tcPr/>
+          <w:p>
+            <w:pPr>
+              <w:pStyle w:val="Compact"/>
+            </w:pPr>
+            <w:r>
+              <w:t xml:space="preserve">15</w:t>
+            </w:r>
+          </w:p>
+        </w:tc>
+        <w:tc>
+          <w:tcPr/>
+          <w:p>
+            <w:pPr>
+              <w:pStyle w:val="Compact"/>
+            </w:pPr>
+            <w:r>
+              <w:t xml:space="preserve">A map showing Precursor ruins scattered across systems</w:t>
+            </w:r>
+          </w:p>
+        </w:tc>
+      </w:tr>
+      <w:tr>
+        <w:tc>
+          <w:tcPr/>
+          <w:p>
+            <w:pPr>
+              <w:pStyle w:val="Compact"/>
+            </w:pPr>
+            <w:r>
+              <w:t xml:space="preserve">16</w:t>
+            </w:r>
+          </w:p>
+        </w:tc>
+        <w:tc>
+          <w:tcPr/>
+          <w:p>
+            <w:pPr>
+              <w:pStyle w:val="Compact"/>
+            </w:pPr>
+            <w:r>
+              <w:t xml:space="preserve">A crystalline entity that interfaces with computer systems</w:t>
+            </w:r>
+          </w:p>
+        </w:tc>
+      </w:tr>
+      <w:tr>
+        <w:tc>
+          <w:tcPr/>
+          <w:p>
+            <w:pPr>
+              <w:pStyle w:val="Compact"/>
+            </w:pPr>
+            <w:r>
+              <w:t xml:space="preserve">17</w:t>
+            </w:r>
+          </w:p>
+        </w:tc>
+        <w:tc>
+          <w:tcPr/>
+          <w:p>
+            <w:pPr>
+              <w:pStyle w:val="Compact"/>
+            </w:pPr>
+            <w:r>
+              <w:t xml:space="preserve">A shard of metal that changes density at will</w:t>
+            </w:r>
+          </w:p>
+        </w:tc>
+      </w:tr>
+      <w:tr>
+        <w:tc>
+          <w:tcPr/>
+          <w:p>
+            <w:pPr>
+              <w:pStyle w:val="Compact"/>
+            </w:pPr>
+            <w:r>
+              <w:t xml:space="preserve">18</w:t>
+            </w:r>
+          </w:p>
+        </w:tc>
+        <w:tc>
+          <w:tcPr/>
+          <w:p>
+            <w:pPr>
+              <w:pStyle w:val="Compact"/>
+            </w:pPr>
+            <w:r>
+              <w:t xml:space="preserve">An organic-looking weapon that bonds with its user</w:t>
+            </w:r>
+          </w:p>
+        </w:tc>
+      </w:tr>
+      <w:tr>
+        <w:tc>
+          <w:tcPr/>
+          <w:p>
+            <w:pPr>
+              <w:pStyle w:val="Compact"/>
+            </w:pPr>
+            <w:r>
+              <w:t xml:space="preserve">19</w:t>
+            </w:r>
+          </w:p>
+        </w:tc>
+        <w:tc>
+          <w:tcPr/>
+          <w:p>
+            <w:pPr>
+              <w:pStyle w:val="Compact"/>
+            </w:pPr>
+            <w:r>
+              <w:t xml:space="preserve">A book-like artifact with shifting inscriptions</w:t>
+            </w:r>
+          </w:p>
+        </w:tc>
+      </w:tr>
+      <w:tr>
+        <w:tc>
+          <w:tcPr/>
+          <w:p>
+            <w:pPr>
+              <w:pStyle w:val="Compact"/>
+            </w:pPr>
+            <w:r>
+              <w:t xml:space="preserve">20</w:t>
+            </w:r>
+          </w:p>
+        </w:tc>
+        <w:tc>
+          <w:tcPr/>
+          <w:p>
+            <w:pPr>
+              <w:pStyle w:val="Compact"/>
+            </w:pPr>
+            <w:r>
+              <w:t xml:space="preserve">A sealed container that resists all attempts to open it</w:t>
+            </w:r>
+          </w:p>
+        </w:tc>
+      </w:tr>
+    </w:tbl>
+    <w:bookmarkEnd w:id="228"/>
+    <w:bookmarkStart w:id="229" w:name="precursor-ruins-features-table"/>
+    <w:p>
+      <w:pPr>
+        <w:pStyle w:val="Heading2"/>
+      </w:pPr>
+      <w:r>
+        <w:rPr>
+          <w:b/>
+          <w:bCs/>
+        </w:rPr>
+        <w:t xml:space="preserve">Precursor Ruins Features Table</w:t>
       </w:r>
     </w:p>
     <w:tbl>
@@ -32672,6 +32136,1071 @@
               <w:pStyle w:val="Compact"/>
             </w:pPr>
             <w:r>
+              <w:t xml:space="preserve">Ruin Feature</w:t>
+            </w:r>
+          </w:p>
+        </w:tc>
+      </w:tr>
+      <w:tr>
+        <w:tc>
+          <w:tcPr/>
+          <w:p>
+            <w:pPr>
+              <w:pStyle w:val="Compact"/>
+            </w:pPr>
+            <w:r>
+              <w:t xml:space="preserve">1</w:t>
+            </w:r>
+          </w:p>
+        </w:tc>
+        <w:tc>
+          <w:tcPr/>
+          <w:p>
+            <w:pPr>
+              <w:pStyle w:val="Compact"/>
+            </w:pPr>
+            <w:r>
+              <w:t xml:space="preserve">A chamber filled with levitating orbs</w:t>
+            </w:r>
+          </w:p>
+        </w:tc>
+      </w:tr>
+      <w:tr>
+        <w:tc>
+          <w:tcPr/>
+          <w:p>
+            <w:pPr>
+              <w:pStyle w:val="Compact"/>
+            </w:pPr>
+            <w:r>
+              <w:t xml:space="preserve">2</w:t>
+            </w:r>
+          </w:p>
+        </w:tc>
+        <w:tc>
+          <w:tcPr/>
+          <w:p>
+            <w:pPr>
+              <w:pStyle w:val="Compact"/>
+            </w:pPr>
+            <w:r>
+              <w:t xml:space="preserve">Walls that shift when touched</w:t>
+            </w:r>
+          </w:p>
+        </w:tc>
+      </w:tr>
+      <w:tr>
+        <w:tc>
+          <w:tcPr/>
+          <w:p>
+            <w:pPr>
+              <w:pStyle w:val="Compact"/>
+            </w:pPr>
+            <w:r>
+              <w:t xml:space="preserve">3</w:t>
+            </w:r>
+          </w:p>
+        </w:tc>
+        <w:tc>
+          <w:tcPr/>
+          <w:p>
+            <w:pPr>
+              <w:pStyle w:val="Compact"/>
+            </w:pPr>
+            <w:r>
+              <w:t xml:space="preserve">A holographic map of a distant galaxy</w:t>
+            </w:r>
+          </w:p>
+        </w:tc>
+      </w:tr>
+      <w:tr>
+        <w:tc>
+          <w:tcPr/>
+          <w:p>
+            <w:pPr>
+              <w:pStyle w:val="Compact"/>
+            </w:pPr>
+            <w:r>
+              <w:t xml:space="preserve">4</w:t>
+            </w:r>
+          </w:p>
+        </w:tc>
+        <w:tc>
+          <w:tcPr/>
+          <w:p>
+            <w:pPr>
+              <w:pStyle w:val="Compact"/>
+            </w:pPr>
+            <w:r>
+              <w:t xml:space="preserve">Pulsating glyphs that respond to movement</w:t>
+            </w:r>
+          </w:p>
+        </w:tc>
+      </w:tr>
+      <w:tr>
+        <w:tc>
+          <w:tcPr/>
+          <w:p>
+            <w:pPr>
+              <w:pStyle w:val="Compact"/>
+            </w:pPr>
+            <w:r>
+              <w:t xml:space="preserve">5</w:t>
+            </w:r>
+          </w:p>
+        </w:tc>
+        <w:tc>
+          <w:tcPr/>
+          <w:p>
+            <w:pPr>
+              <w:pStyle w:val="Compact"/>
+            </w:pPr>
+            <w:r>
+              <w:t xml:space="preserve">A massive spire emitting an unknown signal</w:t>
+            </w:r>
+          </w:p>
+        </w:tc>
+      </w:tr>
+      <w:tr>
+        <w:tc>
+          <w:tcPr/>
+          <w:p>
+            <w:pPr>
+              <w:pStyle w:val="Compact"/>
+            </w:pPr>
+            <w:r>
+              <w:t xml:space="preserve">6</w:t>
+            </w:r>
+          </w:p>
+        </w:tc>
+        <w:tc>
+          <w:tcPr/>
+          <w:p>
+            <w:pPr>
+              <w:pStyle w:val="Compact"/>
+            </w:pPr>
+            <w:r>
+              <w:t xml:space="preserve">A labyrinth that rearranges itself</w:t>
+            </w:r>
+          </w:p>
+        </w:tc>
+      </w:tr>
+      <w:tr>
+        <w:tc>
+          <w:tcPr/>
+          <w:p>
+            <w:pPr>
+              <w:pStyle w:val="Compact"/>
+            </w:pPr>
+            <w:r>
+              <w:t xml:space="preserve">7</w:t>
+            </w:r>
+          </w:p>
+        </w:tc>
+        <w:tc>
+          <w:tcPr/>
+          <w:p>
+            <w:pPr>
+              <w:pStyle w:val="Compact"/>
+            </w:pPr>
+            <w:r>
+              <w:t xml:space="preserve">A gravity-defying bridge</w:t>
+            </w:r>
+          </w:p>
+        </w:tc>
+      </w:tr>
+      <w:tr>
+        <w:tc>
+          <w:tcPr/>
+          <w:p>
+            <w:pPr>
+              <w:pStyle w:val="Compact"/>
+            </w:pPr>
+            <w:r>
+              <w:t xml:space="preserve">8</w:t>
+            </w:r>
+          </w:p>
+        </w:tc>
+        <w:tc>
+          <w:tcPr/>
+          <w:p>
+            <w:pPr>
+              <w:pStyle w:val="Compact"/>
+            </w:pPr>
+            <w:r>
+              <w:t xml:space="preserve">A vault containing suspended animation chambers</w:t>
+            </w:r>
+          </w:p>
+        </w:tc>
+      </w:tr>
+      <w:tr>
+        <w:tc>
+          <w:tcPr/>
+          <w:p>
+            <w:pPr>
+              <w:pStyle w:val="Compact"/>
+            </w:pPr>
+            <w:r>
+              <w:t xml:space="preserve">9</w:t>
+            </w:r>
+          </w:p>
+        </w:tc>
+        <w:tc>
+          <w:tcPr/>
+          <w:p>
+            <w:pPr>
+              <w:pStyle w:val="Compact"/>
+            </w:pPr>
+            <w:r>
+              <w:t xml:space="preserve">A chasm filled with glowing mists</w:t>
+            </w:r>
+          </w:p>
+        </w:tc>
+      </w:tr>
+      <w:tr>
+        <w:tc>
+          <w:tcPr/>
+          <w:p>
+            <w:pPr>
+              <w:pStyle w:val="Compact"/>
+            </w:pPr>
+            <w:r>
+              <w:t xml:space="preserve">10</w:t>
+            </w:r>
+          </w:p>
+        </w:tc>
+        <w:tc>
+          <w:tcPr/>
+          <w:p>
+            <w:pPr>
+              <w:pStyle w:val="Compact"/>
+            </w:pPr>
+            <w:r>
+              <w:t xml:space="preserve">A control panel of incomprehensible complexity</w:t>
+            </w:r>
+          </w:p>
+        </w:tc>
+      </w:tr>
+      <w:tr>
+        <w:tc>
+          <w:tcPr/>
+          <w:p>
+            <w:pPr>
+              <w:pStyle w:val="Compact"/>
+            </w:pPr>
+            <w:r>
+              <w:t xml:space="preserve">11</w:t>
+            </w:r>
+          </w:p>
+        </w:tc>
+        <w:tc>
+          <w:tcPr/>
+          <w:p>
+            <w:pPr>
+              <w:pStyle w:val="Compact"/>
+            </w:pPr>
+            <w:r>
+              <w:t xml:space="preserve">Sentient guardians that challenge intruders</w:t>
+            </w:r>
+          </w:p>
+        </w:tc>
+      </w:tr>
+      <w:tr>
+        <w:tc>
+          <w:tcPr/>
+          <w:p>
+            <w:pPr>
+              <w:pStyle w:val="Compact"/>
+            </w:pPr>
+            <w:r>
+              <w:t xml:space="preserve">12</w:t>
+            </w:r>
+          </w:p>
+        </w:tc>
+        <w:tc>
+          <w:tcPr/>
+          <w:p>
+            <w:pPr>
+              <w:pStyle w:val="Compact"/>
+            </w:pPr>
+            <w:r>
+              <w:t xml:space="preserve">A reflecting pool that reveals alternate realities</w:t>
+            </w:r>
+          </w:p>
+        </w:tc>
+      </w:tr>
+      <w:tr>
+        <w:tc>
+          <w:tcPr/>
+          <w:p>
+            <w:pPr>
+              <w:pStyle w:val="Compact"/>
+            </w:pPr>
+            <w:r>
+              <w:t xml:space="preserve">13</w:t>
+            </w:r>
+          </w:p>
+        </w:tc>
+        <w:tc>
+          <w:tcPr/>
+          <w:p>
+            <w:pPr>
+              <w:pStyle w:val="Compact"/>
+            </w:pPr>
+            <w:r>
+              <w:t xml:space="preserve">A network of tunnels that seem endless</w:t>
+            </w:r>
+          </w:p>
+        </w:tc>
+      </w:tr>
+      <w:tr>
+        <w:tc>
+          <w:tcPr/>
+          <w:p>
+            <w:pPr>
+              <w:pStyle w:val="Compact"/>
+            </w:pPr>
+            <w:r>
+              <w:t xml:space="preserve">14</w:t>
+            </w:r>
+          </w:p>
+        </w:tc>
+        <w:tc>
+          <w:tcPr/>
+          <w:p>
+            <w:pPr>
+              <w:pStyle w:val="Compact"/>
+            </w:pPr>
+            <w:r>
+              <w:t xml:space="preserve">A room resonating with ancient songs</w:t>
+            </w:r>
+          </w:p>
+        </w:tc>
+      </w:tr>
+      <w:tr>
+        <w:tc>
+          <w:tcPr/>
+          <w:p>
+            <w:pPr>
+              <w:pStyle w:val="Compact"/>
+            </w:pPr>
+            <w:r>
+              <w:t xml:space="preserve">15</w:t>
+            </w:r>
+          </w:p>
+        </w:tc>
+        <w:tc>
+          <w:tcPr/>
+          <w:p>
+            <w:pPr>
+              <w:pStyle w:val="Compact"/>
+            </w:pPr>
+            <w:r>
+              <w:t xml:space="preserve">Crystal growths that shimmer in different frequencies</w:t>
+            </w:r>
+          </w:p>
+        </w:tc>
+      </w:tr>
+      <w:tr>
+        <w:tc>
+          <w:tcPr/>
+          <w:p>
+            <w:pPr>
+              <w:pStyle w:val="Compact"/>
+            </w:pPr>
+            <w:r>
+              <w:t xml:space="preserve">16</w:t>
+            </w:r>
+          </w:p>
+        </w:tc>
+        <w:tc>
+          <w:tcPr/>
+          <w:p>
+            <w:pPr>
+              <w:pStyle w:val="Compact"/>
+            </w:pPr>
+            <w:r>
+              <w:t xml:space="preserve">A suspended platform orbiting a mini black hole</w:t>
+            </w:r>
+          </w:p>
+        </w:tc>
+      </w:tr>
+      <w:tr>
+        <w:tc>
+          <w:tcPr/>
+          <w:p>
+            <w:pPr>
+              <w:pStyle w:val="Compact"/>
+            </w:pPr>
+            <w:r>
+              <w:t xml:space="preserve">17</w:t>
+            </w:r>
+          </w:p>
+        </w:tc>
+        <w:tc>
+          <w:tcPr/>
+          <w:p>
+            <w:pPr>
+              <w:pStyle w:val="Compact"/>
+            </w:pPr>
+            <w:r>
+              <w:t xml:space="preserve">An observatory showing celestial events millennia past</w:t>
+            </w:r>
+          </w:p>
+        </w:tc>
+      </w:tr>
+      <w:tr>
+        <w:tc>
+          <w:tcPr/>
+          <w:p>
+            <w:pPr>
+              <w:pStyle w:val="Compact"/>
+            </w:pPr>
+            <w:r>
+              <w:t xml:space="preserve">18</w:t>
+            </w:r>
+          </w:p>
+        </w:tc>
+        <w:tc>
+          <w:tcPr/>
+          <w:p>
+            <w:pPr>
+              <w:pStyle w:val="Compact"/>
+            </w:pPr>
+            <w:r>
+              <w:t xml:space="preserve">An artifact generator producing small anomalies</w:t>
+            </w:r>
+          </w:p>
+        </w:tc>
+      </w:tr>
+      <w:tr>
+        <w:tc>
+          <w:tcPr/>
+          <w:p>
+            <w:pPr>
+              <w:pStyle w:val="Compact"/>
+            </w:pPr>
+            <w:r>
+              <w:t xml:space="preserve">19</w:t>
+            </w:r>
+          </w:p>
+        </w:tc>
+        <w:tc>
+          <w:tcPr/>
+          <w:p>
+            <w:pPr>
+              <w:pStyle w:val="Compact"/>
+            </w:pPr>
+            <w:r>
+              <w:t xml:space="preserve">A floor etched with glowing alien constellations</w:t>
+            </w:r>
+          </w:p>
+        </w:tc>
+      </w:tr>
+      <w:tr>
+        <w:tc>
+          <w:tcPr/>
+          <w:p>
+            <w:pPr>
+              <w:pStyle w:val="Compact"/>
+            </w:pPr>
+            <w:r>
+              <w:t xml:space="preserve">20</w:t>
+            </w:r>
+          </w:p>
+        </w:tc>
+        <w:tc>
+          <w:tcPr/>
+          <w:p>
+            <w:pPr>
+              <w:pStyle w:val="Compact"/>
+            </w:pPr>
+            <w:r>
+              <w:t xml:space="preserve">A hidden sanctuary untouched by time</w:t>
+            </w:r>
+          </w:p>
+        </w:tc>
+      </w:tr>
+    </w:tbl>
+    <w:bookmarkEnd w:id="229"/>
+    <w:bookmarkStart w:id="230" w:name="space-travel-hazard-table"/>
+    <w:p>
+      <w:pPr>
+        <w:pStyle w:val="Heading2"/>
+      </w:pPr>
+      <w:r>
+        <w:rPr>
+          <w:b/>
+          <w:bCs/>
+        </w:rPr>
+        <w:t xml:space="preserve">Space Travel Hazard Table</w:t>
+      </w:r>
+    </w:p>
+    <w:tbl>
+      <w:tblPr>
+        <w:tblStyle w:val="Table"/>
+        <w:tblW w:type="pct" w:w="5000"/>
+        <w:tblLayout w:type="fixed"/>
+        <w:tblLook w:firstRow="1" w:lastRow="0" w:firstColumn="0" w:lastColumn="0" w:noHBand="0" w:noVBand="0" w:val="0020"/>
+      </w:tblPr>
+      <w:tblGrid>
+        <w:gridCol w:w="825"/>
+        <w:gridCol w:w="7095"/>
+      </w:tblGrid>
+      <w:tr>
+        <w:trPr>
+          <w:tblHeader w:val="on"/>
+        </w:trPr>
+        <w:tc>
+          <w:tcPr/>
+          <w:p>
+            <w:pPr>
+              <w:pStyle w:val="Compact"/>
+            </w:pPr>
+            <w:r>
+              <w:t xml:space="preserve">D20</w:t>
+            </w:r>
+          </w:p>
+        </w:tc>
+        <w:tc>
+          <w:tcPr/>
+          <w:p>
+            <w:pPr>
+              <w:pStyle w:val="Compact"/>
+            </w:pPr>
+            <w:r>
+              <w:t xml:space="preserve">Hazard Encountered</w:t>
+            </w:r>
+          </w:p>
+        </w:tc>
+      </w:tr>
+      <w:tr>
+        <w:tc>
+          <w:tcPr/>
+          <w:p>
+            <w:pPr>
+              <w:pStyle w:val="Compact"/>
+            </w:pPr>
+            <w:r>
+              <w:t xml:space="preserve">1</w:t>
+            </w:r>
+          </w:p>
+        </w:tc>
+        <w:tc>
+          <w:tcPr/>
+          <w:p>
+            <w:pPr>
+              <w:pStyle w:val="Compact"/>
+            </w:pPr>
+            <w:r>
+              <w:t xml:space="preserve">Unstable jumpgate disperses the ship’s signal</w:t>
+            </w:r>
+          </w:p>
+        </w:tc>
+      </w:tr>
+      <w:tr>
+        <w:tc>
+          <w:tcPr/>
+          <w:p>
+            <w:pPr>
+              <w:pStyle w:val="Compact"/>
+            </w:pPr>
+            <w:r>
+              <w:t xml:space="preserve">2</w:t>
+            </w:r>
+          </w:p>
+        </w:tc>
+        <w:tc>
+          <w:tcPr/>
+          <w:p>
+            <w:pPr>
+              <w:pStyle w:val="Compact"/>
+            </w:pPr>
+            <w:r>
+              <w:t xml:space="preserve">Solar flares disable shields and electronics</w:t>
+            </w:r>
+          </w:p>
+        </w:tc>
+      </w:tr>
+      <w:tr>
+        <w:tc>
+          <w:tcPr/>
+          <w:p>
+            <w:pPr>
+              <w:pStyle w:val="Compact"/>
+            </w:pPr>
+            <w:r>
+              <w:t xml:space="preserve">3</w:t>
+            </w:r>
+          </w:p>
+        </w:tc>
+        <w:tc>
+          <w:tcPr/>
+          <w:p>
+            <w:pPr>
+              <w:pStyle w:val="Compact"/>
+            </w:pPr>
+            <w:r>
+              <w:t xml:space="preserve">A rogue asteroid cluster veers into the flight path</w:t>
+            </w:r>
+          </w:p>
+        </w:tc>
+      </w:tr>
+      <w:tr>
+        <w:tc>
+          <w:tcPr/>
+          <w:p>
+            <w:pPr>
+              <w:pStyle w:val="Compact"/>
+            </w:pPr>
+            <w:r>
+              <w:t xml:space="preserve">4</w:t>
+            </w:r>
+          </w:p>
+        </w:tc>
+        <w:tc>
+          <w:tcPr/>
+          <w:p>
+            <w:pPr>
+              <w:pStyle w:val="Compact"/>
+            </w:pPr>
+            <w:r>
+              <w:t xml:space="preserve">A gravity well from a collapsing star pulls the ship off course</w:t>
+            </w:r>
+          </w:p>
+        </w:tc>
+      </w:tr>
+      <w:tr>
+        <w:tc>
+          <w:tcPr/>
+          <w:p>
+            <w:pPr>
+              <w:pStyle w:val="Compact"/>
+            </w:pPr>
+            <w:r>
+              <w:t xml:space="preserve">5</w:t>
+            </w:r>
+          </w:p>
+        </w:tc>
+        <w:tc>
+          <w:tcPr/>
+          <w:p>
+            <w:pPr>
+              <w:pStyle w:val="Compact"/>
+            </w:pPr>
+            <w:r>
+              <w:t xml:space="preserve">A pirate ambush in a debris field</w:t>
+            </w:r>
+          </w:p>
+        </w:tc>
+      </w:tr>
+      <w:tr>
+        <w:tc>
+          <w:tcPr/>
+          <w:p>
+            <w:pPr>
+              <w:pStyle w:val="Compact"/>
+            </w:pPr>
+            <w:r>
+              <w:t xml:space="preserve">6</w:t>
+            </w:r>
+          </w:p>
+        </w:tc>
+        <w:tc>
+          <w:tcPr/>
+          <w:p>
+            <w:pPr>
+              <w:pStyle w:val="Compact"/>
+            </w:pPr>
+            <w:r>
+              <w:t xml:space="preserve">A temporal distortion warps the crew’s perception of time</w:t>
+            </w:r>
+          </w:p>
+        </w:tc>
+      </w:tr>
+      <w:tr>
+        <w:tc>
+          <w:tcPr/>
+          <w:p>
+            <w:pPr>
+              <w:pStyle w:val="Compact"/>
+            </w:pPr>
+            <w:r>
+              <w:t xml:space="preserve">7</w:t>
+            </w:r>
+          </w:p>
+        </w:tc>
+        <w:tc>
+          <w:tcPr/>
+          <w:p>
+            <w:pPr>
+              <w:pStyle w:val="Compact"/>
+            </w:pPr>
+            <w:r>
+              <w:t xml:space="preserve">A ship-sized alien predator blocks the route</w:t>
+            </w:r>
+          </w:p>
+        </w:tc>
+      </w:tr>
+      <w:tr>
+        <w:tc>
+          <w:tcPr/>
+          <w:p>
+            <w:pPr>
+              <w:pStyle w:val="Compact"/>
+            </w:pPr>
+            <w:r>
+              <w:t xml:space="preserve">8</w:t>
+            </w:r>
+          </w:p>
+        </w:tc>
+        <w:tc>
+          <w:tcPr/>
+          <w:p>
+            <w:pPr>
+              <w:pStyle w:val="Compact"/>
+            </w:pPr>
+            <w:r>
+              <w:t xml:space="preserve">Subspace turbulence threatens to tear the ship apart</w:t>
+            </w:r>
+          </w:p>
+        </w:tc>
+      </w:tr>
+      <w:tr>
+        <w:tc>
+          <w:tcPr/>
+          <w:p>
+            <w:pPr>
+              <w:pStyle w:val="Compact"/>
+            </w:pPr>
+            <w:r>
+              <w:t xml:space="preserve">9</w:t>
+            </w:r>
+          </w:p>
+        </w:tc>
+        <w:tc>
+          <w:tcPr/>
+          <w:p>
+            <w:pPr>
+              <w:pStyle w:val="Compact"/>
+            </w:pPr>
+            <w:r>
+              <w:t xml:space="preserve">An AI virus spreads through navigation systems</w:t>
+            </w:r>
+          </w:p>
+        </w:tc>
+      </w:tr>
+      <w:tr>
+        <w:tc>
+          <w:tcPr/>
+          <w:p>
+            <w:pPr>
+              <w:pStyle w:val="Compact"/>
+            </w:pPr>
+            <w:r>
+              <w:t xml:space="preserve">10</w:t>
+            </w:r>
+          </w:p>
+        </w:tc>
+        <w:tc>
+          <w:tcPr/>
+          <w:p>
+            <w:pPr>
+              <w:pStyle w:val="Compact"/>
+            </w:pPr>
+            <w:r>
+              <w:t xml:space="preserve">A Zynthari border patrol stops the ship for questioning</w:t>
+            </w:r>
+          </w:p>
+        </w:tc>
+      </w:tr>
+      <w:tr>
+        <w:tc>
+          <w:tcPr/>
+          <w:p>
+            <w:pPr>
+              <w:pStyle w:val="Compact"/>
+            </w:pPr>
+            <w:r>
+              <w:t xml:space="preserve">11</w:t>
+            </w:r>
+          </w:p>
+        </w:tc>
+        <w:tc>
+          <w:tcPr/>
+          <w:p>
+            <w:pPr>
+              <w:pStyle w:val="Compact"/>
+            </w:pPr>
+            <w:r>
+              <w:t xml:space="preserve">A drifting wreck emits a distress signal</w:t>
+            </w:r>
+          </w:p>
+        </w:tc>
+      </w:tr>
+      <w:tr>
+        <w:tc>
+          <w:tcPr/>
+          <w:p>
+            <w:pPr>
+              <w:pStyle w:val="Compact"/>
+            </w:pPr>
+            <w:r>
+              <w:t xml:space="preserve">12</w:t>
+            </w:r>
+          </w:p>
+        </w:tc>
+        <w:tc>
+          <w:tcPr/>
+          <w:p>
+            <w:pPr>
+              <w:pStyle w:val="Compact"/>
+            </w:pPr>
+            <w:r>
+              <w:t xml:space="preserve">A void rift interferes with propulsion systems</w:t>
+            </w:r>
+          </w:p>
+        </w:tc>
+      </w:tr>
+      <w:tr>
+        <w:tc>
+          <w:tcPr/>
+          <w:p>
+            <w:pPr>
+              <w:pStyle w:val="Compact"/>
+            </w:pPr>
+            <w:r>
+              <w:t xml:space="preserve">13</w:t>
+            </w:r>
+          </w:p>
+        </w:tc>
+        <w:tc>
+          <w:tcPr/>
+          <w:p>
+            <w:pPr>
+              <w:pStyle w:val="Compact"/>
+            </w:pPr>
+            <w:r>
+              <w:t xml:space="preserve">A swarm of micrometeoroids damages hull integrity</w:t>
+            </w:r>
+          </w:p>
+        </w:tc>
+      </w:tr>
+      <w:tr>
+        <w:tc>
+          <w:tcPr/>
+          <w:p>
+            <w:pPr>
+              <w:pStyle w:val="Compact"/>
+            </w:pPr>
+            <w:r>
+              <w:t xml:space="preserve">14</w:t>
+            </w:r>
+          </w:p>
+        </w:tc>
+        <w:tc>
+          <w:tcPr/>
+          <w:p>
+            <w:pPr>
+              <w:pStyle w:val="Compact"/>
+            </w:pPr>
+            <w:r>
+              <w:t xml:space="preserve">An experimental weapon test zone proves unexpectedly active</w:t>
+            </w:r>
+          </w:p>
+        </w:tc>
+      </w:tr>
+      <w:tr>
+        <w:tc>
+          <w:tcPr/>
+          <w:p>
+            <w:pPr>
+              <w:pStyle w:val="Compact"/>
+            </w:pPr>
+            <w:r>
+              <w:t xml:space="preserve">15</w:t>
+            </w:r>
+          </w:p>
+        </w:tc>
+        <w:tc>
+          <w:tcPr/>
+          <w:p>
+            <w:pPr>
+              <w:pStyle w:val="Compact"/>
+            </w:pPr>
+            <w:r>
+              <w:t xml:space="preserve">Hostile weather in a gas giant’s atmosphere disrupts sensors</w:t>
+            </w:r>
+          </w:p>
+        </w:tc>
+      </w:tr>
+      <w:tr>
+        <w:tc>
+          <w:tcPr/>
+          <w:p>
+            <w:pPr>
+              <w:pStyle w:val="Compact"/>
+            </w:pPr>
+            <w:r>
+              <w:t xml:space="preserve">16</w:t>
+            </w:r>
+          </w:p>
+        </w:tc>
+        <w:tc>
+          <w:tcPr/>
+          <w:p>
+            <w:pPr>
+              <w:pStyle w:val="Compact"/>
+            </w:pPr>
+            <w:r>
+              <w:t xml:space="preserve">An alien probe attaches itself to the hull</w:t>
+            </w:r>
+          </w:p>
+        </w:tc>
+      </w:tr>
+      <w:tr>
+        <w:tc>
+          <w:tcPr/>
+          <w:p>
+            <w:pPr>
+              <w:pStyle w:val="Compact"/>
+            </w:pPr>
+            <w:r>
+              <w:t xml:space="preserve">17</w:t>
+            </w:r>
+          </w:p>
+        </w:tc>
+        <w:tc>
+          <w:tcPr/>
+          <w:p>
+            <w:pPr>
+              <w:pStyle w:val="Compact"/>
+            </w:pPr>
+            <w:r>
+              <w:t xml:space="preserve">Space debris triggers ship-wide system malfunctions</w:t>
+            </w:r>
+          </w:p>
+        </w:tc>
+      </w:tr>
+      <w:tr>
+        <w:tc>
+          <w:tcPr/>
+          <w:p>
+            <w:pPr>
+              <w:pStyle w:val="Compact"/>
+            </w:pPr>
+            <w:r>
+              <w:t xml:space="preserve">18</w:t>
+            </w:r>
+          </w:p>
+        </w:tc>
+        <w:tc>
+          <w:tcPr/>
+          <w:p>
+            <w:pPr>
+              <w:pStyle w:val="Compact"/>
+            </w:pPr>
+            <w:r>
+              <w:t xml:space="preserve">A mysterious signal draws the crew off-course</w:t>
+            </w:r>
+          </w:p>
+        </w:tc>
+      </w:tr>
+      <w:tr>
+        <w:tc>
+          <w:tcPr/>
+          <w:p>
+            <w:pPr>
+              <w:pStyle w:val="Compact"/>
+            </w:pPr>
+            <w:r>
+              <w:t xml:space="preserve">19</w:t>
+            </w:r>
+          </w:p>
+        </w:tc>
+        <w:tc>
+          <w:tcPr/>
+          <w:p>
+            <w:pPr>
+              <w:pStyle w:val="Compact"/>
+            </w:pPr>
+            <w:r>
+              <w:t xml:space="preserve">Phase resonance misalignment causes a risky emergency jump</w:t>
+            </w:r>
+          </w:p>
+        </w:tc>
+      </w:tr>
+      <w:tr>
+        <w:tc>
+          <w:tcPr/>
+          <w:p>
+            <w:pPr>
+              <w:pStyle w:val="Compact"/>
+            </w:pPr>
+            <w:r>
+              <w:t xml:space="preserve">20</w:t>
+            </w:r>
+          </w:p>
+        </w:tc>
+        <w:tc>
+          <w:tcPr/>
+          <w:p>
+            <w:pPr>
+              <w:pStyle w:val="Compact"/>
+            </w:pPr>
+            <w:r>
+              <w:t xml:space="preserve">An interstellar convoy requests urgent aid against an ambush</w:t>
+            </w:r>
+          </w:p>
+        </w:tc>
+      </w:tr>
+    </w:tbl>
+    <w:bookmarkEnd w:id="230"/>
+    <w:bookmarkStart w:id="231" w:name="npc-role-in-mission-table"/>
+    <w:p>
+      <w:pPr>
+        <w:pStyle w:val="Heading2"/>
+      </w:pPr>
+      <w:r>
+        <w:rPr>
+          <w:b/>
+          <w:bCs/>
+        </w:rPr>
+        <w:t xml:space="preserve">NPC Role in Mission Table</w:t>
+      </w:r>
+    </w:p>
+    <w:tbl>
+      <w:tblPr>
+        <w:tblStyle w:val="Table"/>
+        <w:tblW w:type="auto" w:w="0"/>
+        <w:tblLook w:firstRow="1" w:lastRow="0" w:firstColumn="0" w:lastColumn="0" w:noHBand="0" w:noVBand="0" w:val="0020"/>
+      </w:tblPr>
+      <w:tblGrid>
+        <w:gridCol w:w="3960"/>
+        <w:gridCol w:w="3960"/>
+      </w:tblGrid>
+      <w:tr>
+        <w:trPr>
+          <w:tblHeader w:val="on"/>
+        </w:trPr>
+        <w:tc>
+          <w:tcPr/>
+          <w:p>
+            <w:pPr>
+              <w:pStyle w:val="Compact"/>
+            </w:pPr>
+            <w:r>
+              <w:t xml:space="preserve">D20</w:t>
+            </w:r>
+          </w:p>
+        </w:tc>
+        <w:tc>
+          <w:tcPr/>
+          <w:p>
+            <w:pPr>
+              <w:pStyle w:val="Compact"/>
+            </w:pPr>
+            <w:r>
               <w:t xml:space="preserve">NPC Role</w:t>
             </w:r>
           </w:p>
@@ -33158,10 +33687,9 @@
         </w:tc>
       </w:tr>
     </w:tbl>
-    <w:bookmarkEnd w:id="233"/>
-    <w:bookmarkEnd w:id="234"/>
-    <w:bookmarkEnd w:id="235"/>
-    <w:bookmarkStart w:id="236" w:name="inspirations"/>
+    <w:bookmarkEnd w:id="231"/>
+    <w:bookmarkEnd w:id="232"/>
+    <w:bookmarkStart w:id="233" w:name="inspirations"/>
     <w:p>
       <w:pPr>
         <w:pStyle w:val="Heading1"/>
@@ -33187,7 +33715,7 @@
         <w:pStyle w:val="Compact"/>
         <w:numPr>
           <w:ilvl w:val="0"/>
-          <w:numId w:val="1171"/>
+          <w:numId w:val="1156"/>
         </w:numPr>
       </w:pPr>
       <w:r>
@@ -33199,7 +33727,7 @@
         <w:pStyle w:val="Compact"/>
         <w:numPr>
           <w:ilvl w:val="0"/>
-          <w:numId w:val="1171"/>
+          <w:numId w:val="1156"/>
         </w:numPr>
       </w:pPr>
       <w:r>
@@ -33240,7 +33768,7 @@
         <w:pStyle w:val="Compact"/>
         <w:numPr>
           <w:ilvl w:val="0"/>
-          <w:numId w:val="1171"/>
+          <w:numId w:val="1156"/>
         </w:numPr>
       </w:pPr>
       <w:r>
@@ -33252,7 +33780,7 @@
         <w:pStyle w:val="Compact"/>
         <w:numPr>
           <w:ilvl w:val="0"/>
-          <w:numId w:val="1171"/>
+          <w:numId w:val="1156"/>
         </w:numPr>
       </w:pPr>
       <w:r>
@@ -33287,7 +33815,7 @@
         <w:pStyle w:val="Compact"/>
         <w:numPr>
           <w:ilvl w:val="0"/>
-          <w:numId w:val="1171"/>
+          <w:numId w:val="1156"/>
         </w:numPr>
       </w:pPr>
       <w:r>
@@ -33299,7 +33827,7 @@
         <w:pStyle w:val="Compact"/>
         <w:numPr>
           <w:ilvl w:val="0"/>
-          <w:numId w:val="1171"/>
+          <w:numId w:val="1156"/>
         </w:numPr>
       </w:pPr>
       <w:r>
@@ -33311,7 +33839,7 @@
         <w:pStyle w:val="Compact"/>
         <w:numPr>
           <w:ilvl w:val="0"/>
-          <w:numId w:val="1171"/>
+          <w:numId w:val="1156"/>
         </w:numPr>
       </w:pPr>
       <w:r>
@@ -33323,7 +33851,7 @@
         <w:pStyle w:val="Compact"/>
         <w:numPr>
           <w:ilvl w:val="0"/>
-          <w:numId w:val="1171"/>
+          <w:numId w:val="1156"/>
         </w:numPr>
       </w:pPr>
       <w:r>
@@ -33347,7 +33875,7 @@
         <w:pStyle w:val="Compact"/>
         <w:numPr>
           <w:ilvl w:val="0"/>
-          <w:numId w:val="1172"/>
+          <w:numId w:val="1157"/>
         </w:numPr>
       </w:pPr>
       <w:r>
@@ -33359,7 +33887,7 @@
         <w:pStyle w:val="Compact"/>
         <w:numPr>
           <w:ilvl w:val="0"/>
-          <w:numId w:val="1172"/>
+          <w:numId w:val="1157"/>
         </w:numPr>
       </w:pPr>
       <w:r>
@@ -33371,7 +33899,7 @@
         <w:pStyle w:val="Compact"/>
         <w:numPr>
           <w:ilvl w:val="0"/>
-          <w:numId w:val="1172"/>
+          <w:numId w:val="1157"/>
         </w:numPr>
       </w:pPr>
       <w:r>
@@ -33383,7 +33911,7 @@
         <w:pStyle w:val="Compact"/>
         <w:numPr>
           <w:ilvl w:val="0"/>
-          <w:numId w:val="1172"/>
+          <w:numId w:val="1157"/>
         </w:numPr>
       </w:pPr>
       <w:r>
@@ -33395,7 +33923,7 @@
         <w:pStyle w:val="Compact"/>
         <w:numPr>
           <w:ilvl w:val="0"/>
-          <w:numId w:val="1172"/>
+          <w:numId w:val="1157"/>
         </w:numPr>
       </w:pPr>
       <w:r>
@@ -33407,7 +33935,7 @@
         <w:pStyle w:val="Compact"/>
         <w:numPr>
           <w:ilvl w:val="0"/>
-          <w:numId w:val="1172"/>
+          <w:numId w:val="1157"/>
         </w:numPr>
       </w:pPr>
       <w:r>
@@ -33431,7 +33959,7 @@
         <w:pStyle w:val="Compact"/>
         <w:numPr>
           <w:ilvl w:val="0"/>
-          <w:numId w:val="1173"/>
+          <w:numId w:val="1158"/>
         </w:numPr>
       </w:pPr>
       <w:r>
@@ -33443,7 +33971,7 @@
         <w:pStyle w:val="Compact"/>
         <w:numPr>
           <w:ilvl w:val="0"/>
-          <w:numId w:val="1173"/>
+          <w:numId w:val="1158"/>
         </w:numPr>
       </w:pPr>
       <w:r>
@@ -33455,7 +33983,7 @@
         <w:pStyle w:val="Compact"/>
         <w:numPr>
           <w:ilvl w:val="0"/>
-          <w:numId w:val="1173"/>
+          <w:numId w:val="1158"/>
         </w:numPr>
       </w:pPr>
       <w:r>
@@ -33467,7 +33995,7 @@
         <w:pStyle w:val="Compact"/>
         <w:numPr>
           <w:ilvl w:val="0"/>
-          <w:numId w:val="1173"/>
+          <w:numId w:val="1158"/>
         </w:numPr>
       </w:pPr>
       <w:r>
@@ -33479,7 +34007,7 @@
         <w:pStyle w:val="Compact"/>
         <w:numPr>
           <w:ilvl w:val="0"/>
-          <w:numId w:val="1173"/>
+          <w:numId w:val="1158"/>
         </w:numPr>
       </w:pPr>
       <w:r>
@@ -33503,7 +34031,7 @@
         <w:pStyle w:val="Compact"/>
         <w:numPr>
           <w:ilvl w:val="0"/>
-          <w:numId w:val="1174"/>
+          <w:numId w:val="1159"/>
         </w:numPr>
       </w:pPr>
       <w:r>
@@ -33515,7 +34043,7 @@
         <w:pStyle w:val="Compact"/>
         <w:numPr>
           <w:ilvl w:val="0"/>
-          <w:numId w:val="1174"/>
+          <w:numId w:val="1159"/>
         </w:numPr>
       </w:pPr>
       <w:r>
@@ -33527,7 +34055,7 @@
         <w:pStyle w:val="Compact"/>
         <w:numPr>
           <w:ilvl w:val="0"/>
-          <w:numId w:val="1174"/>
+          <w:numId w:val="1159"/>
         </w:numPr>
       </w:pPr>
       <w:r>
@@ -33551,7 +34079,7 @@
         <w:pStyle w:val="Compact"/>
         <w:numPr>
           <w:ilvl w:val="0"/>
-          <w:numId w:val="1175"/>
+          <w:numId w:val="1160"/>
         </w:numPr>
       </w:pPr>
       <w:r>
@@ -33563,7 +34091,7 @@
         <w:pStyle w:val="Compact"/>
         <w:numPr>
           <w:ilvl w:val="0"/>
-          <w:numId w:val="1175"/>
+          <w:numId w:val="1160"/>
         </w:numPr>
       </w:pPr>
       <w:r>
@@ -33575,7 +34103,7 @@
         <w:pStyle w:val="Compact"/>
         <w:numPr>
           <w:ilvl w:val="0"/>
-          <w:numId w:val="1175"/>
+          <w:numId w:val="1160"/>
         </w:numPr>
       </w:pPr>
       <w:r>
@@ -33587,7 +34115,7 @@
         <w:pStyle w:val="Compact"/>
         <w:numPr>
           <w:ilvl w:val="0"/>
-          <w:numId w:val="1175"/>
+          <w:numId w:val="1160"/>
         </w:numPr>
       </w:pPr>
       <w:r>
@@ -33599,7 +34127,7 @@
         <w:pStyle w:val="Compact"/>
         <w:numPr>
           <w:ilvl w:val="0"/>
-          <w:numId w:val="1175"/>
+          <w:numId w:val="1160"/>
         </w:numPr>
       </w:pPr>
       <w:r>
@@ -33611,15 +34139,15 @@
         <w:pStyle w:val="Compact"/>
         <w:numPr>
           <w:ilvl w:val="0"/>
-          <w:numId w:val="1175"/>
+          <w:numId w:val="1160"/>
         </w:numPr>
       </w:pPr>
       <w:r>
         <w:t xml:space="preserve">The cost of knowledge: every Precursor discovery raises the question of why they needed to leave it behind</w:t>
       </w:r>
     </w:p>
-    <w:bookmarkEnd w:id="236"/>
-    <w:bookmarkStart w:id="238" w:name="license"/>
+    <w:bookmarkEnd w:id="233"/>
+    <w:bookmarkStart w:id="235" w:name="license"/>
     <w:p>
       <w:pPr>
         <w:pStyle w:val="Heading1"/>
@@ -33662,7 +34190,7 @@
       <w:r>
         <w:t xml:space="preserve"> </w:t>
       </w:r>
-      <w:hyperlink r:id="rId237">
+      <w:hyperlink r:id="rId234">
         <w:r>
           <w:rPr>
             <w:rStyle w:val="Hyperlink"/>
@@ -33677,7 +34205,7 @@
         <w:t xml:space="preserve">or send a letter to Creative Commons, PO Box 1866, Mountain View, CA 94042, USA.</w:t>
       </w:r>
     </w:p>
-    <w:bookmarkEnd w:id="238"/>
+    <w:bookmarkEnd w:id="235"/>
     <w:sectPr>
       <w:footnotePr>
         <w:numRestart w:val="eachSect"/>
@@ -34943,78 +35471,6 @@
     <w:abstractNumId w:val="991"/>
   </w:num>
   <w:num w:numId="1160">
-    <w:abstractNumId w:val="991"/>
-  </w:num>
-  <w:num w:numId="1161">
-    <w:abstractNumId w:val="991"/>
-  </w:num>
-  <w:num w:numId="1162">
-    <w:abstractNumId w:val="991"/>
-  </w:num>
-  <w:num w:numId="1163">
-    <w:abstractNumId w:val="991"/>
-  </w:num>
-  <w:num w:numId="1164">
-    <w:abstractNumId w:val="991"/>
-  </w:num>
-  <w:num w:numId="1165">
-    <w:abstractNumId w:val="991"/>
-  </w:num>
-  <w:num w:numId="1166">
-    <w:abstractNumId w:val="991"/>
-  </w:num>
-  <w:num w:numId="1167">
-    <w:abstractNumId w:val="991"/>
-  </w:num>
-  <w:num w:numId="1168">
-    <w:abstractNumId w:val="991"/>
-  </w:num>
-  <w:num w:numId="1169">
-    <w:abstractNumId w:val="99411"/>
-    <w:lvlOverride w:ilvl="0">
-      <w:startOverride w:val="1"/>
-    </w:lvlOverride>
-    <w:lvlOverride w:ilvl="1">
-      <w:startOverride w:val="1"/>
-    </w:lvlOverride>
-    <w:lvlOverride w:ilvl="2">
-      <w:startOverride w:val="1"/>
-    </w:lvlOverride>
-    <w:lvlOverride w:ilvl="3">
-      <w:startOverride w:val="1"/>
-    </w:lvlOverride>
-    <w:lvlOverride w:ilvl="4">
-      <w:startOverride w:val="1"/>
-    </w:lvlOverride>
-    <w:lvlOverride w:ilvl="5">
-      <w:startOverride w:val="1"/>
-    </w:lvlOverride>
-    <w:lvlOverride w:ilvl="6">
-      <w:startOverride w:val="1"/>
-    </w:lvlOverride>
-    <w:lvlOverride w:ilvl="7">
-      <w:startOverride w:val="1"/>
-    </w:lvlOverride>
-    <w:lvlOverride w:ilvl="8">
-      <w:startOverride w:val="1"/>
-    </w:lvlOverride>
-  </w:num>
-  <w:num w:numId="1170">
-    <w:abstractNumId w:val="991"/>
-  </w:num>
-  <w:num w:numId="1171">
-    <w:abstractNumId w:val="991"/>
-  </w:num>
-  <w:num w:numId="1172">
-    <w:abstractNumId w:val="991"/>
-  </w:num>
-  <w:num w:numId="1173">
-    <w:abstractNumId w:val="991"/>
-  </w:num>
-  <w:num w:numId="1174">
-    <w:abstractNumId w:val="991"/>
-  </w:num>
-  <w:num w:numId="1175">
     <w:abstractNumId w:val="991"/>
   </w:num>
 </w:numbering>

--- a/docs/orion-beyond-the-frontier.docx
+++ b/docs/orion-beyond-the-frontier.docx
@@ -23,7 +23,7 @@
         <w:pStyle w:val="Date"/>
       </w:pPr>
       <w:r>
-        <w:t xml:space="preserve">2026-06-09</w:t>
+        <w:t xml:space="preserve">2026-06-24</w:t>
       </w:r>
     </w:p>
     <w:sdt>

--- a/docs/orion-beyond-the-frontier.docx
+++ b/docs/orion-beyond-the-frontier.docx
@@ -23,7 +23,7 @@
         <w:pStyle w:val="Date"/>
       </w:pPr>
       <w:r>
-        <w:t xml:space="preserve">2026-06-24</w:t>
+        <w:t xml:space="preserve">2026-07-31</w:t>
       </w:r>
     </w:p>
     <w:sdt>
